--- a/docs/reference/HQ placement and assembly guide.docx
+++ b/docs/reference/HQ placement and assembly guide.docx
@@ -2402,127 +2402,116 @@
               <w:t>4,000 triangles</w:t>
             </w:r>
           </w:p>
-          <w:p>
-            <w:r>
-              <w:rPr>
+        </w:tc>
+        <w:tc>
+          <w:tcPr>
+            <w:tcW w:type="dxa" w:w="3600"/>
+            <w:vAlign w:val="center"/>
+            <w:tcMar>
+              <w:top w:w="55" w:type="dxa"/>
+              <w:bottom w:w="55" w:type="dxa"/>
+              <w:left w:w="100" w:type="dxa"/>
+              <w:right w:w="100" w:type="dxa"/>
+            </w:tcMar>
+            <w:shd w:fill="F2F5F7"/>
+          </w:tcPr>
+          <w:p>
+            <w:pPr>
+              <w:spacing w:after="40" w:line="247" w:lineRule="auto"/>
+            </w:pPr>
+            <w:r/>
+            <w:r>
+              <w:rPr>
+                <w:rFonts w:ascii="Segoe UI" w:hAnsi="Segoe UI"/>
+                <w:b w:val="0"/>
+                <w:color w:val="000000"/>
+                <w:sz w:val="18"/>
+              </w:rPr>
+              <w:t>Perimeter, bridge, plank gate</w:t>
+            </w:r>
+          </w:p>
+          <w:p>
+            <w:pPr>
+              <w:spacing w:after="40" w:line="247" w:lineRule="auto"/>
+            </w:pPr>
+            <w:r>
+              <w:rPr>
+                <w:rFonts w:ascii="Segoe UI" w:hAnsi="Segoe UI"/>
+                <w:b w:val="0"/>
+                <w:color w:val="000000"/>
+                <w:sz w:val="18"/>
+              </w:rPr>
+              <w:t>Quantity 90 to 120</w:t>
+            </w:r>
+          </w:p>
+          <w:p>
+            <w:pPr>
+              <w:spacing w:after="40" w:line="247" w:lineRule="auto"/>
+            </w:pPr>
+            <w:r>
+              <w:rPr>
+                <w:rFonts w:ascii="Segoe UI" w:hAnsi="Segoe UI"/>
+                <w:b w:val="0"/>
+                <w:color w:val="000000"/>
+                <w:sz w:val="18"/>
+              </w:rPr>
+              <w:t>Mesh 1.84 × 0.20 × 0.71</w:t>
+            </w:r>
+          </w:p>
+          <w:p>
+            <w:pPr>
+              <w:spacing w:after="40" w:line="247" w:lineRule="auto"/>
+            </w:pPr>
+            <w:r>
+              <w:rPr>
+                <w:rFonts w:ascii="Segoe UI" w:hAnsi="Segoe UI"/>
+                <w:b w:val="0"/>
+                <w:color w:val="000000"/>
+                <w:sz w:val="18"/>
+              </w:rPr>
+              <w:t>Length 2 m; total barrier 1.4 m high</w:t>
+            </w:r>
+          </w:p>
+        </w:tc>
+        <w:tc>
+          <w:tcPr>
+            <w:tcW w:type="dxa" w:w="8856"/>
+            <w:vAlign w:val="center"/>
+            <w:tcMar>
+              <w:top w:w="55" w:type="dxa"/>
+              <w:bottom w:w="55" w:type="dxa"/>
+              <w:left w:w="100" w:type="dxa"/>
+              <w:right w:w="100" w:type="dxa"/>
+            </w:tcMar>
+            <w:shd w:fill="F2F5F7"/>
+          </w:tcPr>
+          <w:p>
+            <w:pPr>
+              <w:spacing w:after="40" w:line="247" w:lineRule="auto"/>
+            </w:pPr>
+            <w:r/>
+            <w:r>
+              <w:rPr>
+                <w:rFonts w:ascii="Segoe UI" w:hAnsi="Segoe UI"/>
+                <w:b w:val="0"/>
+                <w:color w:val="000000"/>
+                <w:sz w:val="18"/>
+              </w:rPr>
+              <w:t>Raise/rebuild post shafts and add a broad lower skirt in the HQ variant; preserve existing mesh details. Measured mesh alone is 0.71 m high. Gate is a separate hinged instance driven by the existing plank logic. No player-sized holes.</w:t>
+            </w:r>
+          </w:p>
+          <w:p>
+            <w:pPr>
+              <w:spacing w:after="40" w:line="247" w:lineRule="auto"/>
+            </w:pPr>
+            <w:r>
+              <w:rPr>
+                <w:rFonts w:ascii="Segoe UI" w:hAnsi="Segoe UI"/>
                 <w:b/>
-                <w:sz w:val="18"/>
-              </w:rPr>
-              <w:t>Meshy AI: NO</w:t>
-              <w:br/>
-              <w:t>Reuse ship model</w:t>
-            </w:r>
-          </w:p>
-        </w:tc>
-        <w:tc>
-          <w:tcPr>
-            <w:tcW w:type="dxa" w:w="3600"/>
-            <w:vAlign w:val="center"/>
-            <w:tcMar>
-              <w:top w:w="55" w:type="dxa"/>
-              <w:bottom w:w="55" w:type="dxa"/>
-              <w:left w:w="100" w:type="dxa"/>
-              <w:right w:w="100" w:type="dxa"/>
-            </w:tcMar>
-            <w:shd w:fill="F2F5F7"/>
-          </w:tcPr>
-          <w:p>
-            <w:pPr>
-              <w:spacing w:after="40" w:line="247" w:lineRule="auto"/>
-            </w:pPr>
-            <w:r/>
-            <w:r>
-              <w:rPr>
-                <w:rFonts w:ascii="Segoe UI" w:hAnsi="Segoe UI"/>
-                <w:b w:val="0"/>
-                <w:color w:val="000000"/>
-                <w:sz w:val="18"/>
-              </w:rPr>
-              <w:t>Perimeter, bridge, plank gate</w:t>
-            </w:r>
-          </w:p>
-          <w:p>
-            <w:pPr>
-              <w:spacing w:after="40" w:line="247" w:lineRule="auto"/>
-            </w:pPr>
-            <w:r>
-              <w:rPr>
-                <w:rFonts w:ascii="Segoe UI" w:hAnsi="Segoe UI"/>
-                <w:b w:val="0"/>
-                <w:color w:val="000000"/>
-                <w:sz w:val="18"/>
-              </w:rPr>
-              <w:t>Quantity 90 to 120</w:t>
-            </w:r>
-          </w:p>
-          <w:p>
-            <w:pPr>
-              <w:spacing w:after="40" w:line="247" w:lineRule="auto"/>
-            </w:pPr>
-            <w:r>
-              <w:rPr>
-                <w:rFonts w:ascii="Segoe UI" w:hAnsi="Segoe UI"/>
-                <w:b w:val="0"/>
-                <w:color w:val="000000"/>
-                <w:sz w:val="18"/>
-              </w:rPr>
-              <w:t>Mesh 1.84 × 0.20 × 0.71</w:t>
-            </w:r>
-          </w:p>
-          <w:p>
-            <w:pPr>
-              <w:spacing w:after="40" w:line="247" w:lineRule="auto"/>
-            </w:pPr>
-            <w:r>
-              <w:rPr>
-                <w:rFonts w:ascii="Segoe UI" w:hAnsi="Segoe UI"/>
-                <w:b w:val="0"/>
-                <w:color w:val="000000"/>
-                <w:sz w:val="18"/>
-              </w:rPr>
-              <w:t>Length 2 m; total barrier 1.4 m high</w:t>
-            </w:r>
-          </w:p>
-        </w:tc>
-        <w:tc>
-          <w:tcPr>
-            <w:tcW w:type="dxa" w:w="8856"/>
-            <w:vAlign w:val="center"/>
-            <w:tcMar>
-              <w:top w:w="55" w:type="dxa"/>
-              <w:bottom w:w="55" w:type="dxa"/>
-              <w:left w:w="100" w:type="dxa"/>
-              <w:right w:w="100" w:type="dxa"/>
-            </w:tcMar>
-            <w:shd w:fill="F2F5F7"/>
-          </w:tcPr>
-          <w:p>
-            <w:pPr>
-              <w:spacing w:after="40" w:line="247" w:lineRule="auto"/>
-            </w:pPr>
-            <w:r/>
-            <w:r>
-              <w:rPr>
-                <w:rFonts w:ascii="Segoe UI" w:hAnsi="Segoe UI"/>
-                <w:b w:val="0"/>
-                <w:color w:val="000000"/>
-                <w:sz w:val="18"/>
-              </w:rPr>
-              <w:t>Raise/rebuild post shafts and add a broad lower skirt in the HQ variant; preserve existing mesh details. Measured mesh alone is 0.71 m high. Gate is a separate hinged instance driven by the existing plank logic. No player-sized holes.</w:t>
-            </w:r>
-          </w:p>
-          <w:p>
-            <w:pPr>
-              <w:spacing w:after="40" w:line="247" w:lineRule="auto"/>
-            </w:pPr>
-            <w:r>
-              <w:rPr>
-                <w:rFonts w:ascii="Segoe UI" w:hAnsi="Segoe UI"/>
-                <w:b w:val="0"/>
-                <w:color w:val="000000"/>
-                <w:sz w:val="18"/>
-              </w:rPr>
-              <w:t>No generation prompt: this model already exists.</w:t>
+                <w:color w:val="000000"/>
+                <w:sz w:val="18"/>
+              </w:rPr>
+              <w:t>Meshy AI: NO — reuse the existing ship model.</w:t>
             </w:r>
           </w:p>
         </w:tc>
@@ -2586,127 +2575,116 @@
               <w:t>4,000 triangles</w:t>
             </w:r>
           </w:p>
-          <w:p>
-            <w:r>
-              <w:rPr>
+        </w:tc>
+        <w:tc>
+          <w:tcPr>
+            <w:tcW w:type="dxa" w:w="3600"/>
+            <w:vAlign w:val="center"/>
+            <w:tcMar>
+              <w:top w:w="55" w:type="dxa"/>
+              <w:bottom w:w="55" w:type="dxa"/>
+              <w:left w:w="100" w:type="dxa"/>
+              <w:right w:w="100" w:type="dxa"/>
+            </w:tcMar>
+            <w:shd w:fill="FFFFFF"/>
+          </w:tcPr>
+          <w:p>
+            <w:pPr>
+              <w:spacing w:after="40" w:line="247" w:lineRule="auto"/>
+            </w:pPr>
+            <w:r/>
+            <w:r>
+              <w:rPr>
+                <w:rFonts w:ascii="Segoe UI" w:hAnsi="Segoe UI"/>
+                <w:b w:val="0"/>
+                <w:color w:val="000000"/>
+                <w:sz w:val="18"/>
+              </w:rPr>
+              <w:t>Rail posts and depot lighting</w:t>
+            </w:r>
+          </w:p>
+          <w:p>
+            <w:pPr>
+              <w:spacing w:after="40" w:line="247" w:lineRule="auto"/>
+            </w:pPr>
+            <w:r>
+              <w:rPr>
+                <w:rFonts w:ascii="Segoe UI" w:hAnsi="Segoe UI"/>
+                <w:b w:val="0"/>
+                <w:color w:val="000000"/>
+                <w:sz w:val="18"/>
+              </w:rPr>
+              <w:t>Quantity 28 to 40</w:t>
+            </w:r>
+          </w:p>
+          <w:p>
+            <w:pPr>
+              <w:spacing w:after="40" w:line="247" w:lineRule="auto"/>
+            </w:pPr>
+            <w:r>
+              <w:rPr>
+                <w:rFonts w:ascii="Segoe UI" w:hAnsi="Segoe UI"/>
+                <w:b w:val="0"/>
+                <w:color w:val="000000"/>
+                <w:sz w:val="18"/>
+              </w:rPr>
+              <w:t>Mesh 0.45 × 0.60 × 1.40</w:t>
+            </w:r>
+          </w:p>
+          <w:p>
+            <w:pPr>
+              <w:spacing w:after="40" w:line="247" w:lineRule="auto"/>
+            </w:pPr>
+            <w:r>
+              <w:rPr>
+                <w:rFonts w:ascii="Segoe UI" w:hAnsi="Segoe UI"/>
+                <w:b w:val="0"/>
+                <w:color w:val="000000"/>
+                <w:sz w:val="18"/>
+              </w:rPr>
+              <w:t>Use ship scale initially</w:t>
+            </w:r>
+          </w:p>
+        </w:tc>
+        <w:tc>
+          <w:tcPr>
+            <w:tcW w:type="dxa" w:w="8856"/>
+            <w:vAlign w:val="center"/>
+            <w:tcMar>
+              <w:top w:w="55" w:type="dxa"/>
+              <w:bottom w:w="55" w:type="dxa"/>
+              <w:left w:w="100" w:type="dxa"/>
+              <w:right w:w="100" w:type="dxa"/>
+            </w:tcMar>
+            <w:shd w:fill="FFFFFF"/>
+          </w:tcPr>
+          <w:p>
+            <w:pPr>
+              <w:spacing w:after="40" w:line="247" w:lineRule="auto"/>
+            </w:pPr>
+            <w:r/>
+            <w:r>
+              <w:rPr>
+                <w:rFonts w:ascii="Segoe UI" w:hAnsi="Segoe UI"/>
+                <w:b w:val="0"/>
+                <w:color w:val="000000"/>
+                <w:sz w:val="18"/>
+              </w:rPr>
+              <w:t>Retain warm lens and add lights only where they help navigation. Sheltered shop lighting can reuse the lamp head through a local mesh adaptation if needed, without regenerating it.</w:t>
+            </w:r>
+          </w:p>
+          <w:p>
+            <w:pPr>
+              <w:spacing w:after="40" w:line="247" w:lineRule="auto"/>
+            </w:pPr>
+            <w:r>
+              <w:rPr>
+                <w:rFonts w:ascii="Segoe UI" w:hAnsi="Segoe UI"/>
                 <w:b/>
-                <w:sz w:val="18"/>
-              </w:rPr>
-              <w:t>Meshy AI: NO</w:t>
-              <w:br/>
-              <w:t>Reuse ship model</w:t>
-            </w:r>
-          </w:p>
-        </w:tc>
-        <w:tc>
-          <w:tcPr>
-            <w:tcW w:type="dxa" w:w="3600"/>
-            <w:vAlign w:val="center"/>
-            <w:tcMar>
-              <w:top w:w="55" w:type="dxa"/>
-              <w:bottom w:w="55" w:type="dxa"/>
-              <w:left w:w="100" w:type="dxa"/>
-              <w:right w:w="100" w:type="dxa"/>
-            </w:tcMar>
-            <w:shd w:fill="FFFFFF"/>
-          </w:tcPr>
-          <w:p>
-            <w:pPr>
-              <w:spacing w:after="40" w:line="247" w:lineRule="auto"/>
-            </w:pPr>
-            <w:r/>
-            <w:r>
-              <w:rPr>
-                <w:rFonts w:ascii="Segoe UI" w:hAnsi="Segoe UI"/>
-                <w:b w:val="0"/>
-                <w:color w:val="000000"/>
-                <w:sz w:val="18"/>
-              </w:rPr>
-              <w:t>Rail posts and depot lighting</w:t>
-            </w:r>
-          </w:p>
-          <w:p>
-            <w:pPr>
-              <w:spacing w:after="40" w:line="247" w:lineRule="auto"/>
-            </w:pPr>
-            <w:r>
-              <w:rPr>
-                <w:rFonts w:ascii="Segoe UI" w:hAnsi="Segoe UI"/>
-                <w:b w:val="0"/>
-                <w:color w:val="000000"/>
-                <w:sz w:val="18"/>
-              </w:rPr>
-              <w:t>Quantity 28 to 40</w:t>
-            </w:r>
-          </w:p>
-          <w:p>
-            <w:pPr>
-              <w:spacing w:after="40" w:line="247" w:lineRule="auto"/>
-            </w:pPr>
-            <w:r>
-              <w:rPr>
-                <w:rFonts w:ascii="Segoe UI" w:hAnsi="Segoe UI"/>
-                <w:b w:val="0"/>
-                <w:color w:val="000000"/>
-                <w:sz w:val="18"/>
-              </w:rPr>
-              <w:t>Mesh 0.45 × 0.60 × 1.40</w:t>
-            </w:r>
-          </w:p>
-          <w:p>
-            <w:pPr>
-              <w:spacing w:after="40" w:line="247" w:lineRule="auto"/>
-            </w:pPr>
-            <w:r>
-              <w:rPr>
-                <w:rFonts w:ascii="Segoe UI" w:hAnsi="Segoe UI"/>
-                <w:b w:val="0"/>
-                <w:color w:val="000000"/>
-                <w:sz w:val="18"/>
-              </w:rPr>
-              <w:t>Use ship scale initially</w:t>
-            </w:r>
-          </w:p>
-        </w:tc>
-        <w:tc>
-          <w:tcPr>
-            <w:tcW w:type="dxa" w:w="8856"/>
-            <w:vAlign w:val="center"/>
-            <w:tcMar>
-              <w:top w:w="55" w:type="dxa"/>
-              <w:bottom w:w="55" w:type="dxa"/>
-              <w:left w:w="100" w:type="dxa"/>
-              <w:right w:w="100" w:type="dxa"/>
-            </w:tcMar>
-            <w:shd w:fill="FFFFFF"/>
-          </w:tcPr>
-          <w:p>
-            <w:pPr>
-              <w:spacing w:after="40" w:line="247" w:lineRule="auto"/>
-            </w:pPr>
-            <w:r/>
-            <w:r>
-              <w:rPr>
-                <w:rFonts w:ascii="Segoe UI" w:hAnsi="Segoe UI"/>
-                <w:b w:val="0"/>
-                <w:color w:val="000000"/>
-                <w:sz w:val="18"/>
-              </w:rPr>
-              <w:t>Retain warm lens and add lights only where they help navigation. Sheltered shop lighting can reuse the lamp head through a local mesh adaptation if needed, without regenerating it.</w:t>
-            </w:r>
-          </w:p>
-          <w:p>
-            <w:pPr>
-              <w:spacing w:after="40" w:line="247" w:lineRule="auto"/>
-            </w:pPr>
-            <w:r>
-              <w:rPr>
-                <w:rFonts w:ascii="Segoe UI" w:hAnsi="Segoe UI"/>
-                <w:b w:val="0"/>
-                <w:color w:val="000000"/>
-                <w:sz w:val="18"/>
-              </w:rPr>
-              <w:t>No generation prompt: this model already exists.</w:t>
+                <w:color w:val="000000"/>
+                <w:sz w:val="18"/>
+              </w:rPr>
+              <w:t>Meshy AI: NO — reuse the existing ship model.</w:t>
             </w:r>
           </w:p>
         </w:tc>
@@ -2770,127 +2748,116 @@
               <w:t>40,000 triangles</w:t>
             </w:r>
           </w:p>
-          <w:p>
-            <w:r>
-              <w:rPr>
+        </w:tc>
+        <w:tc>
+          <w:tcPr>
+            <w:tcW w:type="dxa" w:w="3600"/>
+            <w:vAlign w:val="center"/>
+            <w:tcMar>
+              <w:top w:w="55" w:type="dxa"/>
+              <w:bottom w:w="55" w:type="dxa"/>
+              <w:left w:w="100" w:type="dxa"/>
+              <w:right w:w="100" w:type="dxa"/>
+            </w:tcMar>
+            <w:shd w:fill="F2F5F7"/>
+          </w:tcPr>
+          <w:p>
+            <w:pPr>
+              <w:spacing w:after="40" w:line="247" w:lineRule="auto"/>
+            </w:pPr>
+            <w:r/>
+            <w:r>
+              <w:rPr>
+                <w:rFonts w:ascii="Segoe UI" w:hAnsi="Segoe UI"/>
+                <w:b w:val="0"/>
+                <w:color w:val="000000"/>
+                <w:sz w:val="18"/>
+              </w:rPr>
+              <w:t>East loading zone</w:t>
+            </w:r>
+          </w:p>
+          <w:p>
+            <w:pPr>
+              <w:spacing w:after="40" w:line="247" w:lineRule="auto"/>
+            </w:pPr>
+            <w:r>
+              <w:rPr>
+                <w:rFonts w:ascii="Segoe UI" w:hAnsi="Segoe UI"/>
+                <w:b w:val="0"/>
+                <w:color w:val="000000"/>
+                <w:sz w:val="18"/>
+              </w:rPr>
+              <w:t>Quantity 1</w:t>
+            </w:r>
+          </w:p>
+          <w:p>
+            <w:pPr>
+              <w:spacing w:after="40" w:line="247" w:lineRule="auto"/>
+            </w:pPr>
+            <w:r>
+              <w:rPr>
+                <w:rFonts w:ascii="Segoe UI" w:hAnsi="Segoe UI"/>
+                <w:b w:val="0"/>
+                <w:color w:val="000000"/>
+                <w:sz w:val="18"/>
+              </w:rPr>
+              <w:t>Mesh 3.00 × 6.31 × 5.64</w:t>
+            </w:r>
+          </w:p>
+          <w:p>
+            <w:pPr>
+              <w:spacing w:after="40" w:line="247" w:lineRule="auto"/>
+            </w:pPr>
+            <w:r>
+              <w:rPr>
+                <w:rFonts w:ascii="Segoe UI" w:hAnsi="Segoe UI"/>
+                <w:b w:val="0"/>
+                <w:color w:val="000000"/>
+                <w:sz w:val="18"/>
+              </w:rPr>
+              <w:t>Reuse ship 2× placement as starting envelope</w:t>
+            </w:r>
+          </w:p>
+        </w:tc>
+        <w:tc>
+          <w:tcPr>
+            <w:tcW w:type="dxa" w:w="8856"/>
+            <w:vAlign w:val="center"/>
+            <w:tcMar>
+              <w:top w:w="55" w:type="dxa"/>
+              <w:bottom w:w="55" w:type="dxa"/>
+              <w:left w:w="100" w:type="dxa"/>
+              <w:right w:w="100" w:type="dxa"/>
+            </w:tcMar>
+            <w:shd w:fill="F2F5F7"/>
+          </w:tcPr>
+          <w:p>
+            <w:pPr>
+              <w:spacing w:after="40" w:line="247" w:lineRule="auto"/>
+            </w:pPr>
+            <w:r/>
+            <w:r>
+              <w:rPr>
+                <w:rFonts w:ascii="Segoe UI" w:hAnsi="Segoe UI"/>
+                <w:b w:val="0"/>
+                <w:color w:val="000000"/>
+                <w:sz w:val="18"/>
+              </w:rPr>
+              <w:t>Same grapple crane silhouette ties HQ to ship. Static art in this pass; reserve boom sweep and clearance over staging. Never add a second physics crane system.</w:t>
+            </w:r>
+          </w:p>
+          <w:p>
+            <w:pPr>
+              <w:spacing w:after="40" w:line="247" w:lineRule="auto"/>
+            </w:pPr>
+            <w:r>
+              <w:rPr>
+                <w:rFonts w:ascii="Segoe UI" w:hAnsi="Segoe UI"/>
                 <w:b/>
-                <w:sz w:val="18"/>
-              </w:rPr>
-              <w:t>Meshy AI: NO</w:t>
-              <w:br/>
-              <w:t>Reuse ship model</w:t>
-            </w:r>
-          </w:p>
-        </w:tc>
-        <w:tc>
-          <w:tcPr>
-            <w:tcW w:type="dxa" w:w="3600"/>
-            <w:vAlign w:val="center"/>
-            <w:tcMar>
-              <w:top w:w="55" w:type="dxa"/>
-              <w:bottom w:w="55" w:type="dxa"/>
-              <w:left w:w="100" w:type="dxa"/>
-              <w:right w:w="100" w:type="dxa"/>
-            </w:tcMar>
-            <w:shd w:fill="F2F5F7"/>
-          </w:tcPr>
-          <w:p>
-            <w:pPr>
-              <w:spacing w:after="40" w:line="247" w:lineRule="auto"/>
-            </w:pPr>
-            <w:r/>
-            <w:r>
-              <w:rPr>
-                <w:rFonts w:ascii="Segoe UI" w:hAnsi="Segoe UI"/>
-                <w:b w:val="0"/>
-                <w:color w:val="000000"/>
-                <w:sz w:val="18"/>
-              </w:rPr>
-              <w:t>East loading zone</w:t>
-            </w:r>
-          </w:p>
-          <w:p>
-            <w:pPr>
-              <w:spacing w:after="40" w:line="247" w:lineRule="auto"/>
-            </w:pPr>
-            <w:r>
-              <w:rPr>
-                <w:rFonts w:ascii="Segoe UI" w:hAnsi="Segoe UI"/>
-                <w:b w:val="0"/>
-                <w:color w:val="000000"/>
-                <w:sz w:val="18"/>
-              </w:rPr>
-              <w:t>Quantity 1</w:t>
-            </w:r>
-          </w:p>
-          <w:p>
-            <w:pPr>
-              <w:spacing w:after="40" w:line="247" w:lineRule="auto"/>
-            </w:pPr>
-            <w:r>
-              <w:rPr>
-                <w:rFonts w:ascii="Segoe UI" w:hAnsi="Segoe UI"/>
-                <w:b w:val="0"/>
-                <w:color w:val="000000"/>
-                <w:sz w:val="18"/>
-              </w:rPr>
-              <w:t>Mesh 3.00 × 6.31 × 5.64</w:t>
-            </w:r>
-          </w:p>
-          <w:p>
-            <w:pPr>
-              <w:spacing w:after="40" w:line="247" w:lineRule="auto"/>
-            </w:pPr>
-            <w:r>
-              <w:rPr>
-                <w:rFonts w:ascii="Segoe UI" w:hAnsi="Segoe UI"/>
-                <w:b w:val="0"/>
-                <w:color w:val="000000"/>
-                <w:sz w:val="18"/>
-              </w:rPr>
-              <w:t>Reuse ship 2× placement as starting envelope</w:t>
-            </w:r>
-          </w:p>
-        </w:tc>
-        <w:tc>
-          <w:tcPr>
-            <w:tcW w:type="dxa" w:w="8856"/>
-            <w:vAlign w:val="center"/>
-            <w:tcMar>
-              <w:top w:w="55" w:type="dxa"/>
-              <w:bottom w:w="55" w:type="dxa"/>
-              <w:left w:w="100" w:type="dxa"/>
-              <w:right w:w="100" w:type="dxa"/>
-            </w:tcMar>
-            <w:shd w:fill="F2F5F7"/>
-          </w:tcPr>
-          <w:p>
-            <w:pPr>
-              <w:spacing w:after="40" w:line="247" w:lineRule="auto"/>
-            </w:pPr>
-            <w:r/>
-            <w:r>
-              <w:rPr>
-                <w:rFonts w:ascii="Segoe UI" w:hAnsi="Segoe UI"/>
-                <w:b w:val="0"/>
-                <w:color w:val="000000"/>
-                <w:sz w:val="18"/>
-              </w:rPr>
-              <w:t>Same grapple crane silhouette ties HQ to ship. Static art in this pass; reserve boom sweep and clearance over staging. Never add a second physics crane system.</w:t>
-            </w:r>
-          </w:p>
-          <w:p>
-            <w:pPr>
-              <w:spacing w:after="40" w:line="247" w:lineRule="auto"/>
-            </w:pPr>
-            <w:r>
-              <w:rPr>
-                <w:rFonts w:ascii="Segoe UI" w:hAnsi="Segoe UI"/>
-                <w:b w:val="0"/>
-                <w:color w:val="000000"/>
-                <w:sz w:val="18"/>
-              </w:rPr>
-              <w:t>No generation prompt: this model already exists.</w:t>
+                <w:color w:val="000000"/>
+                <w:sz w:val="18"/>
+              </w:rPr>
+              <w:t>Meshy AI: NO — reuse the existing ship model.</w:t>
             </w:r>
           </w:p>
         </w:tc>
@@ -2954,127 +2921,116 @@
               <w:t>39,988 triangles</w:t>
             </w:r>
           </w:p>
-          <w:p>
-            <w:r>
-              <w:rPr>
+        </w:tc>
+        <w:tc>
+          <w:tcPr>
+            <w:tcW w:type="dxa" w:w="3600"/>
+            <w:vAlign w:val="center"/>
+            <w:tcMar>
+              <w:top w:w="55" w:type="dxa"/>
+              <w:bottom w:w="55" w:type="dxa"/>
+              <w:left w:w="100" w:type="dxa"/>
+              <w:right w:w="100" w:type="dxa"/>
+            </w:tcMar>
+            <w:shd w:fill="FFFFFF"/>
+          </w:tcPr>
+          <w:p>
+            <w:pPr>
+              <w:spacing w:after="40" w:line="247" w:lineRule="auto"/>
+            </w:pPr>
+            <w:r/>
+            <w:r>
+              <w:rPr>
+                <w:rFonts w:ascii="Segoe UI" w:hAnsi="Segoe UI"/>
+                <w:b w:val="0"/>
+                <w:color w:val="000000"/>
+                <w:sz w:val="18"/>
+              </w:rPr>
+              <w:t>Loading machinery and mooring</w:t>
+            </w:r>
+          </w:p>
+          <w:p>
+            <w:pPr>
+              <w:spacing w:after="40" w:line="247" w:lineRule="auto"/>
+            </w:pPr>
+            <w:r>
+              <w:rPr>
+                <w:rFonts w:ascii="Segoe UI" w:hAnsi="Segoe UI"/>
+                <w:b w:val="0"/>
+                <w:color w:val="000000"/>
+                <w:sz w:val="18"/>
+              </w:rPr>
+              <w:t>Quantity 1 to 2</w:t>
+            </w:r>
+          </w:p>
+          <w:p>
+            <w:pPr>
+              <w:spacing w:after="40" w:line="247" w:lineRule="auto"/>
+            </w:pPr>
+            <w:r>
+              <w:rPr>
+                <w:rFonts w:ascii="Segoe UI" w:hAnsi="Segoe UI"/>
+                <w:b w:val="0"/>
+                <w:color w:val="000000"/>
+                <w:sz w:val="18"/>
+              </w:rPr>
+              <w:t>Mesh 1.63 × 1.20 × 1.11</w:t>
+            </w:r>
+          </w:p>
+          <w:p>
+            <w:pPr>
+              <w:spacing w:after="40" w:line="247" w:lineRule="auto"/>
+            </w:pPr>
+            <w:r>
+              <w:rPr>
+                <w:rFonts w:ascii="Segoe UI" w:hAnsi="Segoe UI"/>
+                <w:b w:val="0"/>
+                <w:color w:val="000000"/>
+                <w:sz w:val="18"/>
+              </w:rPr>
+              <w:t>Use ship 2× placement initially</w:t>
+            </w:r>
+          </w:p>
+        </w:tc>
+        <w:tc>
+          <w:tcPr>
+            <w:tcW w:type="dxa" w:w="8856"/>
+            <w:vAlign w:val="center"/>
+            <w:tcMar>
+              <w:top w:w="55" w:type="dxa"/>
+              <w:bottom w:w="55" w:type="dxa"/>
+              <w:left w:w="100" w:type="dxa"/>
+              <w:right w:w="100" w:type="dxa"/>
+            </w:tcMar>
+            <w:shd w:fill="FFFFFF"/>
+          </w:tcPr>
+          <w:p>
+            <w:pPr>
+              <w:spacing w:after="40" w:line="247" w:lineRule="auto"/>
+            </w:pPr>
+            <w:r/>
+            <w:r>
+              <w:rPr>
+                <w:rFonts w:ascii="Segoe UI" w:hAnsi="Segoe UI"/>
+                <w:b w:val="0"/>
+                <w:color w:val="000000"/>
+                <w:sz w:val="18"/>
+              </w:rPr>
+              <w:t>Existing cable drum supplies believable machinery. Orient handle/drive housing away from the main route; no new towing mechanics.</w:t>
+            </w:r>
+          </w:p>
+          <w:p>
+            <w:pPr>
+              <w:spacing w:after="40" w:line="247" w:lineRule="auto"/>
+            </w:pPr>
+            <w:r>
+              <w:rPr>
+                <w:rFonts w:ascii="Segoe UI" w:hAnsi="Segoe UI"/>
                 <w:b/>
-                <w:sz w:val="18"/>
-              </w:rPr>
-              <w:t>Meshy AI: NO</w:t>
-              <w:br/>
-              <w:t>Reuse ship model</w:t>
-            </w:r>
-          </w:p>
-        </w:tc>
-        <w:tc>
-          <w:tcPr>
-            <w:tcW w:type="dxa" w:w="3600"/>
-            <w:vAlign w:val="center"/>
-            <w:tcMar>
-              <w:top w:w="55" w:type="dxa"/>
-              <w:bottom w:w="55" w:type="dxa"/>
-              <w:left w:w="100" w:type="dxa"/>
-              <w:right w:w="100" w:type="dxa"/>
-            </w:tcMar>
-            <w:shd w:fill="FFFFFF"/>
-          </w:tcPr>
-          <w:p>
-            <w:pPr>
-              <w:spacing w:after="40" w:line="247" w:lineRule="auto"/>
-            </w:pPr>
-            <w:r/>
-            <w:r>
-              <w:rPr>
-                <w:rFonts w:ascii="Segoe UI" w:hAnsi="Segoe UI"/>
-                <w:b w:val="0"/>
-                <w:color w:val="000000"/>
-                <w:sz w:val="18"/>
-              </w:rPr>
-              <w:t>Loading machinery and mooring</w:t>
-            </w:r>
-          </w:p>
-          <w:p>
-            <w:pPr>
-              <w:spacing w:after="40" w:line="247" w:lineRule="auto"/>
-            </w:pPr>
-            <w:r>
-              <w:rPr>
-                <w:rFonts w:ascii="Segoe UI" w:hAnsi="Segoe UI"/>
-                <w:b w:val="0"/>
-                <w:color w:val="000000"/>
-                <w:sz w:val="18"/>
-              </w:rPr>
-              <w:t>Quantity 1 to 2</w:t>
-            </w:r>
-          </w:p>
-          <w:p>
-            <w:pPr>
-              <w:spacing w:after="40" w:line="247" w:lineRule="auto"/>
-            </w:pPr>
-            <w:r>
-              <w:rPr>
-                <w:rFonts w:ascii="Segoe UI" w:hAnsi="Segoe UI"/>
-                <w:b w:val="0"/>
-                <w:color w:val="000000"/>
-                <w:sz w:val="18"/>
-              </w:rPr>
-              <w:t>Mesh 1.63 × 1.20 × 1.11</w:t>
-            </w:r>
-          </w:p>
-          <w:p>
-            <w:pPr>
-              <w:spacing w:after="40" w:line="247" w:lineRule="auto"/>
-            </w:pPr>
-            <w:r>
-              <w:rPr>
-                <w:rFonts w:ascii="Segoe UI" w:hAnsi="Segoe UI"/>
-                <w:b w:val="0"/>
-                <w:color w:val="000000"/>
-                <w:sz w:val="18"/>
-              </w:rPr>
-              <w:t>Use ship 2× placement initially</w:t>
-            </w:r>
-          </w:p>
-        </w:tc>
-        <w:tc>
-          <w:tcPr>
-            <w:tcW w:type="dxa" w:w="8856"/>
-            <w:vAlign w:val="center"/>
-            <w:tcMar>
-              <w:top w:w="55" w:type="dxa"/>
-              <w:bottom w:w="55" w:type="dxa"/>
-              <w:left w:w="100" w:type="dxa"/>
-              <w:right w:w="100" w:type="dxa"/>
-            </w:tcMar>
-            <w:shd w:fill="FFFFFF"/>
-          </w:tcPr>
-          <w:p>
-            <w:pPr>
-              <w:spacing w:after="40" w:line="247" w:lineRule="auto"/>
-            </w:pPr>
-            <w:r/>
-            <w:r>
-              <w:rPr>
-                <w:rFonts w:ascii="Segoe UI" w:hAnsi="Segoe UI"/>
-                <w:b w:val="0"/>
-                <w:color w:val="000000"/>
-                <w:sz w:val="18"/>
-              </w:rPr>
-              <w:t>Existing cable drum supplies believable machinery. Orient handle/drive housing away from the main route; no new towing mechanics.</w:t>
-            </w:r>
-          </w:p>
-          <w:p>
-            <w:pPr>
-              <w:spacing w:after="40" w:line="247" w:lineRule="auto"/>
-            </w:pPr>
-            <w:r>
-              <w:rPr>
-                <w:rFonts w:ascii="Segoe UI" w:hAnsi="Segoe UI"/>
-                <w:b w:val="0"/>
-                <w:color w:val="000000"/>
-                <w:sz w:val="18"/>
-              </w:rPr>
-              <w:t>No generation prompt: this model already exists.</w:t>
+                <w:color w:val="000000"/>
+                <w:sz w:val="18"/>
+              </w:rPr>
+              <w:t>Meshy AI: NO — reuse the existing ship model.</w:t>
             </w:r>
           </w:p>
         </w:tc>
@@ -3138,127 +3094,116 @@
               <w:t>8,000 triangles</w:t>
             </w:r>
           </w:p>
-          <w:p>
-            <w:r>
-              <w:rPr>
+        </w:tc>
+        <w:tc>
+          <w:tcPr>
+            <w:tcW w:type="dxa" w:w="3600"/>
+            <w:vAlign w:val="center"/>
+            <w:tcMar>
+              <w:top w:w="55" w:type="dxa"/>
+              <w:bottom w:w="55" w:type="dxa"/>
+              <w:left w:w="100" w:type="dxa"/>
+              <w:right w:w="100" w:type="dxa"/>
+            </w:tcMar>
+            <w:shd w:fill="F2F5F7"/>
+          </w:tcPr>
+          <w:p>
+            <w:pPr>
+              <w:spacing w:after="40" w:line="247" w:lineRule="auto"/>
+            </w:pPr>
+            <w:r/>
+            <w:r>
+              <w:rPr>
+                <w:rFonts w:ascii="Segoe UI" w:hAnsi="Segoe UI"/>
+                <w:b w:val="0"/>
+                <w:color w:val="000000"/>
+                <w:sz w:val="18"/>
+              </w:rPr>
+              <w:t>Cargo staging and skyline</w:t>
+            </w:r>
+          </w:p>
+          <w:p>
+            <w:pPr>
+              <w:spacing w:after="40" w:line="247" w:lineRule="auto"/>
+            </w:pPr>
+            <w:r>
+              <w:rPr>
+                <w:rFonts w:ascii="Segoe UI" w:hAnsi="Segoe UI"/>
+                <w:b w:val="0"/>
+                <w:color w:val="000000"/>
+                <w:sz w:val="18"/>
+              </w:rPr>
+              <w:t>Quantity 3 to 4</w:t>
+            </w:r>
+          </w:p>
+          <w:p>
+            <w:pPr>
+              <w:spacing w:after="40" w:line="247" w:lineRule="auto"/>
+            </w:pPr>
+            <w:r>
+              <w:rPr>
+                <w:rFonts w:ascii="Segoe UI" w:hAnsi="Segoe UI"/>
+                <w:b w:val="0"/>
+                <w:color w:val="000000"/>
+                <w:sz w:val="18"/>
+              </w:rPr>
+              <w:t>Mesh 6.00 × 2.60 × 2.60</w:t>
+            </w:r>
+          </w:p>
+          <w:p>
+            <w:pPr>
+              <w:spacing w:after="40" w:line="247" w:lineRule="auto"/>
+            </w:pPr>
+            <w:r>
+              <w:rPr>
+                <w:rFonts w:ascii="Segoe UI" w:hAnsi="Segoe UI"/>
+                <w:b w:val="0"/>
+                <w:color w:val="000000"/>
+                <w:sz w:val="18"/>
+              </w:rPr>
+              <w:t>6 × 2.6 × 2.6 m</w:t>
+            </w:r>
+          </w:p>
+        </w:tc>
+        <w:tc>
+          <w:tcPr>
+            <w:tcW w:type="dxa" w:w="8856"/>
+            <w:vAlign w:val="center"/>
+            <w:tcMar>
+              <w:top w:w="55" w:type="dxa"/>
+              <w:bottom w:w="55" w:type="dxa"/>
+              <w:left w:w="100" w:type="dxa"/>
+              <w:right w:w="100" w:type="dxa"/>
+            </w:tcMar>
+            <w:shd w:fill="F2F5F7"/>
+          </w:tcPr>
+          <w:p>
+            <w:pPr>
+              <w:spacing w:after="40" w:line="247" w:lineRule="auto"/>
+            </w:pPr>
+            <w:r/>
+            <w:r>
+              <w:rPr>
+                <w:rFonts w:ascii="Segoe UI" w:hAnsi="Segoe UI"/>
+                <w:b w:val="0"/>
+                <w:color w:val="000000"/>
+                <w:sz w:val="18"/>
+              </w:rPr>
+              <w:t>Keep rounded reinforced corners and panel geometry. Recolour only painted regions, preserving grime and dark frame. Ground placements first; rooftop placement needs visible structural support.</w:t>
+            </w:r>
+          </w:p>
+          <w:p>
+            <w:pPr>
+              <w:spacing w:after="40" w:line="247" w:lineRule="auto"/>
+            </w:pPr>
+            <w:r>
+              <w:rPr>
+                <w:rFonts w:ascii="Segoe UI" w:hAnsi="Segoe UI"/>
                 <w:b/>
-                <w:sz w:val="18"/>
-              </w:rPr>
-              <w:t>Meshy AI: NO</w:t>
-              <w:br/>
-              <w:t>Reuse ship model</w:t>
-            </w:r>
-          </w:p>
-        </w:tc>
-        <w:tc>
-          <w:tcPr>
-            <w:tcW w:type="dxa" w:w="3600"/>
-            <w:vAlign w:val="center"/>
-            <w:tcMar>
-              <w:top w:w="55" w:type="dxa"/>
-              <w:bottom w:w="55" w:type="dxa"/>
-              <w:left w:w="100" w:type="dxa"/>
-              <w:right w:w="100" w:type="dxa"/>
-            </w:tcMar>
-            <w:shd w:fill="F2F5F7"/>
-          </w:tcPr>
-          <w:p>
-            <w:pPr>
-              <w:spacing w:after="40" w:line="247" w:lineRule="auto"/>
-            </w:pPr>
-            <w:r/>
-            <w:r>
-              <w:rPr>
-                <w:rFonts w:ascii="Segoe UI" w:hAnsi="Segoe UI"/>
-                <w:b w:val="0"/>
-                <w:color w:val="000000"/>
-                <w:sz w:val="18"/>
-              </w:rPr>
-              <w:t>Cargo staging and skyline</w:t>
-            </w:r>
-          </w:p>
-          <w:p>
-            <w:pPr>
-              <w:spacing w:after="40" w:line="247" w:lineRule="auto"/>
-            </w:pPr>
-            <w:r>
-              <w:rPr>
-                <w:rFonts w:ascii="Segoe UI" w:hAnsi="Segoe UI"/>
-                <w:b w:val="0"/>
-                <w:color w:val="000000"/>
-                <w:sz w:val="18"/>
-              </w:rPr>
-              <w:t>Quantity 3 to 4</w:t>
-            </w:r>
-          </w:p>
-          <w:p>
-            <w:pPr>
-              <w:spacing w:after="40" w:line="247" w:lineRule="auto"/>
-            </w:pPr>
-            <w:r>
-              <w:rPr>
-                <w:rFonts w:ascii="Segoe UI" w:hAnsi="Segoe UI"/>
-                <w:b w:val="0"/>
-                <w:color w:val="000000"/>
-                <w:sz w:val="18"/>
-              </w:rPr>
-              <w:t>Mesh 6.00 × 2.60 × 2.60</w:t>
-            </w:r>
-          </w:p>
-          <w:p>
-            <w:pPr>
-              <w:spacing w:after="40" w:line="247" w:lineRule="auto"/>
-            </w:pPr>
-            <w:r>
-              <w:rPr>
-                <w:rFonts w:ascii="Segoe UI" w:hAnsi="Segoe UI"/>
-                <w:b w:val="0"/>
-                <w:color w:val="000000"/>
-                <w:sz w:val="18"/>
-              </w:rPr>
-              <w:t>6 × 2.6 × 2.6 m</w:t>
-            </w:r>
-          </w:p>
-        </w:tc>
-        <w:tc>
-          <w:tcPr>
-            <w:tcW w:type="dxa" w:w="8856"/>
-            <w:vAlign w:val="center"/>
-            <w:tcMar>
-              <w:top w:w="55" w:type="dxa"/>
-              <w:bottom w:w="55" w:type="dxa"/>
-              <w:left w:w="100" w:type="dxa"/>
-              <w:right w:w="100" w:type="dxa"/>
-            </w:tcMar>
-            <w:shd w:fill="F2F5F7"/>
-          </w:tcPr>
-          <w:p>
-            <w:pPr>
-              <w:spacing w:after="40" w:line="247" w:lineRule="auto"/>
-            </w:pPr>
-            <w:r/>
-            <w:r>
-              <w:rPr>
-                <w:rFonts w:ascii="Segoe UI" w:hAnsi="Segoe UI"/>
-                <w:b w:val="0"/>
-                <w:color w:val="000000"/>
-                <w:sz w:val="18"/>
-              </w:rPr>
-              <w:t>Keep rounded reinforced corners and panel geometry. Recolour only painted regions, preserving grime and dark frame. Ground placements first; rooftop placement needs visible structural support.</w:t>
-            </w:r>
-          </w:p>
-          <w:p>
-            <w:pPr>
-              <w:spacing w:after="40" w:line="247" w:lineRule="auto"/>
-            </w:pPr>
-            <w:r>
-              <w:rPr>
-                <w:rFonts w:ascii="Segoe UI" w:hAnsi="Segoe UI"/>
-                <w:b w:val="0"/>
-                <w:color w:val="000000"/>
-                <w:sz w:val="18"/>
-              </w:rPr>
-              <w:t>No generation prompt: this model already exists.</w:t>
+                <w:color w:val="000000"/>
+                <w:sz w:val="18"/>
+              </w:rPr>
+              <w:t>Meshy AI: NO — reuse the existing ship model.</w:t>
             </w:r>
           </w:p>
         </w:tc>
@@ -3459,127 +3404,116 @@
               <w:t>8,000 triangles</w:t>
             </w:r>
           </w:p>
-          <w:p>
-            <w:r>
-              <w:rPr>
+        </w:tc>
+        <w:tc>
+          <w:tcPr>
+            <w:tcW w:type="dxa" w:w="3600"/>
+            <w:vAlign w:val="center"/>
+            <w:tcMar>
+              <w:top w:w="55" w:type="dxa"/>
+              <w:bottom w:w="55" w:type="dxa"/>
+              <w:left w:w="100" w:type="dxa"/>
+              <w:right w:w="100" w:type="dxa"/>
+            </w:tcMar>
+            <w:shd w:fill="F2F5F7"/>
+          </w:tcPr>
+          <w:p>
+            <w:pPr>
+              <w:spacing w:after="40" w:line="247" w:lineRule="auto"/>
+            </w:pPr>
+            <w:r/>
+            <w:r>
+              <w:rPr>
+                <w:rFonts w:ascii="Segoe UI" w:hAnsi="Segoe UI"/>
+                <w:b w:val="0"/>
+                <w:color w:val="000000"/>
+                <w:sz w:val="18"/>
+              </w:rPr>
+              <w:t>Intake and quota interaction</w:t>
+            </w:r>
+          </w:p>
+          <w:p>
+            <w:pPr>
+              <w:spacing w:after="40" w:line="247" w:lineRule="auto"/>
+            </w:pPr>
+            <w:r>
+              <w:rPr>
+                <w:rFonts w:ascii="Segoe UI" w:hAnsi="Segoe UI"/>
+                <w:b w:val="0"/>
+                <w:color w:val="000000"/>
+                <w:sz w:val="18"/>
+              </w:rPr>
+              <w:t>Quantity 1</w:t>
+            </w:r>
+          </w:p>
+          <w:p>
+            <w:pPr>
+              <w:spacing w:after="40" w:line="247" w:lineRule="auto"/>
+            </w:pPr>
+            <w:r>
+              <w:rPr>
+                <w:rFonts w:ascii="Segoe UI" w:hAnsi="Segoe UI"/>
+                <w:b w:val="0"/>
+                <w:color w:val="000000"/>
+                <w:sz w:val="18"/>
+              </w:rPr>
+              <w:t>Mesh 1.80 × 0.74 × 1.64</w:t>
+            </w:r>
+          </w:p>
+          <w:p>
+            <w:pPr>
+              <w:spacing w:after="40" w:line="247" w:lineRule="auto"/>
+            </w:pPr>
+            <w:r>
+              <w:rPr>
+                <w:rFonts w:ascii="Segoe UI" w:hAnsi="Segoe UI"/>
+                <w:b w:val="0"/>
+                <w:color w:val="000000"/>
+                <w:sz w:val="18"/>
+              </w:rPr>
+              <w:t>Native mesh about 1.80 × 0.74 × 1.64 m</w:t>
+            </w:r>
+          </w:p>
+        </w:tc>
+        <w:tc>
+          <w:tcPr>
+            <w:tcW w:type="dxa" w:w="8856"/>
+            <w:vAlign w:val="center"/>
+            <w:tcMar>
+              <w:top w:w="55" w:type="dxa"/>
+              <w:bottom w:w="55" w:type="dxa"/>
+              <w:left w:w="100" w:type="dxa"/>
+              <w:right w:w="100" w:type="dxa"/>
+            </w:tcMar>
+            <w:shd w:fill="F2F5F7"/>
+          </w:tcPr>
+          <w:p>
+            <w:pPr>
+              <w:spacing w:after="40" w:line="247" w:lineRule="auto"/>
+            </w:pPr>
+            <w:r/>
+            <w:r>
+              <w:rPr>
+                <w:rFonts w:ascii="Segoe UI" w:hAnsi="Segoe UI"/>
+                <w:b w:val="0"/>
+                <w:color w:val="000000"/>
+                <w:sz w:val="18"/>
+              </w:rPr>
+              <w:t>Reuse the blank screen and existing interaction component. Do not clone navigation behaviour from the ship console. Screen text is generated by the HQ system.</w:t>
+            </w:r>
+          </w:p>
+          <w:p>
+            <w:pPr>
+              <w:spacing w:after="40" w:line="247" w:lineRule="auto"/>
+            </w:pPr>
+            <w:r>
+              <w:rPr>
+                <w:rFonts w:ascii="Segoe UI" w:hAnsi="Segoe UI"/>
                 <w:b/>
-                <w:sz w:val="18"/>
-              </w:rPr>
-              <w:t>Meshy AI: NO</w:t>
-              <w:br/>
-              <w:t>Reuse ship model</w:t>
-            </w:r>
-          </w:p>
-        </w:tc>
-        <w:tc>
-          <w:tcPr>
-            <w:tcW w:type="dxa" w:w="3600"/>
-            <w:vAlign w:val="center"/>
-            <w:tcMar>
-              <w:top w:w="55" w:type="dxa"/>
-              <w:bottom w:w="55" w:type="dxa"/>
-              <w:left w:w="100" w:type="dxa"/>
-              <w:right w:w="100" w:type="dxa"/>
-            </w:tcMar>
-            <w:shd w:fill="F2F5F7"/>
-          </w:tcPr>
-          <w:p>
-            <w:pPr>
-              <w:spacing w:after="40" w:line="247" w:lineRule="auto"/>
-            </w:pPr>
-            <w:r/>
-            <w:r>
-              <w:rPr>
-                <w:rFonts w:ascii="Segoe UI" w:hAnsi="Segoe UI"/>
-                <w:b w:val="0"/>
-                <w:color w:val="000000"/>
-                <w:sz w:val="18"/>
-              </w:rPr>
-              <w:t>Intake and quota interaction</w:t>
-            </w:r>
-          </w:p>
-          <w:p>
-            <w:pPr>
-              <w:spacing w:after="40" w:line="247" w:lineRule="auto"/>
-            </w:pPr>
-            <w:r>
-              <w:rPr>
-                <w:rFonts w:ascii="Segoe UI" w:hAnsi="Segoe UI"/>
-                <w:b w:val="0"/>
-                <w:color w:val="000000"/>
-                <w:sz w:val="18"/>
-              </w:rPr>
-              <w:t>Quantity 1</w:t>
-            </w:r>
-          </w:p>
-          <w:p>
-            <w:pPr>
-              <w:spacing w:after="40" w:line="247" w:lineRule="auto"/>
-            </w:pPr>
-            <w:r>
-              <w:rPr>
-                <w:rFonts w:ascii="Segoe UI" w:hAnsi="Segoe UI"/>
-                <w:b w:val="0"/>
-                <w:color w:val="000000"/>
-                <w:sz w:val="18"/>
-              </w:rPr>
-              <w:t>Mesh 1.80 × 0.74 × 1.64</w:t>
-            </w:r>
-          </w:p>
-          <w:p>
-            <w:pPr>
-              <w:spacing w:after="40" w:line="247" w:lineRule="auto"/>
-            </w:pPr>
-            <w:r>
-              <w:rPr>
-                <w:rFonts w:ascii="Segoe UI" w:hAnsi="Segoe UI"/>
-                <w:b w:val="0"/>
-                <w:color w:val="000000"/>
-                <w:sz w:val="18"/>
-              </w:rPr>
-              <w:t>Native mesh about 1.80 × 0.74 × 1.64 m</w:t>
-            </w:r>
-          </w:p>
-        </w:tc>
-        <w:tc>
-          <w:tcPr>
-            <w:tcW w:type="dxa" w:w="8856"/>
-            <w:vAlign w:val="center"/>
-            <w:tcMar>
-              <w:top w:w="55" w:type="dxa"/>
-              <w:bottom w:w="55" w:type="dxa"/>
-              <w:left w:w="100" w:type="dxa"/>
-              <w:right w:w="100" w:type="dxa"/>
-            </w:tcMar>
-            <w:shd w:fill="F2F5F7"/>
-          </w:tcPr>
-          <w:p>
-            <w:pPr>
-              <w:spacing w:after="40" w:line="247" w:lineRule="auto"/>
-            </w:pPr>
-            <w:r/>
-            <w:r>
-              <w:rPr>
-                <w:rFonts w:ascii="Segoe UI" w:hAnsi="Segoe UI"/>
-                <w:b w:val="0"/>
-                <w:color w:val="000000"/>
-                <w:sz w:val="18"/>
-              </w:rPr>
-              <w:t>Reuse the blank screen and existing interaction component. Do not clone navigation behaviour from the ship console. Screen text is generated by the HQ system.</w:t>
-            </w:r>
-          </w:p>
-          <w:p>
-            <w:pPr>
-              <w:spacing w:after="40" w:line="247" w:lineRule="auto"/>
-            </w:pPr>
-            <w:r>
-              <w:rPr>
-                <w:rFonts w:ascii="Segoe UI" w:hAnsi="Segoe UI"/>
-                <w:b w:val="0"/>
-                <w:color w:val="000000"/>
-                <w:sz w:val="18"/>
-              </w:rPr>
-              <w:t>No generation prompt: this model already exists.</w:t>
+                <w:color w:val="000000"/>
+                <w:sz w:val="18"/>
+              </w:rPr>
+              <w:t>Meshy AI: NO — reuse the existing ship model.</w:t>
             </w:r>
           </w:p>
         </w:tc>
@@ -3643,127 +3577,116 @@
               <w:t>8,000 triangles</w:t>
             </w:r>
           </w:p>
-          <w:p>
-            <w:r>
-              <w:rPr>
+        </w:tc>
+        <w:tc>
+          <w:tcPr>
+            <w:tcW w:type="dxa" w:w="3600"/>
+            <w:vAlign w:val="center"/>
+            <w:tcMar>
+              <w:top w:w="55" w:type="dxa"/>
+              <w:bottom w:w="55" w:type="dxa"/>
+              <w:left w:w="100" w:type="dxa"/>
+              <w:right w:w="100" w:type="dxa"/>
+            </w:tcMar>
+            <w:shd w:fill="FFFFFF"/>
+          </w:tcPr>
+          <w:p>
+            <w:pPr>
+              <w:spacing w:after="40" w:line="247" w:lineRule="auto"/>
+            </w:pPr>
+            <w:r/>
+            <w:r>
+              <w:rPr>
+                <w:rFonts w:ascii="Segoe UI" w:hAnsi="Segoe UI"/>
+                <w:b w:val="0"/>
+                <w:color w:val="000000"/>
+                <w:sz w:val="18"/>
+              </w:rPr>
+              <w:t>Large quota landmark</w:t>
+            </w:r>
+          </w:p>
+          <w:p>
+            <w:pPr>
+              <w:spacing w:after="40" w:line="247" w:lineRule="auto"/>
+            </w:pPr>
+            <w:r>
+              <w:rPr>
+                <w:rFonts w:ascii="Segoe UI" w:hAnsi="Segoe UI"/>
+                <w:b w:val="0"/>
+                <w:color w:val="000000"/>
+                <w:sz w:val="18"/>
+              </w:rPr>
+              <w:t>Quantity 1</w:t>
+            </w:r>
+          </w:p>
+          <w:p>
+            <w:pPr>
+              <w:spacing w:after="40" w:line="247" w:lineRule="auto"/>
+            </w:pPr>
+            <w:r>
+              <w:rPr>
+                <w:rFonts w:ascii="Segoe UI" w:hAnsi="Segoe UI"/>
+                <w:b w:val="0"/>
+                <w:color w:val="000000"/>
+                <w:sz w:val="18"/>
+              </w:rPr>
+              <w:t>Mesh 3.07 × 0.40 × 2.33</w:t>
+            </w:r>
+          </w:p>
+          <w:p>
+            <w:pPr>
+              <w:spacing w:after="40" w:line="247" w:lineRule="auto"/>
+            </w:pPr>
+            <w:r>
+              <w:rPr>
+                <w:rFonts w:ascii="Segoe UI" w:hAnsi="Segoe UI"/>
+                <w:b w:val="0"/>
+                <w:color w:val="000000"/>
+                <w:sz w:val="18"/>
+              </w:rPr>
+              <w:t>Native mesh about 3.07 × 0.40 × 2.33 m</w:t>
+            </w:r>
+          </w:p>
+        </w:tc>
+        <w:tc>
+          <w:tcPr>
+            <w:tcW w:type="dxa" w:w="8856"/>
+            <w:vAlign w:val="center"/>
+            <w:tcMar>
+              <w:top w:w="55" w:type="dxa"/>
+              <w:bottom w:w="55" w:type="dxa"/>
+              <w:left w:w="100" w:type="dxa"/>
+              <w:right w:w="100" w:type="dxa"/>
+            </w:tcMar>
+            <w:shd w:fill="FFFFFF"/>
+          </w:tcPr>
+          <w:p>
+            <w:pPr>
+              <w:spacing w:after="40" w:line="247" w:lineRule="auto"/>
+            </w:pPr>
+            <w:r/>
+            <w:r>
+              <w:rPr>
+                <w:rFonts w:ascii="Segoe UI" w:hAnsi="Segoe UI"/>
+                <w:b w:val="0"/>
+                <w:color w:val="000000"/>
+                <w:sz w:val="18"/>
+              </w:rPr>
+              <w:t>Move/shorten support posts on an HQ copy to mount above intake. Preserve blank rectangular screen. Actual quota text is editable; no TV-feed or channel behaviour on this instance.</w:t>
+            </w:r>
+          </w:p>
+          <w:p>
+            <w:pPr>
+              <w:spacing w:after="40" w:line="247" w:lineRule="auto"/>
+            </w:pPr>
+            <w:r>
+              <w:rPr>
+                <w:rFonts w:ascii="Segoe UI" w:hAnsi="Segoe UI"/>
                 <w:b/>
-                <w:sz w:val="18"/>
-              </w:rPr>
-              <w:t>Meshy AI: NO</w:t>
-              <w:br/>
-              <w:t>Reuse ship model</w:t>
-            </w:r>
-          </w:p>
-        </w:tc>
-        <w:tc>
-          <w:tcPr>
-            <w:tcW w:type="dxa" w:w="3600"/>
-            <w:vAlign w:val="center"/>
-            <w:tcMar>
-              <w:top w:w="55" w:type="dxa"/>
-              <w:bottom w:w="55" w:type="dxa"/>
-              <w:left w:w="100" w:type="dxa"/>
-              <w:right w:w="100" w:type="dxa"/>
-            </w:tcMar>
-            <w:shd w:fill="FFFFFF"/>
-          </w:tcPr>
-          <w:p>
-            <w:pPr>
-              <w:spacing w:after="40" w:line="247" w:lineRule="auto"/>
-            </w:pPr>
-            <w:r/>
-            <w:r>
-              <w:rPr>
-                <w:rFonts w:ascii="Segoe UI" w:hAnsi="Segoe UI"/>
-                <w:b w:val="0"/>
-                <w:color w:val="000000"/>
-                <w:sz w:val="18"/>
-              </w:rPr>
-              <w:t>Large quota landmark</w:t>
-            </w:r>
-          </w:p>
-          <w:p>
-            <w:pPr>
-              <w:spacing w:after="40" w:line="247" w:lineRule="auto"/>
-            </w:pPr>
-            <w:r>
-              <w:rPr>
-                <w:rFonts w:ascii="Segoe UI" w:hAnsi="Segoe UI"/>
-                <w:b w:val="0"/>
-                <w:color w:val="000000"/>
-                <w:sz w:val="18"/>
-              </w:rPr>
-              <w:t>Quantity 1</w:t>
-            </w:r>
-          </w:p>
-          <w:p>
-            <w:pPr>
-              <w:spacing w:after="40" w:line="247" w:lineRule="auto"/>
-            </w:pPr>
-            <w:r>
-              <w:rPr>
-                <w:rFonts w:ascii="Segoe UI" w:hAnsi="Segoe UI"/>
-                <w:b w:val="0"/>
-                <w:color w:val="000000"/>
-                <w:sz w:val="18"/>
-              </w:rPr>
-              <w:t>Mesh 3.07 × 0.40 × 2.33</w:t>
-            </w:r>
-          </w:p>
-          <w:p>
-            <w:pPr>
-              <w:spacing w:after="40" w:line="247" w:lineRule="auto"/>
-            </w:pPr>
-            <w:r>
-              <w:rPr>
-                <w:rFonts w:ascii="Segoe UI" w:hAnsi="Segoe UI"/>
-                <w:b w:val="0"/>
-                <w:color w:val="000000"/>
-                <w:sz w:val="18"/>
-              </w:rPr>
-              <w:t>Native mesh about 3.07 × 0.40 × 2.33 m</w:t>
-            </w:r>
-          </w:p>
-        </w:tc>
-        <w:tc>
-          <w:tcPr>
-            <w:tcW w:type="dxa" w:w="8856"/>
-            <w:vAlign w:val="center"/>
-            <w:tcMar>
-              <w:top w:w="55" w:type="dxa"/>
-              <w:bottom w:w="55" w:type="dxa"/>
-              <w:left w:w="100" w:type="dxa"/>
-              <w:right w:w="100" w:type="dxa"/>
-            </w:tcMar>
-            <w:shd w:fill="FFFFFF"/>
-          </w:tcPr>
-          <w:p>
-            <w:pPr>
-              <w:spacing w:after="40" w:line="247" w:lineRule="auto"/>
-            </w:pPr>
-            <w:r/>
-            <w:r>
-              <w:rPr>
-                <w:rFonts w:ascii="Segoe UI" w:hAnsi="Segoe UI"/>
-                <w:b w:val="0"/>
-                <w:color w:val="000000"/>
-                <w:sz w:val="18"/>
-              </w:rPr>
-              <w:t>Move/shorten support posts on an HQ copy to mount above intake. Preserve blank rectangular screen. Actual quota text is editable; no TV-feed or channel behaviour on this instance.</w:t>
-            </w:r>
-          </w:p>
-          <w:p>
-            <w:pPr>
-              <w:spacing w:after="40" w:line="247" w:lineRule="auto"/>
-            </w:pPr>
-            <w:r>
-              <w:rPr>
-                <w:rFonts w:ascii="Segoe UI" w:hAnsi="Segoe UI"/>
-                <w:b w:val="0"/>
-                <w:color w:val="000000"/>
-                <w:sz w:val="18"/>
-              </w:rPr>
-              <w:t>No generation prompt: this model already exists.</w:t>
+                <w:color w:val="000000"/>
+                <w:sz w:val="18"/>
+              </w:rPr>
+              <w:t>Meshy AI: NO — reuse the existing ship model.</w:t>
             </w:r>
           </w:p>
         </w:tc>
@@ -3827,127 +3750,116 @@
               <w:t>4,000 triangles</w:t>
             </w:r>
           </w:p>
-          <w:p>
-            <w:r>
-              <w:rPr>
+        </w:tc>
+        <w:tc>
+          <w:tcPr>
+            <w:tcW w:type="dxa" w:w="3600"/>
+            <w:vAlign w:val="center"/>
+            <w:tcMar>
+              <w:top w:w="55" w:type="dxa"/>
+              <w:bottom w:w="55" w:type="dxa"/>
+              <w:left w:w="100" w:type="dxa"/>
+              <w:right w:w="100" w:type="dxa"/>
+            </w:tcMar>
+            <w:shd w:fill="F2F5F7"/>
+          </w:tcPr>
+          <w:p>
+            <w:pPr>
+              <w:spacing w:after="40" w:line="247" w:lineRule="auto"/>
+            </w:pPr>
+            <w:r/>
+            <w:r>
+              <w:rPr>
+                <w:rFonts w:ascii="Segoe UI" w:hAnsi="Segoe UI"/>
+                <w:b w:val="0"/>
+                <w:color w:val="000000"/>
+                <w:sz w:val="18"/>
+              </w:rPr>
+              <w:t>Bridge landing and loading edge</w:t>
+            </w:r>
+          </w:p>
+          <w:p>
+            <w:pPr>
+              <w:spacing w:after="40" w:line="247" w:lineRule="auto"/>
+            </w:pPr>
+            <w:r>
+              <w:rPr>
+                <w:rFonts w:ascii="Segoe UI" w:hAnsi="Segoe UI"/>
+                <w:b w:val="0"/>
+                <w:color w:val="000000"/>
+                <w:sz w:val="18"/>
+              </w:rPr>
+              <w:t>Quantity 4 to 6</w:t>
+            </w:r>
+          </w:p>
+          <w:p>
+            <w:pPr>
+              <w:spacing w:after="40" w:line="247" w:lineRule="auto"/>
+            </w:pPr>
+            <w:r>
+              <w:rPr>
+                <w:rFonts w:ascii="Segoe UI" w:hAnsi="Segoe UI"/>
+                <w:b w:val="0"/>
+                <w:color w:val="000000"/>
+                <w:sz w:val="18"/>
+              </w:rPr>
+              <w:t>Mesh 0.74 × 0.74 × 0.70</w:t>
+            </w:r>
+          </w:p>
+          <w:p>
+            <w:pPr>
+              <w:spacing w:after="40" w:line="247" w:lineRule="auto"/>
+            </w:pPr>
+            <w:r>
+              <w:rPr>
+                <w:rFonts w:ascii="Segoe UI" w:hAnsi="Segoe UI"/>
+                <w:b w:val="0"/>
+                <w:color w:val="000000"/>
+                <w:sz w:val="18"/>
+              </w:rPr>
+              <w:t>Use ship scale initially</w:t>
+            </w:r>
+          </w:p>
+        </w:tc>
+        <w:tc>
+          <w:tcPr>
+            <w:tcW w:type="dxa" w:w="8856"/>
+            <w:vAlign w:val="center"/>
+            <w:tcMar>
+              <w:top w:w="55" w:type="dxa"/>
+              <w:bottom w:w="55" w:type="dxa"/>
+              <w:left w:w="100" w:type="dxa"/>
+              <w:right w:w="100" w:type="dxa"/>
+            </w:tcMar>
+            <w:shd w:fill="F2F5F7"/>
+          </w:tcPr>
+          <w:p>
+            <w:pPr>
+              <w:spacing w:after="40" w:line="247" w:lineRule="auto"/>
+            </w:pPr>
+            <w:r/>
+            <w:r>
+              <w:rPr>
+                <w:rFonts w:ascii="Segoe UI" w:hAnsi="Segoe UI"/>
+                <w:b w:val="0"/>
+                <w:color w:val="000000"/>
+                <w:sz w:val="18"/>
+              </w:rPr>
+              <w:t>Place clear of walking feet and below sight lines. Decorative mooring only; no permanent rigid link between boat and HQ.</w:t>
+            </w:r>
+          </w:p>
+          <w:p>
+            <w:pPr>
+              <w:spacing w:after="40" w:line="247" w:lineRule="auto"/>
+            </w:pPr>
+            <w:r>
+              <w:rPr>
+                <w:rFonts w:ascii="Segoe UI" w:hAnsi="Segoe UI"/>
                 <w:b/>
-                <w:sz w:val="18"/>
-              </w:rPr>
-              <w:t>Meshy AI: NO</w:t>
-              <w:br/>
-              <w:t>Reuse ship model</w:t>
-            </w:r>
-          </w:p>
-        </w:tc>
-        <w:tc>
-          <w:tcPr>
-            <w:tcW w:type="dxa" w:w="3600"/>
-            <w:vAlign w:val="center"/>
-            <w:tcMar>
-              <w:top w:w="55" w:type="dxa"/>
-              <w:bottom w:w="55" w:type="dxa"/>
-              <w:left w:w="100" w:type="dxa"/>
-              <w:right w:w="100" w:type="dxa"/>
-            </w:tcMar>
-            <w:shd w:fill="F2F5F7"/>
-          </w:tcPr>
-          <w:p>
-            <w:pPr>
-              <w:spacing w:after="40" w:line="247" w:lineRule="auto"/>
-            </w:pPr>
-            <w:r/>
-            <w:r>
-              <w:rPr>
-                <w:rFonts w:ascii="Segoe UI" w:hAnsi="Segoe UI"/>
-                <w:b w:val="0"/>
-                <w:color w:val="000000"/>
-                <w:sz w:val="18"/>
-              </w:rPr>
-              <w:t>Bridge landing and loading edge</w:t>
-            </w:r>
-          </w:p>
-          <w:p>
-            <w:pPr>
-              <w:spacing w:after="40" w:line="247" w:lineRule="auto"/>
-            </w:pPr>
-            <w:r>
-              <w:rPr>
-                <w:rFonts w:ascii="Segoe UI" w:hAnsi="Segoe UI"/>
-                <w:b w:val="0"/>
-                <w:color w:val="000000"/>
-                <w:sz w:val="18"/>
-              </w:rPr>
-              <w:t>Quantity 4 to 6</w:t>
-            </w:r>
-          </w:p>
-          <w:p>
-            <w:pPr>
-              <w:spacing w:after="40" w:line="247" w:lineRule="auto"/>
-            </w:pPr>
-            <w:r>
-              <w:rPr>
-                <w:rFonts w:ascii="Segoe UI" w:hAnsi="Segoe UI"/>
-                <w:b w:val="0"/>
-                <w:color w:val="000000"/>
-                <w:sz w:val="18"/>
-              </w:rPr>
-              <w:t>Mesh 0.74 × 0.74 × 0.70</w:t>
-            </w:r>
-          </w:p>
-          <w:p>
-            <w:pPr>
-              <w:spacing w:after="40" w:line="247" w:lineRule="auto"/>
-            </w:pPr>
-            <w:r>
-              <w:rPr>
-                <w:rFonts w:ascii="Segoe UI" w:hAnsi="Segoe UI"/>
-                <w:b w:val="0"/>
-                <w:color w:val="000000"/>
-                <w:sz w:val="18"/>
-              </w:rPr>
-              <w:t>Use ship scale initially</w:t>
-            </w:r>
-          </w:p>
-        </w:tc>
-        <w:tc>
-          <w:tcPr>
-            <w:tcW w:type="dxa" w:w="8856"/>
-            <w:vAlign w:val="center"/>
-            <w:tcMar>
-              <w:top w:w="55" w:type="dxa"/>
-              <w:bottom w:w="55" w:type="dxa"/>
-              <w:left w:w="100" w:type="dxa"/>
-              <w:right w:w="100" w:type="dxa"/>
-            </w:tcMar>
-            <w:shd w:fill="F2F5F7"/>
-          </w:tcPr>
-          <w:p>
-            <w:pPr>
-              <w:spacing w:after="40" w:line="247" w:lineRule="auto"/>
-            </w:pPr>
-            <w:r/>
-            <w:r>
-              <w:rPr>
-                <w:rFonts w:ascii="Segoe UI" w:hAnsi="Segoe UI"/>
-                <w:b w:val="0"/>
-                <w:color w:val="000000"/>
-                <w:sz w:val="18"/>
-              </w:rPr>
-              <w:t>Place clear of walking feet and below sight lines. Decorative mooring only; no permanent rigid link between boat and HQ.</w:t>
-            </w:r>
-          </w:p>
-          <w:p>
-            <w:pPr>
-              <w:spacing w:after="40" w:line="247" w:lineRule="auto"/>
-            </w:pPr>
-            <w:r>
-              <w:rPr>
-                <w:rFonts w:ascii="Segoe UI" w:hAnsi="Segoe UI"/>
-                <w:b w:val="0"/>
-                <w:color w:val="000000"/>
-                <w:sz w:val="18"/>
-              </w:rPr>
-              <w:t>No generation prompt: this model already exists.</w:t>
+                <w:color w:val="000000"/>
+                <w:sz w:val="18"/>
+              </w:rPr>
+              <w:t>Meshy AI: NO — reuse the existing ship model.</w:t>
             </w:r>
           </w:p>
         </w:tc>
@@ -4011,127 +3923,116 @@
               <w:t>8,000 triangles</w:t>
             </w:r>
           </w:p>
-          <w:p>
-            <w:r>
-              <w:rPr>
+        </w:tc>
+        <w:tc>
+          <w:tcPr>
+            <w:tcW w:type="dxa" w:w="3600"/>
+            <w:vAlign w:val="center"/>
+            <w:tcMar>
+              <w:top w:w="55" w:type="dxa"/>
+              <w:bottom w:w="55" w:type="dxa"/>
+              <w:left w:w="100" w:type="dxa"/>
+              <w:right w:w="100" w:type="dxa"/>
+            </w:tcMar>
+            <w:shd w:fill="FFFFFF"/>
+          </w:tcPr>
+          <w:p>
+            <w:pPr>
+              <w:spacing w:after="40" w:line="247" w:lineRule="auto"/>
+            </w:pPr>
+            <w:r/>
+            <w:r>
+              <w:rPr>
+                <w:rFonts w:ascii="Segoe UI" w:hAnsi="Segoe UI"/>
+                <w:b w:val="0"/>
+                <w:color w:val="000000"/>
+                <w:sz w:val="18"/>
+              </w:rPr>
+              <w:t>Depot back, roof and service cabinets</w:t>
+            </w:r>
+          </w:p>
+          <w:p>
+            <w:pPr>
+              <w:spacing w:after="40" w:line="247" w:lineRule="auto"/>
+            </w:pPr>
+            <w:r>
+              <w:rPr>
+                <w:rFonts w:ascii="Segoe UI" w:hAnsi="Segoe UI"/>
+                <w:b w:val="0"/>
+                <w:color w:val="000000"/>
+                <w:sz w:val="18"/>
+              </w:rPr>
+              <w:t>Quantity 8 to 12</w:t>
+            </w:r>
+          </w:p>
+          <w:p>
+            <w:pPr>
+              <w:spacing w:after="40" w:line="247" w:lineRule="auto"/>
+            </w:pPr>
+            <w:r>
+              <w:rPr>
+                <w:rFonts w:ascii="Segoe UI" w:hAnsi="Segoe UI"/>
+                <w:b w:val="0"/>
+                <w:color w:val="000000"/>
+                <w:sz w:val="18"/>
+              </w:rPr>
+              <w:t>Mesh 2.00 × 0.42 × 1.46</w:t>
+            </w:r>
+          </w:p>
+          <w:p>
+            <w:pPr>
+              <w:spacing w:after="40" w:line="247" w:lineRule="auto"/>
+            </w:pPr>
+            <w:r>
+              <w:rPr>
+                <w:rFonts w:ascii="Segoe UI" w:hAnsi="Segoe UI"/>
+                <w:b w:val="0"/>
+                <w:color w:val="000000"/>
+                <w:sz w:val="18"/>
+              </w:rPr>
+              <w:t>Native mesh about 2.00 × 0.42 × 1.46 m</w:t>
+            </w:r>
+          </w:p>
+        </w:tc>
+        <w:tc>
+          <w:tcPr>
+            <w:tcW w:type="dxa" w:w="8856"/>
+            <w:vAlign w:val="center"/>
+            <w:tcMar>
+              <w:top w:w="55" w:type="dxa"/>
+              <w:bottom w:w="55" w:type="dxa"/>
+              <w:left w:w="100" w:type="dxa"/>
+              <w:right w:w="100" w:type="dxa"/>
+            </w:tcMar>
+            <w:shd w:fill="FFFFFF"/>
+          </w:tcPr>
+          <w:p>
+            <w:pPr>
+              <w:spacing w:after="40" w:line="247" w:lineRule="auto"/>
+            </w:pPr>
+            <w:r/>
+            <w:r>
+              <w:rPr>
+                <w:rFonts w:ascii="Segoe UI" w:hAnsi="Segoe UI"/>
+                <w:b w:val="0"/>
+                <w:color w:val="000000"/>
+                <w:sz w:val="18"/>
+              </w:rPr>
+              <w:t>Existing heat exchangers and hose bends set the machinery style. Do not tile this distinctive cluster continuously around the whole rim; use simple routed conduit between sparse clusters.</w:t>
+            </w:r>
+          </w:p>
+          <w:p>
+            <w:pPr>
+              <w:spacing w:after="40" w:line="247" w:lineRule="auto"/>
+            </w:pPr>
+            <w:r>
+              <w:rPr>
+                <w:rFonts w:ascii="Segoe UI" w:hAnsi="Segoe UI"/>
                 <w:b/>
-                <w:sz w:val="18"/>
-              </w:rPr>
-              <w:t>Meshy AI: NO</w:t>
-              <w:br/>
-              <w:t>Reuse ship model</w:t>
-            </w:r>
-          </w:p>
-        </w:tc>
-        <w:tc>
-          <w:tcPr>
-            <w:tcW w:type="dxa" w:w="3600"/>
-            <w:vAlign w:val="center"/>
-            <w:tcMar>
-              <w:top w:w="55" w:type="dxa"/>
-              <w:bottom w:w="55" w:type="dxa"/>
-              <w:left w:w="100" w:type="dxa"/>
-              <w:right w:w="100" w:type="dxa"/>
-            </w:tcMar>
-            <w:shd w:fill="FFFFFF"/>
-          </w:tcPr>
-          <w:p>
-            <w:pPr>
-              <w:spacing w:after="40" w:line="247" w:lineRule="auto"/>
-            </w:pPr>
-            <w:r/>
-            <w:r>
-              <w:rPr>
-                <w:rFonts w:ascii="Segoe UI" w:hAnsi="Segoe UI"/>
-                <w:b w:val="0"/>
-                <w:color w:val="000000"/>
-                <w:sz w:val="18"/>
-              </w:rPr>
-              <w:t>Depot back, roof and service cabinets</w:t>
-            </w:r>
-          </w:p>
-          <w:p>
-            <w:pPr>
-              <w:spacing w:after="40" w:line="247" w:lineRule="auto"/>
-            </w:pPr>
-            <w:r>
-              <w:rPr>
-                <w:rFonts w:ascii="Segoe UI" w:hAnsi="Segoe UI"/>
-                <w:b w:val="0"/>
-                <w:color w:val="000000"/>
-                <w:sz w:val="18"/>
-              </w:rPr>
-              <w:t>Quantity 8 to 12</w:t>
-            </w:r>
-          </w:p>
-          <w:p>
-            <w:pPr>
-              <w:spacing w:after="40" w:line="247" w:lineRule="auto"/>
-            </w:pPr>
-            <w:r>
-              <w:rPr>
-                <w:rFonts w:ascii="Segoe UI" w:hAnsi="Segoe UI"/>
-                <w:b w:val="0"/>
-                <w:color w:val="000000"/>
-                <w:sz w:val="18"/>
-              </w:rPr>
-              <w:t>Mesh 2.00 × 0.42 × 1.46</w:t>
-            </w:r>
-          </w:p>
-          <w:p>
-            <w:pPr>
-              <w:spacing w:after="40" w:line="247" w:lineRule="auto"/>
-            </w:pPr>
-            <w:r>
-              <w:rPr>
-                <w:rFonts w:ascii="Segoe UI" w:hAnsi="Segoe UI"/>
-                <w:b w:val="0"/>
-                <w:color w:val="000000"/>
-                <w:sz w:val="18"/>
-              </w:rPr>
-              <w:t>Native mesh about 2.00 × 0.42 × 1.46 m</w:t>
-            </w:r>
-          </w:p>
-        </w:tc>
-        <w:tc>
-          <w:tcPr>
-            <w:tcW w:type="dxa" w:w="8856"/>
-            <w:vAlign w:val="center"/>
-            <w:tcMar>
-              <w:top w:w="55" w:type="dxa"/>
-              <w:bottom w:w="55" w:type="dxa"/>
-              <w:left w:w="100" w:type="dxa"/>
-              <w:right w:w="100" w:type="dxa"/>
-            </w:tcMar>
-            <w:shd w:fill="FFFFFF"/>
-          </w:tcPr>
-          <w:p>
-            <w:pPr>
-              <w:spacing w:after="40" w:line="247" w:lineRule="auto"/>
-            </w:pPr>
-            <w:r/>
-            <w:r>
-              <w:rPr>
-                <w:rFonts w:ascii="Segoe UI" w:hAnsi="Segoe UI"/>
-                <w:b w:val="0"/>
-                <w:color w:val="000000"/>
-                <w:sz w:val="18"/>
-              </w:rPr>
-              <w:t>Existing heat exchangers and hose bends set the machinery style. Do not tile this distinctive cluster continuously around the whole rim; use simple routed conduit between sparse clusters.</w:t>
-            </w:r>
-          </w:p>
-          <w:p>
-            <w:pPr>
-              <w:spacing w:after="40" w:line="247" w:lineRule="auto"/>
-            </w:pPr>
-            <w:r>
-              <w:rPr>
-                <w:rFonts w:ascii="Segoe UI" w:hAnsi="Segoe UI"/>
-                <w:b w:val="0"/>
-                <w:color w:val="000000"/>
-                <w:sz w:val="18"/>
-              </w:rPr>
-              <w:t>No generation prompt: this model already exists.</w:t>
+                <w:color w:val="000000"/>
+                <w:sz w:val="18"/>
+              </w:rPr>
+              <w:t>Meshy AI: NO — reuse the existing ship model.</w:t>
             </w:r>
           </w:p>
         </w:tc>
@@ -4195,127 +4096,116 @@
               <w:t>3,998 triangles</w:t>
             </w:r>
           </w:p>
-          <w:p>
-            <w:r>
-              <w:rPr>
+        </w:tc>
+        <w:tc>
+          <w:tcPr>
+            <w:tcW w:type="dxa" w:w="3600"/>
+            <w:vAlign w:val="center"/>
+            <w:tcMar>
+              <w:top w:w="55" w:type="dxa"/>
+              <w:bottom w:w="55" w:type="dxa"/>
+              <w:left w:w="100" w:type="dxa"/>
+              <w:right w:w="100" w:type="dxa"/>
+            </w:tcMar>
+            <w:shd w:fill="F2F5F7"/>
+          </w:tcPr>
+          <w:p>
+            <w:pPr>
+              <w:spacing w:after="40" w:line="247" w:lineRule="auto"/>
+            </w:pPr>
+            <w:r/>
+            <w:r>
+              <w:rPr>
+                <w:rFonts w:ascii="Segoe UI" w:hAnsi="Segoe UI"/>
+                <w:b w:val="0"/>
+                <w:color w:val="000000"/>
+                <w:sz w:val="18"/>
+              </w:rPr>
+              <w:t>Maintenance details</w:t>
+            </w:r>
+          </w:p>
+          <w:p>
+            <w:pPr>
+              <w:spacing w:after="40" w:line="247" w:lineRule="auto"/>
+            </w:pPr>
+            <w:r>
+              <w:rPr>
+                <w:rFonts w:ascii="Segoe UI" w:hAnsi="Segoe UI"/>
+                <w:b w:val="0"/>
+                <w:color w:val="000000"/>
+                <w:sz w:val="18"/>
+              </w:rPr>
+              <w:t>Quantity 2 to 4</w:t>
+            </w:r>
+          </w:p>
+          <w:p>
+            <w:pPr>
+              <w:spacing w:after="40" w:line="247" w:lineRule="auto"/>
+            </w:pPr>
+            <w:r>
+              <w:rPr>
+                <w:rFonts w:ascii="Segoe UI" w:hAnsi="Segoe UI"/>
+                <w:b w:val="0"/>
+                <w:color w:val="000000"/>
+                <w:sz w:val="18"/>
+              </w:rPr>
+              <w:t>Mesh 0.50 × 0.11 × 1.53</w:t>
+            </w:r>
+          </w:p>
+          <w:p>
+            <w:pPr>
+              <w:spacing w:after="40" w:line="247" w:lineRule="auto"/>
+            </w:pPr>
+            <w:r>
+              <w:rPr>
+                <w:rFonts w:ascii="Segoe UI" w:hAnsi="Segoe UI"/>
+                <w:b w:val="0"/>
+                <w:color w:val="000000"/>
+                <w:sz w:val="18"/>
+              </w:rPr>
+              <w:t>Native mesh about 0.50 × 0.11 × 1.53 m</w:t>
+            </w:r>
+          </w:p>
+        </w:tc>
+        <w:tc>
+          <w:tcPr>
+            <w:tcW w:type="dxa" w:w="8856"/>
+            <w:vAlign w:val="center"/>
+            <w:tcMar>
+              <w:top w:w="55" w:type="dxa"/>
+              <w:bottom w:w="55" w:type="dxa"/>
+              <w:left w:w="100" w:type="dxa"/>
+              <w:right w:w="100" w:type="dxa"/>
+            </w:tcMar>
+            <w:shd w:fill="F2F5F7"/>
+          </w:tcPr>
+          <w:p>
+            <w:pPr>
+              <w:spacing w:after="40" w:line="247" w:lineRule="auto"/>
+            </w:pPr>
+            <w:r/>
+            <w:r>
+              <w:rPr>
+                <w:rFonts w:ascii="Segoe UI" w:hAnsi="Segoe UI"/>
+                <w:b w:val="0"/>
+                <w:color w:val="000000"/>
+                <w:sz w:val="18"/>
+              </w:rPr>
+              <w:t>Decoration only in this pass. Existing short mesh must not be mistaken for a complete playable ladder. Repeat vertically only on closed maintenance routes; do not promise access to roofs.</w:t>
+            </w:r>
+          </w:p>
+          <w:p>
+            <w:pPr>
+              <w:spacing w:after="40" w:line="247" w:lineRule="auto"/>
+            </w:pPr>
+            <w:r>
+              <w:rPr>
+                <w:rFonts w:ascii="Segoe UI" w:hAnsi="Segoe UI"/>
                 <w:b/>
-                <w:sz w:val="18"/>
-              </w:rPr>
-              <w:t>Meshy AI: NO</w:t>
-              <w:br/>
-              <w:t>Reuse ship model</w:t>
-            </w:r>
-          </w:p>
-        </w:tc>
-        <w:tc>
-          <w:tcPr>
-            <w:tcW w:type="dxa" w:w="3600"/>
-            <w:vAlign w:val="center"/>
-            <w:tcMar>
-              <w:top w:w="55" w:type="dxa"/>
-              <w:bottom w:w="55" w:type="dxa"/>
-              <w:left w:w="100" w:type="dxa"/>
-              <w:right w:w="100" w:type="dxa"/>
-            </w:tcMar>
-            <w:shd w:fill="F2F5F7"/>
-          </w:tcPr>
-          <w:p>
-            <w:pPr>
-              <w:spacing w:after="40" w:line="247" w:lineRule="auto"/>
-            </w:pPr>
-            <w:r/>
-            <w:r>
-              <w:rPr>
-                <w:rFonts w:ascii="Segoe UI" w:hAnsi="Segoe UI"/>
-                <w:b w:val="0"/>
-                <w:color w:val="000000"/>
-                <w:sz w:val="18"/>
-              </w:rPr>
-              <w:t>Maintenance details</w:t>
-            </w:r>
-          </w:p>
-          <w:p>
-            <w:pPr>
-              <w:spacing w:after="40" w:line="247" w:lineRule="auto"/>
-            </w:pPr>
-            <w:r>
-              <w:rPr>
-                <w:rFonts w:ascii="Segoe UI" w:hAnsi="Segoe UI"/>
-                <w:b w:val="0"/>
-                <w:color w:val="000000"/>
-                <w:sz w:val="18"/>
-              </w:rPr>
-              <w:t>Quantity 2 to 4</w:t>
-            </w:r>
-          </w:p>
-          <w:p>
-            <w:pPr>
-              <w:spacing w:after="40" w:line="247" w:lineRule="auto"/>
-            </w:pPr>
-            <w:r>
-              <w:rPr>
-                <w:rFonts w:ascii="Segoe UI" w:hAnsi="Segoe UI"/>
-                <w:b w:val="0"/>
-                <w:color w:val="000000"/>
-                <w:sz w:val="18"/>
-              </w:rPr>
-              <w:t>Mesh 0.50 × 0.11 × 1.53</w:t>
-            </w:r>
-          </w:p>
-          <w:p>
-            <w:pPr>
-              <w:spacing w:after="40" w:line="247" w:lineRule="auto"/>
-            </w:pPr>
-            <w:r>
-              <w:rPr>
-                <w:rFonts w:ascii="Segoe UI" w:hAnsi="Segoe UI"/>
-                <w:b w:val="0"/>
-                <w:color w:val="000000"/>
-                <w:sz w:val="18"/>
-              </w:rPr>
-              <w:t>Native mesh about 0.50 × 0.11 × 1.53 m</w:t>
-            </w:r>
-          </w:p>
-        </w:tc>
-        <w:tc>
-          <w:tcPr>
-            <w:tcW w:type="dxa" w:w="8856"/>
-            <w:vAlign w:val="center"/>
-            <w:tcMar>
-              <w:top w:w="55" w:type="dxa"/>
-              <w:bottom w:w="55" w:type="dxa"/>
-              <w:left w:w="100" w:type="dxa"/>
-              <w:right w:w="100" w:type="dxa"/>
-            </w:tcMar>
-            <w:shd w:fill="F2F5F7"/>
-          </w:tcPr>
-          <w:p>
-            <w:pPr>
-              <w:spacing w:after="40" w:line="247" w:lineRule="auto"/>
-            </w:pPr>
-            <w:r/>
-            <w:r>
-              <w:rPr>
-                <w:rFonts w:ascii="Segoe UI" w:hAnsi="Segoe UI"/>
-                <w:b w:val="0"/>
-                <w:color w:val="000000"/>
-                <w:sz w:val="18"/>
-              </w:rPr>
-              <w:t>Decoration only in this pass. Existing short mesh must not be mistaken for a complete playable ladder. Repeat vertically only on closed maintenance routes; do not promise access to roofs.</w:t>
-            </w:r>
-          </w:p>
-          <w:p>
-            <w:pPr>
-              <w:spacing w:after="40" w:line="247" w:lineRule="auto"/>
-            </w:pPr>
-            <w:r>
-              <w:rPr>
-                <w:rFonts w:ascii="Segoe UI" w:hAnsi="Segoe UI"/>
-                <w:b w:val="0"/>
-                <w:color w:val="000000"/>
-                <w:sz w:val="18"/>
-              </w:rPr>
-              <w:t>No generation prompt: this model already exists.</w:t>
+                <w:color w:val="000000"/>
+                <w:sz w:val="18"/>
+              </w:rPr>
+              <w:t>Meshy AI: NO — reuse the existing ship model.</w:t>
             </w:r>
           </w:p>
         </w:tc>
@@ -4516,127 +4406,116 @@
               <w:t>4,000 triangles</w:t>
             </w:r>
           </w:p>
-          <w:p>
-            <w:r>
-              <w:rPr>
+        </w:tc>
+        <w:tc>
+          <w:tcPr>
+            <w:tcW w:type="dxa" w:w="3600"/>
+            <w:vAlign w:val="center"/>
+            <w:tcMar>
+              <w:top w:w="55" w:type="dxa"/>
+              <w:bottom w:w="55" w:type="dxa"/>
+              <w:left w:w="100" w:type="dxa"/>
+              <w:right w:w="100" w:type="dxa"/>
+            </w:tcMar>
+            <w:shd w:fill="F2F5F7"/>
+          </w:tcPr>
+          <w:p>
+            <w:pPr>
+              <w:spacing w:after="40" w:line="247" w:lineRule="auto"/>
+            </w:pPr>
+            <w:r/>
+            <w:r>
+              <w:rPr>
+                <w:rFonts w:ascii="Segoe UI" w:hAnsi="Segoe UI"/>
+                <w:b w:val="0"/>
+                <w:color w:val="000000"/>
+                <w:sz w:val="18"/>
+              </w:rPr>
+              <w:t>Working deck clutter</w:t>
+            </w:r>
+          </w:p>
+          <w:p>
+            <w:pPr>
+              <w:spacing w:after="40" w:line="247" w:lineRule="auto"/>
+            </w:pPr>
+            <w:r>
+              <w:rPr>
+                <w:rFonts w:ascii="Segoe UI" w:hAnsi="Segoe UI"/>
+                <w:b w:val="0"/>
+                <w:color w:val="000000"/>
+                <w:sz w:val="18"/>
+              </w:rPr>
+              <w:t>Quantity 10 to 16</w:t>
+            </w:r>
+          </w:p>
+          <w:p>
+            <w:pPr>
+              <w:spacing w:after="40" w:line="247" w:lineRule="auto"/>
+            </w:pPr>
+            <w:r>
+              <w:rPr>
+                <w:rFonts w:ascii="Segoe UI" w:hAnsi="Segoe UI"/>
+                <w:b w:val="0"/>
+                <w:color w:val="000000"/>
+                <w:sz w:val="18"/>
+              </w:rPr>
+              <w:t>Mesh 0.46 × 0.48 × 0.90</w:t>
+            </w:r>
+          </w:p>
+          <w:p>
+            <w:pPr>
+              <w:spacing w:after="40" w:line="247" w:lineRule="auto"/>
+            </w:pPr>
+            <w:r>
+              <w:rPr>
+                <w:rFonts w:ascii="Segoe UI" w:hAnsi="Segoe UI"/>
+                <w:b w:val="0"/>
+                <w:color w:val="000000"/>
+                <w:sz w:val="18"/>
+              </w:rPr>
+              <w:t>Use ship scale initially</w:t>
+            </w:r>
+          </w:p>
+        </w:tc>
+        <w:tc>
+          <w:tcPr>
+            <w:tcW w:type="dxa" w:w="8856"/>
+            <w:vAlign w:val="center"/>
+            <w:tcMar>
+              <w:top w:w="55" w:type="dxa"/>
+              <w:bottom w:w="55" w:type="dxa"/>
+              <w:left w:w="100" w:type="dxa"/>
+              <w:right w:w="100" w:type="dxa"/>
+            </w:tcMar>
+            <w:shd w:fill="F2F5F7"/>
+          </w:tcPr>
+          <w:p>
+            <w:pPr>
+              <w:spacing w:after="40" w:line="247" w:lineRule="auto"/>
+            </w:pPr>
+            <w:r/>
+            <w:r>
+              <w:rPr>
+                <w:rFonts w:ascii="Segoe UI" w:hAnsi="Segoe UI"/>
+                <w:b w:val="0"/>
+                <w:color w:val="000000"/>
+                <w:sz w:val="18"/>
+              </w:rPr>
+              <w:t>These are futuristic pressure canisters, not steel oil drums. Reuse with restrained pale/yellow variations. Shop purchase tanks use actual item visuals instead.</w:t>
+            </w:r>
+          </w:p>
+          <w:p>
+            <w:pPr>
+              <w:spacing w:after="40" w:line="247" w:lineRule="auto"/>
+            </w:pPr>
+            <w:r>
+              <w:rPr>
+                <w:rFonts w:ascii="Segoe UI" w:hAnsi="Segoe UI"/>
                 <w:b/>
-                <w:sz w:val="18"/>
-              </w:rPr>
-              <w:t>Meshy AI: NO</w:t>
-              <w:br/>
-              <w:t>Reuse ship model</w:t>
-            </w:r>
-          </w:p>
-        </w:tc>
-        <w:tc>
-          <w:tcPr>
-            <w:tcW w:type="dxa" w:w="3600"/>
-            <w:vAlign w:val="center"/>
-            <w:tcMar>
-              <w:top w:w="55" w:type="dxa"/>
-              <w:bottom w:w="55" w:type="dxa"/>
-              <w:left w:w="100" w:type="dxa"/>
-              <w:right w:w="100" w:type="dxa"/>
-            </w:tcMar>
-            <w:shd w:fill="F2F5F7"/>
-          </w:tcPr>
-          <w:p>
-            <w:pPr>
-              <w:spacing w:after="40" w:line="247" w:lineRule="auto"/>
-            </w:pPr>
-            <w:r/>
-            <w:r>
-              <w:rPr>
-                <w:rFonts w:ascii="Segoe UI" w:hAnsi="Segoe UI"/>
-                <w:b w:val="0"/>
-                <w:color w:val="000000"/>
-                <w:sz w:val="18"/>
-              </w:rPr>
-              <w:t>Working deck clutter</w:t>
-            </w:r>
-          </w:p>
-          <w:p>
-            <w:pPr>
-              <w:spacing w:after="40" w:line="247" w:lineRule="auto"/>
-            </w:pPr>
-            <w:r>
-              <w:rPr>
-                <w:rFonts w:ascii="Segoe UI" w:hAnsi="Segoe UI"/>
-                <w:b w:val="0"/>
-                <w:color w:val="000000"/>
-                <w:sz w:val="18"/>
-              </w:rPr>
-              <w:t>Quantity 10 to 16</w:t>
-            </w:r>
-          </w:p>
-          <w:p>
-            <w:pPr>
-              <w:spacing w:after="40" w:line="247" w:lineRule="auto"/>
-            </w:pPr>
-            <w:r>
-              <w:rPr>
-                <w:rFonts w:ascii="Segoe UI" w:hAnsi="Segoe UI"/>
-                <w:b w:val="0"/>
-                <w:color w:val="000000"/>
-                <w:sz w:val="18"/>
-              </w:rPr>
-              <w:t>Mesh 0.46 × 0.48 × 0.90</w:t>
-            </w:r>
-          </w:p>
-          <w:p>
-            <w:pPr>
-              <w:spacing w:after="40" w:line="247" w:lineRule="auto"/>
-            </w:pPr>
-            <w:r>
-              <w:rPr>
-                <w:rFonts w:ascii="Segoe UI" w:hAnsi="Segoe UI"/>
-                <w:b w:val="0"/>
-                <w:color w:val="000000"/>
-                <w:sz w:val="18"/>
-              </w:rPr>
-              <w:t>Use ship scale initially</w:t>
-            </w:r>
-          </w:p>
-        </w:tc>
-        <w:tc>
-          <w:tcPr>
-            <w:tcW w:type="dxa" w:w="8856"/>
-            <w:vAlign w:val="center"/>
-            <w:tcMar>
-              <w:top w:w="55" w:type="dxa"/>
-              <w:bottom w:w="55" w:type="dxa"/>
-              <w:left w:w="100" w:type="dxa"/>
-              <w:right w:w="100" w:type="dxa"/>
-            </w:tcMar>
-            <w:shd w:fill="F2F5F7"/>
-          </w:tcPr>
-          <w:p>
-            <w:pPr>
-              <w:spacing w:after="40" w:line="247" w:lineRule="auto"/>
-            </w:pPr>
-            <w:r/>
-            <w:r>
-              <w:rPr>
-                <w:rFonts w:ascii="Segoe UI" w:hAnsi="Segoe UI"/>
-                <w:b w:val="0"/>
-                <w:color w:val="000000"/>
-                <w:sz w:val="18"/>
-              </w:rPr>
-              <w:t>These are futuristic pressure canisters, not steel oil drums. Reuse with restrained pale/yellow variations. Shop purchase tanks use actual item visuals instead.</w:t>
-            </w:r>
-          </w:p>
-          <w:p>
-            <w:pPr>
-              <w:spacing w:after="40" w:line="247" w:lineRule="auto"/>
-            </w:pPr>
-            <w:r>
-              <w:rPr>
-                <w:rFonts w:ascii="Segoe UI" w:hAnsi="Segoe UI"/>
-                <w:b w:val="0"/>
-                <w:color w:val="000000"/>
-                <w:sz w:val="18"/>
-              </w:rPr>
-              <w:t>No generation prompt: this model already exists.</w:t>
+                <w:color w:val="000000"/>
+                <w:sz w:val="18"/>
+              </w:rPr>
+              <w:t>Meshy AI: NO — reuse the existing ship model.</w:t>
             </w:r>
           </w:p>
         </w:tc>
@@ -4700,127 +4579,116 @@
               <w:t>3,998 triangles</w:t>
             </w:r>
           </w:p>
-          <w:p>
-            <w:r>
-              <w:rPr>
+        </w:tc>
+        <w:tc>
+          <w:tcPr>
+            <w:tcW w:type="dxa" w:w="3600"/>
+            <w:vAlign w:val="center"/>
+            <w:tcMar>
+              <w:top w:w="55" w:type="dxa"/>
+              <w:bottom w:w="55" w:type="dxa"/>
+              <w:left w:w="100" w:type="dxa"/>
+              <w:right w:w="100" w:type="dxa"/>
+            </w:tcMar>
+            <w:shd w:fill="FFFFFF"/>
+          </w:tcPr>
+          <w:p>
+            <w:pPr>
+              <w:spacing w:after="40" w:line="247" w:lineRule="auto"/>
+            </w:pPr>
+            <w:r/>
+            <w:r>
+              <w:rPr>
+                <w:rFonts w:ascii="Segoe UI" w:hAnsi="Segoe UI"/>
+                <w:b w:val="0"/>
+                <w:color w:val="000000"/>
+                <w:sz w:val="18"/>
+              </w:rPr>
+              <w:t>Storage and receiving area</w:t>
+            </w:r>
+          </w:p>
+          <w:p>
+            <w:pPr>
+              <w:spacing w:after="40" w:line="247" w:lineRule="auto"/>
+            </w:pPr>
+            <w:r>
+              <w:rPr>
+                <w:rFonts w:ascii="Segoe UI" w:hAnsi="Segoe UI"/>
+                <w:b w:val="0"/>
+                <w:color w:val="000000"/>
+                <w:sz w:val="18"/>
+              </w:rPr>
+              <w:t>Quantity 12 to 18</w:t>
+            </w:r>
+          </w:p>
+          <w:p>
+            <w:pPr>
+              <w:spacing w:after="40" w:line="247" w:lineRule="auto"/>
+            </w:pPr>
+            <w:r>
+              <w:rPr>
+                <w:rFonts w:ascii="Segoe UI" w:hAnsi="Segoe UI"/>
+                <w:b w:val="0"/>
+                <w:color w:val="000000"/>
+                <w:sz w:val="18"/>
+              </w:rPr>
+              <w:t>Mesh 0.78 × 0.60 × 0.45</w:t>
+            </w:r>
+          </w:p>
+          <w:p>
+            <w:pPr>
+              <w:spacing w:after="40" w:line="247" w:lineRule="auto"/>
+            </w:pPr>
+            <w:r>
+              <w:rPr>
+                <w:rFonts w:ascii="Segoe UI" w:hAnsi="Segoe UI"/>
+                <w:b w:val="0"/>
+                <w:color w:val="000000"/>
+                <w:sz w:val="18"/>
+              </w:rPr>
+              <w:t>Use ship scale initially</w:t>
+            </w:r>
+          </w:p>
+        </w:tc>
+        <w:tc>
+          <w:tcPr>
+            <w:tcW w:type="dxa" w:w="8856"/>
+            <w:vAlign w:val="center"/>
+            <w:tcMar>
+              <w:top w:w="55" w:type="dxa"/>
+              <w:bottom w:w="55" w:type="dxa"/>
+              <w:left w:w="100" w:type="dxa"/>
+              <w:right w:w="100" w:type="dxa"/>
+            </w:tcMar>
+            <w:shd w:fill="FFFFFF"/>
+          </w:tcPr>
+          <w:p>
+            <w:pPr>
+              <w:spacing w:after="40" w:line="247" w:lineRule="auto"/>
+            </w:pPr>
+            <w:r/>
+            <w:r>
+              <w:rPr>
+                <w:rFonts w:ascii="Segoe UI" w:hAnsi="Segoe UI"/>
+                <w:b w:val="0"/>
+                <w:color w:val="000000"/>
+                <w:sz w:val="18"/>
+              </w:rPr>
+              <w:t>Keep existing armoured case shape. Stack in groups with a clear walking edge; vary paint, orientation and dirt rather than generate more boxes.</w:t>
+            </w:r>
+          </w:p>
+          <w:p>
+            <w:pPr>
+              <w:spacing w:after="40" w:line="247" w:lineRule="auto"/>
+            </w:pPr>
+            <w:r>
+              <w:rPr>
+                <w:rFonts w:ascii="Segoe UI" w:hAnsi="Segoe UI"/>
                 <w:b/>
-                <w:sz w:val="18"/>
-              </w:rPr>
-              <w:t>Meshy AI: NO</w:t>
-              <w:br/>
-              <w:t>Reuse ship model</w:t>
-            </w:r>
-          </w:p>
-        </w:tc>
-        <w:tc>
-          <w:tcPr>
-            <w:tcW w:type="dxa" w:w="3600"/>
-            <w:vAlign w:val="center"/>
-            <w:tcMar>
-              <w:top w:w="55" w:type="dxa"/>
-              <w:bottom w:w="55" w:type="dxa"/>
-              <w:left w:w="100" w:type="dxa"/>
-              <w:right w:w="100" w:type="dxa"/>
-            </w:tcMar>
-            <w:shd w:fill="FFFFFF"/>
-          </w:tcPr>
-          <w:p>
-            <w:pPr>
-              <w:spacing w:after="40" w:line="247" w:lineRule="auto"/>
-            </w:pPr>
-            <w:r/>
-            <w:r>
-              <w:rPr>
-                <w:rFonts w:ascii="Segoe UI" w:hAnsi="Segoe UI"/>
-                <w:b w:val="0"/>
-                <w:color w:val="000000"/>
-                <w:sz w:val="18"/>
-              </w:rPr>
-              <w:t>Storage and receiving area</w:t>
-            </w:r>
-          </w:p>
-          <w:p>
-            <w:pPr>
-              <w:spacing w:after="40" w:line="247" w:lineRule="auto"/>
-            </w:pPr>
-            <w:r>
-              <w:rPr>
-                <w:rFonts w:ascii="Segoe UI" w:hAnsi="Segoe UI"/>
-                <w:b w:val="0"/>
-                <w:color w:val="000000"/>
-                <w:sz w:val="18"/>
-              </w:rPr>
-              <w:t>Quantity 12 to 18</w:t>
-            </w:r>
-          </w:p>
-          <w:p>
-            <w:pPr>
-              <w:spacing w:after="40" w:line="247" w:lineRule="auto"/>
-            </w:pPr>
-            <w:r>
-              <w:rPr>
-                <w:rFonts w:ascii="Segoe UI" w:hAnsi="Segoe UI"/>
-                <w:b w:val="0"/>
-                <w:color w:val="000000"/>
-                <w:sz w:val="18"/>
-              </w:rPr>
-              <w:t>Mesh 0.78 × 0.60 × 0.45</w:t>
-            </w:r>
-          </w:p>
-          <w:p>
-            <w:pPr>
-              <w:spacing w:after="40" w:line="247" w:lineRule="auto"/>
-            </w:pPr>
-            <w:r>
-              <w:rPr>
-                <w:rFonts w:ascii="Segoe UI" w:hAnsi="Segoe UI"/>
-                <w:b w:val="0"/>
-                <w:color w:val="000000"/>
-                <w:sz w:val="18"/>
-              </w:rPr>
-              <w:t>Use ship scale initially</w:t>
-            </w:r>
-          </w:p>
-        </w:tc>
-        <w:tc>
-          <w:tcPr>
-            <w:tcW w:type="dxa" w:w="8856"/>
-            <w:vAlign w:val="center"/>
-            <w:tcMar>
-              <w:top w:w="55" w:type="dxa"/>
-              <w:bottom w:w="55" w:type="dxa"/>
-              <w:left w:w="100" w:type="dxa"/>
-              <w:right w:w="100" w:type="dxa"/>
-            </w:tcMar>
-            <w:shd w:fill="FFFFFF"/>
-          </w:tcPr>
-          <w:p>
-            <w:pPr>
-              <w:spacing w:after="40" w:line="247" w:lineRule="auto"/>
-            </w:pPr>
-            <w:r/>
-            <w:r>
-              <w:rPr>
-                <w:rFonts w:ascii="Segoe UI" w:hAnsi="Segoe UI"/>
-                <w:b w:val="0"/>
-                <w:color w:val="000000"/>
-                <w:sz w:val="18"/>
-              </w:rPr>
-              <w:t>Keep existing armoured case shape. Stack in groups with a clear walking edge; vary paint, orientation and dirt rather than generate more boxes.</w:t>
-            </w:r>
-          </w:p>
-          <w:p>
-            <w:pPr>
-              <w:spacing w:after="40" w:line="247" w:lineRule="auto"/>
-            </w:pPr>
-            <w:r>
-              <w:rPr>
-                <w:rFonts w:ascii="Segoe UI" w:hAnsi="Segoe UI"/>
-                <w:b w:val="0"/>
-                <w:color w:val="000000"/>
-                <w:sz w:val="18"/>
-              </w:rPr>
-              <w:t>No generation prompt: this model already exists.</w:t>
+                <w:color w:val="000000"/>
+                <w:sz w:val="18"/>
+              </w:rPr>
+              <w:t>Meshy AI: NO — reuse the existing ship model.</w:t>
             </w:r>
           </w:p>
         </w:tc>
@@ -4884,127 +4752,116 @@
               <w:t>3,999 triangles</w:t>
             </w:r>
           </w:p>
-          <w:p>
-            <w:r>
-              <w:rPr>
+        </w:tc>
+        <w:tc>
+          <w:tcPr>
+            <w:tcW w:type="dxa" w:w="3600"/>
+            <w:vAlign w:val="center"/>
+            <w:tcMar>
+              <w:top w:w="55" w:type="dxa"/>
+              <w:bottom w:w="55" w:type="dxa"/>
+              <w:left w:w="100" w:type="dxa"/>
+              <w:right w:w="100" w:type="dxa"/>
+            </w:tcMar>
+            <w:shd w:fill="F2F5F7"/>
+          </w:tcPr>
+          <w:p>
+            <w:pPr>
+              <w:spacing w:after="40" w:line="247" w:lineRule="auto"/>
+            </w:pPr>
+            <w:r/>
+            <w:r>
+              <w:rPr>
+                <w:rFonts w:ascii="Segoe UI" w:hAnsi="Segoe UI"/>
+                <w:b w:val="0"/>
+                <w:color w:val="000000"/>
+                <w:sz w:val="18"/>
+              </w:rPr>
+              <w:t>Mooring and repair details</w:t>
+            </w:r>
+          </w:p>
+          <w:p>
+            <w:pPr>
+              <w:spacing w:after="40" w:line="247" w:lineRule="auto"/>
+            </w:pPr>
+            <w:r>
+              <w:rPr>
+                <w:rFonts w:ascii="Segoe UI" w:hAnsi="Segoe UI"/>
+                <w:b w:val="0"/>
+                <w:color w:val="000000"/>
+                <w:sz w:val="18"/>
+              </w:rPr>
+              <w:t>Quantity 4 to 6</w:t>
+            </w:r>
+          </w:p>
+          <w:p>
+            <w:pPr>
+              <w:spacing w:after="40" w:line="247" w:lineRule="auto"/>
+            </w:pPr>
+            <w:r>
+              <w:rPr>
+                <w:rFonts w:ascii="Segoe UI" w:hAnsi="Segoe UI"/>
+                <w:b w:val="0"/>
+                <w:color w:val="000000"/>
+                <w:sz w:val="18"/>
+              </w:rPr>
+              <w:t>Mesh 0.98 × 1.02 × 0.35</w:t>
+            </w:r>
+          </w:p>
+          <w:p>
+            <w:pPr>
+              <w:spacing w:after="40" w:line="247" w:lineRule="auto"/>
+            </w:pPr>
+            <w:r>
+              <w:rPr>
+                <w:rFonts w:ascii="Segoe UI" w:hAnsi="Segoe UI"/>
+                <w:b w:val="0"/>
+                <w:color w:val="000000"/>
+                <w:sz w:val="18"/>
+              </w:rPr>
+              <w:t>Use ship scale initially</w:t>
+            </w:r>
+          </w:p>
+        </w:tc>
+        <w:tc>
+          <w:tcPr>
+            <w:tcW w:type="dxa" w:w="8856"/>
+            <w:vAlign w:val="center"/>
+            <w:tcMar>
+              <w:top w:w="55" w:type="dxa"/>
+              <w:bottom w:w="55" w:type="dxa"/>
+              <w:left w:w="100" w:type="dxa"/>
+              <w:right w:w="100" w:type="dxa"/>
+            </w:tcMar>
+            <w:shd w:fill="F2F5F7"/>
+          </w:tcPr>
+          <w:p>
+            <w:pPr>
+              <w:spacing w:after="40" w:line="247" w:lineRule="auto"/>
+            </w:pPr>
+            <w:r/>
+            <w:r>
+              <w:rPr>
+                <w:rFonts w:ascii="Segoe UI" w:hAnsi="Segoe UI"/>
+                <w:b w:val="0"/>
+                <w:color w:val="000000"/>
+                <w:sz w:val="18"/>
+              </w:rPr>
+              <w:t>Keep coarse coupling head and thick cable. Noninteractive scenery; avoid trip-height collision in player routes.</w:t>
+            </w:r>
+          </w:p>
+          <w:p>
+            <w:pPr>
+              <w:spacing w:after="40" w:line="247" w:lineRule="auto"/>
+            </w:pPr>
+            <w:r>
+              <w:rPr>
+                <w:rFonts w:ascii="Segoe UI" w:hAnsi="Segoe UI"/>
                 <w:b/>
-                <w:sz w:val="18"/>
-              </w:rPr>
-              <w:t>Meshy AI: NO</w:t>
-              <w:br/>
-              <w:t>Reuse ship model</w:t>
-            </w:r>
-          </w:p>
-        </w:tc>
-        <w:tc>
-          <w:tcPr>
-            <w:tcW w:type="dxa" w:w="3600"/>
-            <w:vAlign w:val="center"/>
-            <w:tcMar>
-              <w:top w:w="55" w:type="dxa"/>
-              <w:bottom w:w="55" w:type="dxa"/>
-              <w:left w:w="100" w:type="dxa"/>
-              <w:right w:w="100" w:type="dxa"/>
-            </w:tcMar>
-            <w:shd w:fill="F2F5F7"/>
-          </w:tcPr>
-          <w:p>
-            <w:pPr>
-              <w:spacing w:after="40" w:line="247" w:lineRule="auto"/>
-            </w:pPr>
-            <w:r/>
-            <w:r>
-              <w:rPr>
-                <w:rFonts w:ascii="Segoe UI" w:hAnsi="Segoe UI"/>
-                <w:b w:val="0"/>
-                <w:color w:val="000000"/>
-                <w:sz w:val="18"/>
-              </w:rPr>
-              <w:t>Mooring and repair details</w:t>
-            </w:r>
-          </w:p>
-          <w:p>
-            <w:pPr>
-              <w:spacing w:after="40" w:line="247" w:lineRule="auto"/>
-            </w:pPr>
-            <w:r>
-              <w:rPr>
-                <w:rFonts w:ascii="Segoe UI" w:hAnsi="Segoe UI"/>
-                <w:b w:val="0"/>
-                <w:color w:val="000000"/>
-                <w:sz w:val="18"/>
-              </w:rPr>
-              <w:t>Quantity 4 to 6</w:t>
-            </w:r>
-          </w:p>
-          <w:p>
-            <w:pPr>
-              <w:spacing w:after="40" w:line="247" w:lineRule="auto"/>
-            </w:pPr>
-            <w:r>
-              <w:rPr>
-                <w:rFonts w:ascii="Segoe UI" w:hAnsi="Segoe UI"/>
-                <w:b w:val="0"/>
-                <w:color w:val="000000"/>
-                <w:sz w:val="18"/>
-              </w:rPr>
-              <w:t>Mesh 0.98 × 1.02 × 0.35</w:t>
-            </w:r>
-          </w:p>
-          <w:p>
-            <w:pPr>
-              <w:spacing w:after="40" w:line="247" w:lineRule="auto"/>
-            </w:pPr>
-            <w:r>
-              <w:rPr>
-                <w:rFonts w:ascii="Segoe UI" w:hAnsi="Segoe UI"/>
-                <w:b w:val="0"/>
-                <w:color w:val="000000"/>
-                <w:sz w:val="18"/>
-              </w:rPr>
-              <w:t>Use ship scale initially</w:t>
-            </w:r>
-          </w:p>
-        </w:tc>
-        <w:tc>
-          <w:tcPr>
-            <w:tcW w:type="dxa" w:w="8856"/>
-            <w:vAlign w:val="center"/>
-            <w:tcMar>
-              <w:top w:w="55" w:type="dxa"/>
-              <w:bottom w:w="55" w:type="dxa"/>
-              <w:left w:w="100" w:type="dxa"/>
-              <w:right w:w="100" w:type="dxa"/>
-            </w:tcMar>
-            <w:shd w:fill="F2F5F7"/>
-          </w:tcPr>
-          <w:p>
-            <w:pPr>
-              <w:spacing w:after="40" w:line="247" w:lineRule="auto"/>
-            </w:pPr>
-            <w:r/>
-            <w:r>
-              <w:rPr>
-                <w:rFonts w:ascii="Segoe UI" w:hAnsi="Segoe UI"/>
-                <w:b w:val="0"/>
-                <w:color w:val="000000"/>
-                <w:sz w:val="18"/>
-              </w:rPr>
-              <w:t>Keep coarse coupling head and thick cable. Noninteractive scenery; avoid trip-height collision in player routes.</w:t>
-            </w:r>
-          </w:p>
-          <w:p>
-            <w:pPr>
-              <w:spacing w:after="40" w:line="247" w:lineRule="auto"/>
-            </w:pPr>
-            <w:r>
-              <w:rPr>
-                <w:rFonts w:ascii="Segoe UI" w:hAnsi="Segoe UI"/>
-                <w:b w:val="0"/>
-                <w:color w:val="000000"/>
-                <w:sz w:val="18"/>
-              </w:rPr>
-              <w:t>No generation prompt: this model already exists.</w:t>
+                <w:color w:val="000000"/>
+                <w:sz w:val="18"/>
+              </w:rPr>
+              <w:t>Meshy AI: NO — reuse the existing ship model.</w:t>
             </w:r>
           </w:p>
         </w:tc>
@@ -5068,127 +4925,116 @@
               <w:t>4,000 triangles</w:t>
             </w:r>
           </w:p>
-          <w:p>
-            <w:r>
-              <w:rPr>
+        </w:tc>
+        <w:tc>
+          <w:tcPr>
+            <w:tcW w:type="dxa" w:w="3600"/>
+            <w:vAlign w:val="center"/>
+            <w:tcMar>
+              <w:top w:w="55" w:type="dxa"/>
+              <w:bottom w:w="55" w:type="dxa"/>
+              <w:left w:w="100" w:type="dxa"/>
+              <w:right w:w="100" w:type="dxa"/>
+            </w:tcMar>
+            <w:shd w:fill="FFFFFF"/>
+          </w:tcPr>
+          <w:p>
+            <w:pPr>
+              <w:spacing w:after="40" w:line="247" w:lineRule="auto"/>
+            </w:pPr>
+            <w:r/>
+            <w:r>
+              <w:rPr>
+                <w:rFonts w:ascii="Segoe UI" w:hAnsi="Segoe UI"/>
+                <w:b w:val="0"/>
+                <w:color w:val="000000"/>
+                <w:sz w:val="18"/>
+              </w:rPr>
+              <w:t>Bridge and working perimeter</w:t>
+            </w:r>
+          </w:p>
+          <w:p>
+            <w:pPr>
+              <w:spacing w:after="40" w:line="247" w:lineRule="auto"/>
+            </w:pPr>
+            <w:r>
+              <w:rPr>
+                <w:rFonts w:ascii="Segoe UI" w:hAnsi="Segoe UI"/>
+                <w:b w:val="0"/>
+                <w:color w:val="000000"/>
+                <w:sz w:val="18"/>
+              </w:rPr>
+              <w:t>Quantity 4</w:t>
+            </w:r>
+          </w:p>
+          <w:p>
+            <w:pPr>
+              <w:spacing w:after="40" w:line="247" w:lineRule="auto"/>
+            </w:pPr>
+            <w:r>
+              <w:rPr>
+                <w:rFonts w:ascii="Segoe UI" w:hAnsi="Segoe UI"/>
+                <w:b w:val="0"/>
+                <w:color w:val="000000"/>
+                <w:sz w:val="18"/>
+              </w:rPr>
+              <w:t>Mesh 0.77 × 0.35 × 1.46</w:t>
+            </w:r>
+          </w:p>
+          <w:p>
+            <w:pPr>
+              <w:spacing w:after="40" w:line="247" w:lineRule="auto"/>
+            </w:pPr>
+            <w:r>
+              <w:rPr>
+                <w:rFonts w:ascii="Segoe UI" w:hAnsi="Segoe UI"/>
+                <w:b w:val="0"/>
+                <w:color w:val="000000"/>
+                <w:sz w:val="18"/>
+              </w:rPr>
+              <w:t>Use ship scale initially</w:t>
+            </w:r>
+          </w:p>
+        </w:tc>
+        <w:tc>
+          <w:tcPr>
+            <w:tcW w:type="dxa" w:w="8856"/>
+            <w:vAlign w:val="center"/>
+            <w:tcMar>
+              <w:top w:w="55" w:type="dxa"/>
+              <w:bottom w:w="55" w:type="dxa"/>
+              <w:left w:w="100" w:type="dxa"/>
+              <w:right w:w="100" w:type="dxa"/>
+            </w:tcMar>
+            <w:shd w:fill="FFFFFF"/>
+          </w:tcPr>
+          <w:p>
+            <w:pPr>
+              <w:spacing w:after="40" w:line="247" w:lineRule="auto"/>
+            </w:pPr>
+            <w:r/>
+            <w:r>
+              <w:rPr>
+                <w:rFonts w:ascii="Segoe UI" w:hAnsi="Segoe UI"/>
+                <w:b w:val="0"/>
+                <w:color w:val="000000"/>
+                <w:sz w:val="18"/>
+              </w:rPr>
+              <w:t>Same orange/white safety language as ship. Do not imply a throwable rescue item; it remains a scenery prop.</w:t>
+            </w:r>
+          </w:p>
+          <w:p>
+            <w:pPr>
+              <w:spacing w:after="40" w:line="247" w:lineRule="auto"/>
+            </w:pPr>
+            <w:r>
+              <w:rPr>
+                <w:rFonts w:ascii="Segoe UI" w:hAnsi="Segoe UI"/>
                 <w:b/>
-                <w:sz w:val="18"/>
-              </w:rPr>
-              <w:t>Meshy AI: NO</w:t>
-              <w:br/>
-              <w:t>Reuse ship model</w:t>
-            </w:r>
-          </w:p>
-        </w:tc>
-        <w:tc>
-          <w:tcPr>
-            <w:tcW w:type="dxa" w:w="3600"/>
-            <w:vAlign w:val="center"/>
-            <w:tcMar>
-              <w:top w:w="55" w:type="dxa"/>
-              <w:bottom w:w="55" w:type="dxa"/>
-              <w:left w:w="100" w:type="dxa"/>
-              <w:right w:w="100" w:type="dxa"/>
-            </w:tcMar>
-            <w:shd w:fill="FFFFFF"/>
-          </w:tcPr>
-          <w:p>
-            <w:pPr>
-              <w:spacing w:after="40" w:line="247" w:lineRule="auto"/>
-            </w:pPr>
-            <w:r/>
-            <w:r>
-              <w:rPr>
-                <w:rFonts w:ascii="Segoe UI" w:hAnsi="Segoe UI"/>
-                <w:b w:val="0"/>
-                <w:color w:val="000000"/>
-                <w:sz w:val="18"/>
-              </w:rPr>
-              <w:t>Bridge and working perimeter</w:t>
-            </w:r>
-          </w:p>
-          <w:p>
-            <w:pPr>
-              <w:spacing w:after="40" w:line="247" w:lineRule="auto"/>
-            </w:pPr>
-            <w:r>
-              <w:rPr>
-                <w:rFonts w:ascii="Segoe UI" w:hAnsi="Segoe UI"/>
-                <w:b w:val="0"/>
-                <w:color w:val="000000"/>
-                <w:sz w:val="18"/>
-              </w:rPr>
-              <w:t>Quantity 4</w:t>
-            </w:r>
-          </w:p>
-          <w:p>
-            <w:pPr>
-              <w:spacing w:after="40" w:line="247" w:lineRule="auto"/>
-            </w:pPr>
-            <w:r>
-              <w:rPr>
-                <w:rFonts w:ascii="Segoe UI" w:hAnsi="Segoe UI"/>
-                <w:b w:val="0"/>
-                <w:color w:val="000000"/>
-                <w:sz w:val="18"/>
-              </w:rPr>
-              <w:t>Mesh 0.77 × 0.35 × 1.46</w:t>
-            </w:r>
-          </w:p>
-          <w:p>
-            <w:pPr>
-              <w:spacing w:after="40" w:line="247" w:lineRule="auto"/>
-            </w:pPr>
-            <w:r>
-              <w:rPr>
-                <w:rFonts w:ascii="Segoe UI" w:hAnsi="Segoe UI"/>
-                <w:b w:val="0"/>
-                <w:color w:val="000000"/>
-                <w:sz w:val="18"/>
-              </w:rPr>
-              <w:t>Use ship scale initially</w:t>
-            </w:r>
-          </w:p>
-        </w:tc>
-        <w:tc>
-          <w:tcPr>
-            <w:tcW w:type="dxa" w:w="8856"/>
-            <w:vAlign w:val="center"/>
-            <w:tcMar>
-              <w:top w:w="55" w:type="dxa"/>
-              <w:bottom w:w="55" w:type="dxa"/>
-              <w:left w:w="100" w:type="dxa"/>
-              <w:right w:w="100" w:type="dxa"/>
-            </w:tcMar>
-            <w:shd w:fill="FFFFFF"/>
-          </w:tcPr>
-          <w:p>
-            <w:pPr>
-              <w:spacing w:after="40" w:line="247" w:lineRule="auto"/>
-            </w:pPr>
-            <w:r/>
-            <w:r>
-              <w:rPr>
-                <w:rFonts w:ascii="Segoe UI" w:hAnsi="Segoe UI"/>
-                <w:b w:val="0"/>
-                <w:color w:val="000000"/>
-                <w:sz w:val="18"/>
-              </w:rPr>
-              <w:t>Same orange/white safety language as ship. Do not imply a throwable rescue item; it remains a scenery prop.</w:t>
-            </w:r>
-          </w:p>
-          <w:p>
-            <w:pPr>
-              <w:spacing w:after="40" w:line="247" w:lineRule="auto"/>
-            </w:pPr>
-            <w:r>
-              <w:rPr>
-                <w:rFonts w:ascii="Segoe UI" w:hAnsi="Segoe UI"/>
-                <w:b w:val="0"/>
-                <w:color w:val="000000"/>
-                <w:sz w:val="18"/>
-              </w:rPr>
-              <w:t>No generation prompt: this model already exists.</w:t>
+                <w:color w:val="000000"/>
+                <w:sz w:val="18"/>
+              </w:rPr>
+              <w:t>Meshy AI: NO — reuse the existing ship model.</w:t>
             </w:r>
           </w:p>
         </w:tc>
@@ -5252,127 +5098,116 @@
               <w:t>3,998 triangles</w:t>
             </w:r>
           </w:p>
-          <w:p>
-            <w:r>
-              <w:rPr>
+        </w:tc>
+        <w:tc>
+          <w:tcPr>
+            <w:tcW w:type="dxa" w:w="3600"/>
+            <w:vAlign w:val="center"/>
+            <w:tcMar>
+              <w:top w:w="55" w:type="dxa"/>
+              <w:bottom w:w="55" w:type="dxa"/>
+              <w:left w:w="100" w:type="dxa"/>
+              <w:right w:w="100" w:type="dxa"/>
+            </w:tcMar>
+            <w:shd w:fill="F2F5F7"/>
+          </w:tcPr>
+          <w:p>
+            <w:pPr>
+              <w:spacing w:after="40" w:line="247" w:lineRule="auto"/>
+            </w:pPr>
+            <w:r/>
+            <w:r>
+              <w:rPr>
+                <w:rFonts w:ascii="Segoe UI" w:hAnsi="Segoe UI"/>
+                <w:b w:val="0"/>
+                <w:color w:val="000000"/>
+                <w:sz w:val="18"/>
+              </w:rPr>
+              <w:t>Repair and loading areas</w:t>
+            </w:r>
+          </w:p>
+          <w:p>
+            <w:pPr>
+              <w:spacing w:after="40" w:line="247" w:lineRule="auto"/>
+            </w:pPr>
+            <w:r>
+              <w:rPr>
+                <w:rFonts w:ascii="Segoe UI" w:hAnsi="Segoe UI"/>
+                <w:b w:val="0"/>
+                <w:color w:val="000000"/>
+                <w:sz w:val="18"/>
+              </w:rPr>
+              <w:t>Quantity 3 to 4</w:t>
+            </w:r>
+          </w:p>
+          <w:p>
+            <w:pPr>
+              <w:spacing w:after="40" w:line="247" w:lineRule="auto"/>
+            </w:pPr>
+            <w:r>
+              <w:rPr>
+                <w:rFonts w:ascii="Segoe UI" w:hAnsi="Segoe UI"/>
+                <w:b w:val="0"/>
+                <w:color w:val="000000"/>
+                <w:sz w:val="18"/>
+              </w:rPr>
+              <w:t>Mesh 0.61 × 0.42 × 0.45</w:t>
+            </w:r>
+          </w:p>
+          <w:p>
+            <w:pPr>
+              <w:spacing w:after="40" w:line="247" w:lineRule="auto"/>
+            </w:pPr>
+            <w:r>
+              <w:rPr>
+                <w:rFonts w:ascii="Segoe UI" w:hAnsi="Segoe UI"/>
+                <w:b w:val="0"/>
+                <w:color w:val="000000"/>
+                <w:sz w:val="18"/>
+              </w:rPr>
+              <w:t>Native mesh about 0.61 × 0.42 × 0.45 m</w:t>
+            </w:r>
+          </w:p>
+        </w:tc>
+        <w:tc>
+          <w:tcPr>
+            <w:tcW w:type="dxa" w:w="8856"/>
+            <w:vAlign w:val="center"/>
+            <w:tcMar>
+              <w:top w:w="55" w:type="dxa"/>
+              <w:bottom w:w="55" w:type="dxa"/>
+              <w:left w:w="100" w:type="dxa"/>
+              <w:right w:w="100" w:type="dxa"/>
+            </w:tcMar>
+            <w:shd w:fill="F2F5F7"/>
+          </w:tcPr>
+          <w:p>
+            <w:pPr>
+              <w:spacing w:after="40" w:line="247" w:lineRule="auto"/>
+            </w:pPr>
+            <w:r/>
+            <w:r>
+              <w:rPr>
+                <w:rFonts w:ascii="Segoe UI" w:hAnsi="Segoe UI"/>
+                <w:b w:val="0"/>
+                <w:color w:val="000000"/>
+                <w:sz w:val="18"/>
+              </w:rPr>
+              <w:t>Use the existing open orange case; do not regenerate tools as separate clutter. Mount on worktop or pallet, clear of pickup receiving pad.</w:t>
+            </w:r>
+          </w:p>
+          <w:p>
+            <w:pPr>
+              <w:spacing w:after="40" w:line="247" w:lineRule="auto"/>
+            </w:pPr>
+            <w:r>
+              <w:rPr>
+                <w:rFonts w:ascii="Segoe UI" w:hAnsi="Segoe UI"/>
                 <w:b/>
-                <w:sz w:val="18"/>
-              </w:rPr>
-              <w:t>Meshy AI: NO</w:t>
-              <w:br/>
-              <w:t>Reuse ship model</w:t>
-            </w:r>
-          </w:p>
-        </w:tc>
-        <w:tc>
-          <w:tcPr>
-            <w:tcW w:type="dxa" w:w="3600"/>
-            <w:vAlign w:val="center"/>
-            <w:tcMar>
-              <w:top w:w="55" w:type="dxa"/>
-              <w:bottom w:w="55" w:type="dxa"/>
-              <w:left w:w="100" w:type="dxa"/>
-              <w:right w:w="100" w:type="dxa"/>
-            </w:tcMar>
-            <w:shd w:fill="F2F5F7"/>
-          </w:tcPr>
-          <w:p>
-            <w:pPr>
-              <w:spacing w:after="40" w:line="247" w:lineRule="auto"/>
-            </w:pPr>
-            <w:r/>
-            <w:r>
-              <w:rPr>
-                <w:rFonts w:ascii="Segoe UI" w:hAnsi="Segoe UI"/>
-                <w:b w:val="0"/>
-                <w:color w:val="000000"/>
-                <w:sz w:val="18"/>
-              </w:rPr>
-              <w:t>Repair and loading areas</w:t>
-            </w:r>
-          </w:p>
-          <w:p>
-            <w:pPr>
-              <w:spacing w:after="40" w:line="247" w:lineRule="auto"/>
-            </w:pPr>
-            <w:r>
-              <w:rPr>
-                <w:rFonts w:ascii="Segoe UI" w:hAnsi="Segoe UI"/>
-                <w:b w:val="0"/>
-                <w:color w:val="000000"/>
-                <w:sz w:val="18"/>
-              </w:rPr>
-              <w:t>Quantity 3 to 4</w:t>
-            </w:r>
-          </w:p>
-          <w:p>
-            <w:pPr>
-              <w:spacing w:after="40" w:line="247" w:lineRule="auto"/>
-            </w:pPr>
-            <w:r>
-              <w:rPr>
-                <w:rFonts w:ascii="Segoe UI" w:hAnsi="Segoe UI"/>
-                <w:b w:val="0"/>
-                <w:color w:val="000000"/>
-                <w:sz w:val="18"/>
-              </w:rPr>
-              <w:t>Mesh 0.61 × 0.42 × 0.45</w:t>
-            </w:r>
-          </w:p>
-          <w:p>
-            <w:pPr>
-              <w:spacing w:after="40" w:line="247" w:lineRule="auto"/>
-            </w:pPr>
-            <w:r>
-              <w:rPr>
-                <w:rFonts w:ascii="Segoe UI" w:hAnsi="Segoe UI"/>
-                <w:b w:val="0"/>
-                <w:color w:val="000000"/>
-                <w:sz w:val="18"/>
-              </w:rPr>
-              <w:t>Native mesh about 0.61 × 0.42 × 0.45 m</w:t>
-            </w:r>
-          </w:p>
-        </w:tc>
-        <w:tc>
-          <w:tcPr>
-            <w:tcW w:type="dxa" w:w="8856"/>
-            <w:vAlign w:val="center"/>
-            <w:tcMar>
-              <w:top w:w="55" w:type="dxa"/>
-              <w:bottom w:w="55" w:type="dxa"/>
-              <w:left w:w="100" w:type="dxa"/>
-              <w:right w:w="100" w:type="dxa"/>
-            </w:tcMar>
-            <w:shd w:fill="F2F5F7"/>
-          </w:tcPr>
-          <w:p>
-            <w:pPr>
-              <w:spacing w:after="40" w:line="247" w:lineRule="auto"/>
-            </w:pPr>
-            <w:r/>
-            <w:r>
-              <w:rPr>
-                <w:rFonts w:ascii="Segoe UI" w:hAnsi="Segoe UI"/>
-                <w:b w:val="0"/>
-                <w:color w:val="000000"/>
-                <w:sz w:val="18"/>
-              </w:rPr>
-              <w:t>Use the existing open orange case; do not regenerate tools as separate clutter. Mount on worktop or pallet, clear of pickup receiving pad.</w:t>
-            </w:r>
-          </w:p>
-          <w:p>
-            <w:pPr>
-              <w:spacing w:after="40" w:line="247" w:lineRule="auto"/>
-            </w:pPr>
-            <w:r>
-              <w:rPr>
-                <w:rFonts w:ascii="Segoe UI" w:hAnsi="Segoe UI"/>
-                <w:b w:val="0"/>
-                <w:color w:val="000000"/>
-                <w:sz w:val="18"/>
-              </w:rPr>
-              <w:t>No generation prompt: this model already exists.</w:t>
+                <w:color w:val="000000"/>
+                <w:sz w:val="18"/>
+              </w:rPr>
+              <w:t>Meshy AI: NO — reuse the existing ship model.</w:t>
             </w:r>
           </w:p>
         </w:tc>
@@ -5573,127 +5408,116 @@
               <w:t>5,000 triangles</w:t>
             </w:r>
           </w:p>
-          <w:p>
-            <w:r>
-              <w:rPr>
+        </w:tc>
+        <w:tc>
+          <w:tcPr>
+            <w:tcW w:type="dxa" w:w="3600"/>
+            <w:vAlign w:val="center"/>
+            <w:tcMar>
+              <w:top w:w="55" w:type="dxa"/>
+              <w:bottom w:w="55" w:type="dxa"/>
+              <w:left w:w="100" w:type="dxa"/>
+              <w:right w:w="100" w:type="dxa"/>
+            </w:tcMar>
+            <w:shd w:fill="F2F5F7"/>
+          </w:tcPr>
+          <w:p>
+            <w:pPr>
+              <w:spacing w:after="40" w:line="247" w:lineRule="auto"/>
+            </w:pPr>
+            <w:r/>
+            <w:r>
+              <w:rPr>
+                <w:rFonts w:ascii="Segoe UI" w:hAnsi="Segoe UI"/>
+                <w:b w:val="0"/>
+                <w:color w:val="000000"/>
+                <w:sz w:val="18"/>
+              </w:rPr>
+              <w:t>Sheltered crew corner</w:t>
+            </w:r>
+          </w:p>
+          <w:p>
+            <w:pPr>
+              <w:spacing w:after="40" w:line="247" w:lineRule="auto"/>
+            </w:pPr>
+            <w:r>
+              <w:rPr>
+                <w:rFonts w:ascii="Segoe UI" w:hAnsi="Segoe UI"/>
+                <w:b w:val="0"/>
+                <w:color w:val="000000"/>
+                <w:sz w:val="18"/>
+              </w:rPr>
+              <w:t>Quantity 1</w:t>
+            </w:r>
+          </w:p>
+          <w:p>
+            <w:pPr>
+              <w:spacing w:after="40" w:line="247" w:lineRule="auto"/>
+            </w:pPr>
+            <w:r>
+              <w:rPr>
+                <w:rFonts w:ascii="Segoe UI" w:hAnsi="Segoe UI"/>
+                <w:b w:val="0"/>
+                <w:color w:val="000000"/>
+                <w:sz w:val="18"/>
+              </w:rPr>
+              <w:t>Mesh 1.93 × 0.85 × 0.73</w:t>
+            </w:r>
+          </w:p>
+          <w:p>
+            <w:pPr>
+              <w:spacing w:after="40" w:line="247" w:lineRule="auto"/>
+            </w:pPr>
+            <w:r>
+              <w:rPr>
+                <w:rFonts w:ascii="Segoe UI" w:hAnsi="Segoe UI"/>
+                <w:b w:val="0"/>
+                <w:color w:val="000000"/>
+                <w:sz w:val="18"/>
+              </w:rPr>
+              <w:t>Native mesh about 1.93 × 0.85 × 0.73 m</w:t>
+            </w:r>
+          </w:p>
+        </w:tc>
+        <w:tc>
+          <w:tcPr>
+            <w:tcW w:type="dxa" w:w="8856"/>
+            <w:vAlign w:val="center"/>
+            <w:tcMar>
+              <w:top w:w="55" w:type="dxa"/>
+              <w:bottom w:w="55" w:type="dxa"/>
+              <w:left w:w="100" w:type="dxa"/>
+              <w:right w:w="100" w:type="dxa"/>
+            </w:tcMar>
+            <w:shd w:fill="F2F5F7"/>
+          </w:tcPr>
+          <w:p>
+            <w:pPr>
+              <w:spacing w:after="40" w:line="247" w:lineRule="auto"/>
+            </w:pPr>
+            <w:r/>
+            <w:r>
+              <w:rPr>
+                <w:rFonts w:ascii="Segoe UI" w:hAnsi="Segoe UI"/>
+                <w:b w:val="0"/>
+                <w:color w:val="000000"/>
+                <w:sz w:val="18"/>
+              </w:rPr>
+              <w:t>Keep dark teal upholstery and worn pale frame. Instantiate art only unless seating is deliberately connected to the existing seating system.</w:t>
+            </w:r>
+          </w:p>
+          <w:p>
+            <w:pPr>
+              <w:spacing w:after="40" w:line="247" w:lineRule="auto"/>
+            </w:pPr>
+            <w:r>
+              <w:rPr>
+                <w:rFonts w:ascii="Segoe UI" w:hAnsi="Segoe UI"/>
                 <w:b/>
-                <w:sz w:val="18"/>
-              </w:rPr>
-              <w:t>Meshy AI: NO</w:t>
-              <w:br/>
-              <w:t>Reuse ship model</w:t>
-            </w:r>
-          </w:p>
-        </w:tc>
-        <w:tc>
-          <w:tcPr>
-            <w:tcW w:type="dxa" w:w="3600"/>
-            <w:vAlign w:val="center"/>
-            <w:tcMar>
-              <w:top w:w="55" w:type="dxa"/>
-              <w:bottom w:w="55" w:type="dxa"/>
-              <w:left w:w="100" w:type="dxa"/>
-              <w:right w:w="100" w:type="dxa"/>
-            </w:tcMar>
-            <w:shd w:fill="F2F5F7"/>
-          </w:tcPr>
-          <w:p>
-            <w:pPr>
-              <w:spacing w:after="40" w:line="247" w:lineRule="auto"/>
-            </w:pPr>
-            <w:r/>
-            <w:r>
-              <w:rPr>
-                <w:rFonts w:ascii="Segoe UI" w:hAnsi="Segoe UI"/>
-                <w:b w:val="0"/>
-                <w:color w:val="000000"/>
-                <w:sz w:val="18"/>
-              </w:rPr>
-              <w:t>Sheltered crew corner</w:t>
-            </w:r>
-          </w:p>
-          <w:p>
-            <w:pPr>
-              <w:spacing w:after="40" w:line="247" w:lineRule="auto"/>
-            </w:pPr>
-            <w:r>
-              <w:rPr>
-                <w:rFonts w:ascii="Segoe UI" w:hAnsi="Segoe UI"/>
-                <w:b w:val="0"/>
-                <w:color w:val="000000"/>
-                <w:sz w:val="18"/>
-              </w:rPr>
-              <w:t>Quantity 1</w:t>
-            </w:r>
-          </w:p>
-          <w:p>
-            <w:pPr>
-              <w:spacing w:after="40" w:line="247" w:lineRule="auto"/>
-            </w:pPr>
-            <w:r>
-              <w:rPr>
-                <w:rFonts w:ascii="Segoe UI" w:hAnsi="Segoe UI"/>
-                <w:b w:val="0"/>
-                <w:color w:val="000000"/>
-                <w:sz w:val="18"/>
-              </w:rPr>
-              <w:t>Mesh 1.93 × 0.85 × 0.73</w:t>
-            </w:r>
-          </w:p>
-          <w:p>
-            <w:pPr>
-              <w:spacing w:after="40" w:line="247" w:lineRule="auto"/>
-            </w:pPr>
-            <w:r>
-              <w:rPr>
-                <w:rFonts w:ascii="Segoe UI" w:hAnsi="Segoe UI"/>
-                <w:b w:val="0"/>
-                <w:color w:val="000000"/>
-                <w:sz w:val="18"/>
-              </w:rPr>
-              <w:t>Native mesh about 1.93 × 0.85 × 0.73 m</w:t>
-            </w:r>
-          </w:p>
-        </w:tc>
-        <w:tc>
-          <w:tcPr>
-            <w:tcW w:type="dxa" w:w="8856"/>
-            <w:vAlign w:val="center"/>
-            <w:tcMar>
-              <w:top w:w="55" w:type="dxa"/>
-              <w:bottom w:w="55" w:type="dxa"/>
-              <w:left w:w="100" w:type="dxa"/>
-              <w:right w:w="100" w:type="dxa"/>
-            </w:tcMar>
-            <w:shd w:fill="F2F5F7"/>
-          </w:tcPr>
-          <w:p>
-            <w:pPr>
-              <w:spacing w:after="40" w:line="247" w:lineRule="auto"/>
-            </w:pPr>
-            <w:r/>
-            <w:r>
-              <w:rPr>
-                <w:rFonts w:ascii="Segoe UI" w:hAnsi="Segoe UI"/>
-                <w:b w:val="0"/>
-                <w:color w:val="000000"/>
-                <w:sz w:val="18"/>
-              </w:rPr>
-              <w:t>Keep dark teal upholstery and worn pale frame. Instantiate art only unless seating is deliberately connected to the existing seating system.</w:t>
-            </w:r>
-          </w:p>
-          <w:p>
-            <w:pPr>
-              <w:spacing w:after="40" w:line="247" w:lineRule="auto"/>
-            </w:pPr>
-            <w:r>
-              <w:rPr>
-                <w:rFonts w:ascii="Segoe UI" w:hAnsi="Segoe UI"/>
-                <w:b w:val="0"/>
-                <w:color w:val="000000"/>
-                <w:sz w:val="18"/>
-              </w:rPr>
-              <w:t>No generation prompt: this model already exists.</w:t>
+                <w:color w:val="000000"/>
+                <w:sz w:val="18"/>
+              </w:rPr>
+              <w:t>Meshy AI: NO — reuse the existing ship model.</w:t>
             </w:r>
           </w:p>
         </w:tc>
@@ -5757,127 +5581,116 @@
               <w:t>4,000 triangles</w:t>
             </w:r>
           </w:p>
-          <w:p>
-            <w:r>
-              <w:rPr>
+        </w:tc>
+        <w:tc>
+          <w:tcPr>
+            <w:tcW w:type="dxa" w:w="3600"/>
+            <w:vAlign w:val="center"/>
+            <w:tcMar>
+              <w:top w:w="55" w:type="dxa"/>
+              <w:bottom w:w="55" w:type="dxa"/>
+              <w:left w:w="100" w:type="dxa"/>
+              <w:right w:w="100" w:type="dxa"/>
+            </w:tcMar>
+            <w:shd w:fill="FFFFFF"/>
+          </w:tcPr>
+          <w:p>
+            <w:pPr>
+              <w:spacing w:after="40" w:line="247" w:lineRule="auto"/>
+            </w:pPr>
+            <w:r/>
+            <w:r>
+              <w:rPr>
+                <w:rFonts w:ascii="Segoe UI" w:hAnsi="Segoe UI"/>
+                <w:b w:val="0"/>
+                <w:color w:val="000000"/>
+                <w:sz w:val="18"/>
+              </w:rPr>
+              <w:t>Court perimeter and arrival</w:t>
+            </w:r>
+          </w:p>
+          <w:p>
+            <w:pPr>
+              <w:spacing w:after="40" w:line="247" w:lineRule="auto"/>
+            </w:pPr>
+            <w:r>
+              <w:rPr>
+                <w:rFonts w:ascii="Segoe UI" w:hAnsi="Segoe UI"/>
+                <w:b w:val="0"/>
+                <w:color w:val="000000"/>
+                <w:sz w:val="18"/>
+              </w:rPr>
+              <w:t>Quantity 6 to 8</w:t>
+            </w:r>
+          </w:p>
+          <w:p>
+            <w:pPr>
+              <w:spacing w:after="40" w:line="247" w:lineRule="auto"/>
+            </w:pPr>
+            <w:r>
+              <w:rPr>
+                <w:rFonts w:ascii="Segoe UI" w:hAnsi="Segoe UI"/>
+                <w:b w:val="0"/>
+                <w:color w:val="000000"/>
+                <w:sz w:val="18"/>
+              </w:rPr>
+              <w:t>Mesh 1.50 × 0.50 × 0.43</w:t>
+            </w:r>
+          </w:p>
+          <w:p>
+            <w:pPr>
+              <w:spacing w:after="40" w:line="247" w:lineRule="auto"/>
+            </w:pPr>
+            <w:r>
+              <w:rPr>
+                <w:rFonts w:ascii="Segoe UI" w:hAnsi="Segoe UI"/>
+                <w:b w:val="0"/>
+                <w:color w:val="000000"/>
+                <w:sz w:val="18"/>
+              </w:rPr>
+              <w:t>Native mesh about 1.50 × 0.50 × 0.43 m</w:t>
+            </w:r>
+          </w:p>
+        </w:tc>
+        <w:tc>
+          <w:tcPr>
+            <w:tcW w:type="dxa" w:w="8856"/>
+            <w:vAlign w:val="center"/>
+            <w:tcMar>
+              <w:top w:w="55" w:type="dxa"/>
+              <w:bottom w:w="55" w:type="dxa"/>
+              <w:left w:w="100" w:type="dxa"/>
+              <w:right w:w="100" w:type="dxa"/>
+            </w:tcMar>
+            <w:shd w:fill="FFFFFF"/>
+          </w:tcPr>
+          <w:p>
+            <w:pPr>
+              <w:spacing w:after="40" w:line="247" w:lineRule="auto"/>
+            </w:pPr>
+            <w:r/>
+            <w:r>
+              <w:rPr>
+                <w:rFonts w:ascii="Segoe UI" w:hAnsi="Segoe UI"/>
+                <w:b w:val="0"/>
+                <w:color w:val="000000"/>
+                <w:sz w:val="18"/>
+              </w:rPr>
+              <w:t>Use existing platform-like slatted bench at its prepared scale. Keep outside court runoff and arrival marker clearances.</w:t>
+            </w:r>
+          </w:p>
+          <w:p>
+            <w:pPr>
+              <w:spacing w:after="40" w:line="247" w:lineRule="auto"/>
+            </w:pPr>
+            <w:r>
+              <w:rPr>
+                <w:rFonts w:ascii="Segoe UI" w:hAnsi="Segoe UI"/>
                 <w:b/>
-                <w:sz w:val="18"/>
-              </w:rPr>
-              <w:t>Meshy AI: NO</w:t>
-              <w:br/>
-              <w:t>Reuse ship model</w:t>
-            </w:r>
-          </w:p>
-        </w:tc>
-        <w:tc>
-          <w:tcPr>
-            <w:tcW w:type="dxa" w:w="3600"/>
-            <w:vAlign w:val="center"/>
-            <w:tcMar>
-              <w:top w:w="55" w:type="dxa"/>
-              <w:bottom w:w="55" w:type="dxa"/>
-              <w:left w:w="100" w:type="dxa"/>
-              <w:right w:w="100" w:type="dxa"/>
-            </w:tcMar>
-            <w:shd w:fill="FFFFFF"/>
-          </w:tcPr>
-          <w:p>
-            <w:pPr>
-              <w:spacing w:after="40" w:line="247" w:lineRule="auto"/>
-            </w:pPr>
-            <w:r/>
-            <w:r>
-              <w:rPr>
-                <w:rFonts w:ascii="Segoe UI" w:hAnsi="Segoe UI"/>
-                <w:b w:val="0"/>
-                <w:color w:val="000000"/>
-                <w:sz w:val="18"/>
-              </w:rPr>
-              <w:t>Court perimeter and arrival</w:t>
-            </w:r>
-          </w:p>
-          <w:p>
-            <w:pPr>
-              <w:spacing w:after="40" w:line="247" w:lineRule="auto"/>
-            </w:pPr>
-            <w:r>
-              <w:rPr>
-                <w:rFonts w:ascii="Segoe UI" w:hAnsi="Segoe UI"/>
-                <w:b w:val="0"/>
-                <w:color w:val="000000"/>
-                <w:sz w:val="18"/>
-              </w:rPr>
-              <w:t>Quantity 6 to 8</w:t>
-            </w:r>
-          </w:p>
-          <w:p>
-            <w:pPr>
-              <w:spacing w:after="40" w:line="247" w:lineRule="auto"/>
-            </w:pPr>
-            <w:r>
-              <w:rPr>
-                <w:rFonts w:ascii="Segoe UI" w:hAnsi="Segoe UI"/>
-                <w:b w:val="0"/>
-                <w:color w:val="000000"/>
-                <w:sz w:val="18"/>
-              </w:rPr>
-              <w:t>Mesh 1.50 × 0.50 × 0.43</w:t>
-            </w:r>
-          </w:p>
-          <w:p>
-            <w:pPr>
-              <w:spacing w:after="40" w:line="247" w:lineRule="auto"/>
-            </w:pPr>
-            <w:r>
-              <w:rPr>
-                <w:rFonts w:ascii="Segoe UI" w:hAnsi="Segoe UI"/>
-                <w:b w:val="0"/>
-                <w:color w:val="000000"/>
-                <w:sz w:val="18"/>
-              </w:rPr>
-              <w:t>Native mesh about 1.50 × 0.50 × 0.43 m</w:t>
-            </w:r>
-          </w:p>
-        </w:tc>
-        <w:tc>
-          <w:tcPr>
-            <w:tcW w:type="dxa" w:w="8856"/>
-            <w:vAlign w:val="center"/>
-            <w:tcMar>
-              <w:top w:w="55" w:type="dxa"/>
-              <w:bottom w:w="55" w:type="dxa"/>
-              <w:left w:w="100" w:type="dxa"/>
-              <w:right w:w="100" w:type="dxa"/>
-            </w:tcMar>
-            <w:shd w:fill="FFFFFF"/>
-          </w:tcPr>
-          <w:p>
-            <w:pPr>
-              <w:spacing w:after="40" w:line="247" w:lineRule="auto"/>
-            </w:pPr>
-            <w:r/>
-            <w:r>
-              <w:rPr>
-                <w:rFonts w:ascii="Segoe UI" w:hAnsi="Segoe UI"/>
-                <w:b w:val="0"/>
-                <w:color w:val="000000"/>
-                <w:sz w:val="18"/>
-              </w:rPr>
-              <w:t>Use existing platform-like slatted bench at its prepared scale. Keep outside court runoff and arrival marker clearances.</w:t>
-            </w:r>
-          </w:p>
-          <w:p>
-            <w:pPr>
-              <w:spacing w:after="40" w:line="247" w:lineRule="auto"/>
-            </w:pPr>
-            <w:r>
-              <w:rPr>
-                <w:rFonts w:ascii="Segoe UI" w:hAnsi="Segoe UI"/>
-                <w:b w:val="0"/>
-                <w:color w:val="000000"/>
-                <w:sz w:val="18"/>
-              </w:rPr>
-              <w:t>No generation prompt: this model already exists.</w:t>
+                <w:color w:val="000000"/>
+                <w:sz w:val="18"/>
+              </w:rPr>
+              <w:t>Meshy AI: NO — reuse the existing ship model.</w:t>
             </w:r>
           </w:p>
         </w:tc>
@@ -5941,127 +5754,116 @@
               <w:t>4,000 triangles</w:t>
             </w:r>
           </w:p>
-          <w:p>
-            <w:r>
-              <w:rPr>
+        </w:tc>
+        <w:tc>
+          <w:tcPr>
+            <w:tcW w:type="dxa" w:w="3600"/>
+            <w:vAlign w:val="center"/>
+            <w:tcMar>
+              <w:top w:w="55" w:type="dxa"/>
+              <w:bottom w:w="55" w:type="dxa"/>
+              <w:left w:w="100" w:type="dxa"/>
+              <w:right w:w="100" w:type="dxa"/>
+            </w:tcMar>
+            <w:shd w:fill="F2F5F7"/>
+          </w:tcPr>
+          <w:p>
+            <w:pPr>
+              <w:spacing w:after="40" w:line="247" w:lineRule="auto"/>
+            </w:pPr>
+            <w:r/>
+            <w:r>
+              <w:rPr>
+                <w:rFonts w:ascii="Segoe UI" w:hAnsi="Segoe UI"/>
+                <w:b w:val="0"/>
+                <w:color w:val="000000"/>
+                <w:sz w:val="18"/>
+              </w:rPr>
+              <w:t>Crew table and repair dressing</w:t>
+            </w:r>
+          </w:p>
+          <w:p>
+            <w:pPr>
+              <w:spacing w:after="40" w:line="247" w:lineRule="auto"/>
+            </w:pPr>
+            <w:r>
+              <w:rPr>
+                <w:rFonts w:ascii="Segoe UI" w:hAnsi="Segoe UI"/>
+                <w:b w:val="0"/>
+                <w:color w:val="000000"/>
+                <w:sz w:val="18"/>
+              </w:rPr>
+              <w:t>Quantity 2</w:t>
+            </w:r>
+          </w:p>
+          <w:p>
+            <w:pPr>
+              <w:spacing w:after="40" w:line="247" w:lineRule="auto"/>
+            </w:pPr>
+            <w:r>
+              <w:rPr>
+                <w:rFonts w:ascii="Segoe UI" w:hAnsi="Segoe UI"/>
+                <w:b w:val="0"/>
+                <w:color w:val="000000"/>
+                <w:sz w:val="18"/>
+              </w:rPr>
+              <w:t>Mesh 1.19 × 0.80 × 0.73</w:t>
+            </w:r>
+          </w:p>
+          <w:p>
+            <w:pPr>
+              <w:spacing w:after="40" w:line="247" w:lineRule="auto"/>
+            </w:pPr>
+            <w:r>
+              <w:rPr>
+                <w:rFonts w:ascii="Segoe UI" w:hAnsi="Segoe UI"/>
+                <w:b w:val="0"/>
+                <w:color w:val="000000"/>
+                <w:sz w:val="18"/>
+              </w:rPr>
+              <w:t>Native mesh about 1.19 × 0.80 × 0.73 m</w:t>
+            </w:r>
+          </w:p>
+        </w:tc>
+        <w:tc>
+          <w:tcPr>
+            <w:tcW w:type="dxa" w:w="8856"/>
+            <w:vAlign w:val="center"/>
+            <w:tcMar>
+              <w:top w:w="55" w:type="dxa"/>
+              <w:bottom w:w="55" w:type="dxa"/>
+              <w:left w:w="100" w:type="dxa"/>
+              <w:right w:w="100" w:type="dxa"/>
+            </w:tcMar>
+            <w:shd w:fill="F2F5F7"/>
+          </w:tcPr>
+          <w:p>
+            <w:pPr>
+              <w:spacing w:after="40" w:line="247" w:lineRule="auto"/>
+            </w:pPr>
+            <w:r/>
+            <w:r>
+              <w:rPr>
+                <w:rFonts w:ascii="Segoe UI" w:hAnsi="Segoe UI"/>
+                <w:b w:val="0"/>
+                <w:color w:val="000000"/>
+                <w:sz w:val="18"/>
+              </w:rPr>
+              <w:t>Pedestal table beside couch; second near utility cabinet with toolbox. No new furniture generation.</w:t>
+            </w:r>
+          </w:p>
+          <w:p>
+            <w:pPr>
+              <w:spacing w:after="40" w:line="247" w:lineRule="auto"/>
+            </w:pPr>
+            <w:r>
+              <w:rPr>
+                <w:rFonts w:ascii="Segoe UI" w:hAnsi="Segoe UI"/>
                 <w:b/>
-                <w:sz w:val="18"/>
-              </w:rPr>
-              <w:t>Meshy AI: NO</w:t>
-              <w:br/>
-              <w:t>Reuse ship model</w:t>
-            </w:r>
-          </w:p>
-        </w:tc>
-        <w:tc>
-          <w:tcPr>
-            <w:tcW w:type="dxa" w:w="3600"/>
-            <w:vAlign w:val="center"/>
-            <w:tcMar>
-              <w:top w:w="55" w:type="dxa"/>
-              <w:bottom w:w="55" w:type="dxa"/>
-              <w:left w:w="100" w:type="dxa"/>
-              <w:right w:w="100" w:type="dxa"/>
-            </w:tcMar>
-            <w:shd w:fill="F2F5F7"/>
-          </w:tcPr>
-          <w:p>
-            <w:pPr>
-              <w:spacing w:after="40" w:line="247" w:lineRule="auto"/>
-            </w:pPr>
-            <w:r/>
-            <w:r>
-              <w:rPr>
-                <w:rFonts w:ascii="Segoe UI" w:hAnsi="Segoe UI"/>
-                <w:b w:val="0"/>
-                <w:color w:val="000000"/>
-                <w:sz w:val="18"/>
-              </w:rPr>
-              <w:t>Crew table and repair dressing</w:t>
-            </w:r>
-          </w:p>
-          <w:p>
-            <w:pPr>
-              <w:spacing w:after="40" w:line="247" w:lineRule="auto"/>
-            </w:pPr>
-            <w:r>
-              <w:rPr>
-                <w:rFonts w:ascii="Segoe UI" w:hAnsi="Segoe UI"/>
-                <w:b w:val="0"/>
-                <w:color w:val="000000"/>
-                <w:sz w:val="18"/>
-              </w:rPr>
-              <w:t>Quantity 2</w:t>
-            </w:r>
-          </w:p>
-          <w:p>
-            <w:pPr>
-              <w:spacing w:after="40" w:line="247" w:lineRule="auto"/>
-            </w:pPr>
-            <w:r>
-              <w:rPr>
-                <w:rFonts w:ascii="Segoe UI" w:hAnsi="Segoe UI"/>
-                <w:b w:val="0"/>
-                <w:color w:val="000000"/>
-                <w:sz w:val="18"/>
-              </w:rPr>
-              <w:t>Mesh 1.19 × 0.80 × 0.73</w:t>
-            </w:r>
-          </w:p>
-          <w:p>
-            <w:pPr>
-              <w:spacing w:after="40" w:line="247" w:lineRule="auto"/>
-            </w:pPr>
-            <w:r>
-              <w:rPr>
-                <w:rFonts w:ascii="Segoe UI" w:hAnsi="Segoe UI"/>
-                <w:b w:val="0"/>
-                <w:color w:val="000000"/>
-                <w:sz w:val="18"/>
-              </w:rPr>
-              <w:t>Native mesh about 1.19 × 0.80 × 0.73 m</w:t>
-            </w:r>
-          </w:p>
-        </w:tc>
-        <w:tc>
-          <w:tcPr>
-            <w:tcW w:type="dxa" w:w="8856"/>
-            <w:vAlign w:val="center"/>
-            <w:tcMar>
-              <w:top w:w="55" w:type="dxa"/>
-              <w:bottom w:w="55" w:type="dxa"/>
-              <w:left w:w="100" w:type="dxa"/>
-              <w:right w:w="100" w:type="dxa"/>
-            </w:tcMar>
-            <w:shd w:fill="F2F5F7"/>
-          </w:tcPr>
-          <w:p>
-            <w:pPr>
-              <w:spacing w:after="40" w:line="247" w:lineRule="auto"/>
-            </w:pPr>
-            <w:r/>
-            <w:r>
-              <w:rPr>
-                <w:rFonts w:ascii="Segoe UI" w:hAnsi="Segoe UI"/>
-                <w:b w:val="0"/>
-                <w:color w:val="000000"/>
-                <w:sz w:val="18"/>
-              </w:rPr>
-              <w:t>Pedestal table beside couch; second near utility cabinet with toolbox. No new furniture generation.</w:t>
-            </w:r>
-          </w:p>
-          <w:p>
-            <w:pPr>
-              <w:spacing w:after="40" w:line="247" w:lineRule="auto"/>
-            </w:pPr>
-            <w:r>
-              <w:rPr>
-                <w:rFonts w:ascii="Segoe UI" w:hAnsi="Segoe UI"/>
-                <w:b w:val="0"/>
-                <w:color w:val="000000"/>
-                <w:sz w:val="18"/>
-              </w:rPr>
-              <w:t>No generation prompt: this model already exists.</w:t>
+                <w:color w:val="000000"/>
+                <w:sz w:val="18"/>
+              </w:rPr>
+              <w:t>Meshy AI: NO — reuse the existing ship model.</w:t>
             </w:r>
           </w:p>
         </w:tc>
@@ -6125,127 +5927,116 @@
               <w:t>3,000 triangles</w:t>
             </w:r>
           </w:p>
-          <w:p>
-            <w:r>
-              <w:rPr>
+        </w:tc>
+        <w:tc>
+          <w:tcPr>
+            <w:tcW w:type="dxa" w:w="3600"/>
+            <w:vAlign w:val="center"/>
+            <w:tcMar>
+              <w:top w:w="55" w:type="dxa"/>
+              <w:bottom w:w="55" w:type="dxa"/>
+              <w:left w:w="100" w:type="dxa"/>
+              <w:right w:w="100" w:type="dxa"/>
+            </w:tcMar>
+            <w:shd w:fill="FFFFFF"/>
+          </w:tcPr>
+          <w:p>
+            <w:pPr>
+              <w:spacing w:after="40" w:line="247" w:lineRule="auto"/>
+            </w:pPr>
+            <w:r/>
+            <w:r>
+              <w:rPr>
+                <w:rFonts w:ascii="Segoe UI" w:hAnsi="Segoe UI"/>
+                <w:b w:val="0"/>
+                <w:color w:val="000000"/>
+                <w:sz w:val="18"/>
+              </w:rPr>
+              <w:t>Directions and warning housings</w:t>
+            </w:r>
+          </w:p>
+          <w:p>
+            <w:pPr>
+              <w:spacing w:after="40" w:line="247" w:lineRule="auto"/>
+            </w:pPr>
+            <w:r>
+              <w:rPr>
+                <w:rFonts w:ascii="Segoe UI" w:hAnsi="Segoe UI"/>
+                <w:b w:val="0"/>
+                <w:color w:val="000000"/>
+                <w:sz w:val="18"/>
+              </w:rPr>
+              <w:t>Quantity 10 to 16</w:t>
+            </w:r>
+          </w:p>
+          <w:p>
+            <w:pPr>
+              <w:spacing w:after="40" w:line="247" w:lineRule="auto"/>
+            </w:pPr>
+            <w:r>
+              <w:rPr>
+                <w:rFonts w:ascii="Segoe UI" w:hAnsi="Segoe UI"/>
+                <w:b w:val="0"/>
+                <w:color w:val="000000"/>
+                <w:sz w:val="18"/>
+              </w:rPr>
+              <w:t>Mesh 0.83 × 0.07 × 0.44</w:t>
+            </w:r>
+          </w:p>
+          <w:p>
+            <w:pPr>
+              <w:spacing w:after="40" w:line="247" w:lineRule="auto"/>
+            </w:pPr>
+            <w:r>
+              <w:rPr>
+                <w:rFonts w:ascii="Segoe UI" w:hAnsi="Segoe UI"/>
+                <w:b w:val="0"/>
+                <w:color w:val="000000"/>
+                <w:sz w:val="18"/>
+              </w:rPr>
+              <w:t>Native group about 0.83 × 0.07 × 0.44 m</w:t>
+            </w:r>
+          </w:p>
+        </w:tc>
+        <w:tc>
+          <w:tcPr>
+            <w:tcW w:type="dxa" w:w="8856"/>
+            <w:vAlign w:val="center"/>
+            <w:tcMar>
+              <w:top w:w="55" w:type="dxa"/>
+              <w:bottom w:w="55" w:type="dxa"/>
+              <w:left w:w="100" w:type="dxa"/>
+              <w:right w:w="100" w:type="dxa"/>
+            </w:tcMar>
+            <w:shd w:fill="FFFFFF"/>
+          </w:tcPr>
+          <w:p>
+            <w:pPr>
+              <w:spacing w:after="40" w:line="247" w:lineRule="auto"/>
+            </w:pPr>
+            <w:r/>
+            <w:r>
+              <w:rPr>
+                <w:rFonts w:ascii="Segoe UI" w:hAnsi="Segoe UI"/>
+                <w:b w:val="0"/>
+                <w:color w:val="000000"/>
+                <w:sz w:val="18"/>
+              </w:rPr>
+              <w:t>Existing model contains three signs and baked writing. Make a blank-face texture/material variant; separate islands only if single signs are needed. Add editable lettering and icons on top in Unity.</w:t>
+            </w:r>
+          </w:p>
+          <w:p>
+            <w:pPr>
+              <w:spacing w:after="40" w:line="247" w:lineRule="auto"/>
+            </w:pPr>
+            <w:r>
+              <w:rPr>
+                <w:rFonts w:ascii="Segoe UI" w:hAnsi="Segoe UI"/>
                 <w:b/>
-                <w:sz w:val="18"/>
-              </w:rPr>
-              <w:t>Meshy AI: NO</w:t>
-              <w:br/>
-              <w:t>Reuse ship model</w:t>
-            </w:r>
-          </w:p>
-        </w:tc>
-        <w:tc>
-          <w:tcPr>
-            <w:tcW w:type="dxa" w:w="3600"/>
-            <w:vAlign w:val="center"/>
-            <w:tcMar>
-              <w:top w:w="55" w:type="dxa"/>
-              <w:bottom w:w="55" w:type="dxa"/>
-              <w:left w:w="100" w:type="dxa"/>
-              <w:right w:w="100" w:type="dxa"/>
-            </w:tcMar>
-            <w:shd w:fill="FFFFFF"/>
-          </w:tcPr>
-          <w:p>
-            <w:pPr>
-              <w:spacing w:after="40" w:line="247" w:lineRule="auto"/>
-            </w:pPr>
-            <w:r/>
-            <w:r>
-              <w:rPr>
-                <w:rFonts w:ascii="Segoe UI" w:hAnsi="Segoe UI"/>
-                <w:b w:val="0"/>
-                <w:color w:val="000000"/>
-                <w:sz w:val="18"/>
-              </w:rPr>
-              <w:t>Directions and warning housings</w:t>
-            </w:r>
-          </w:p>
-          <w:p>
-            <w:pPr>
-              <w:spacing w:after="40" w:line="247" w:lineRule="auto"/>
-            </w:pPr>
-            <w:r>
-              <w:rPr>
-                <w:rFonts w:ascii="Segoe UI" w:hAnsi="Segoe UI"/>
-                <w:b w:val="0"/>
-                <w:color w:val="000000"/>
-                <w:sz w:val="18"/>
-              </w:rPr>
-              <w:t>Quantity 10 to 16</w:t>
-            </w:r>
-          </w:p>
-          <w:p>
-            <w:pPr>
-              <w:spacing w:after="40" w:line="247" w:lineRule="auto"/>
-            </w:pPr>
-            <w:r>
-              <w:rPr>
-                <w:rFonts w:ascii="Segoe UI" w:hAnsi="Segoe UI"/>
-                <w:b w:val="0"/>
-                <w:color w:val="000000"/>
-                <w:sz w:val="18"/>
-              </w:rPr>
-              <w:t>Mesh 0.83 × 0.07 × 0.44</w:t>
-            </w:r>
-          </w:p>
-          <w:p>
-            <w:pPr>
-              <w:spacing w:after="40" w:line="247" w:lineRule="auto"/>
-            </w:pPr>
-            <w:r>
-              <w:rPr>
-                <w:rFonts w:ascii="Segoe UI" w:hAnsi="Segoe UI"/>
-                <w:b w:val="0"/>
-                <w:color w:val="000000"/>
-                <w:sz w:val="18"/>
-              </w:rPr>
-              <w:t>Native group about 0.83 × 0.07 × 0.44 m</w:t>
-            </w:r>
-          </w:p>
-        </w:tc>
-        <w:tc>
-          <w:tcPr>
-            <w:tcW w:type="dxa" w:w="8856"/>
-            <w:vAlign w:val="center"/>
-            <w:tcMar>
-              <w:top w:w="55" w:type="dxa"/>
-              <w:bottom w:w="55" w:type="dxa"/>
-              <w:left w:w="100" w:type="dxa"/>
-              <w:right w:w="100" w:type="dxa"/>
-            </w:tcMar>
-            <w:shd w:fill="FFFFFF"/>
-          </w:tcPr>
-          <w:p>
-            <w:pPr>
-              <w:spacing w:after="40" w:line="247" w:lineRule="auto"/>
-            </w:pPr>
-            <w:r/>
-            <w:r>
-              <w:rPr>
-                <w:rFonts w:ascii="Segoe UI" w:hAnsi="Segoe UI"/>
-                <w:b w:val="0"/>
-                <w:color w:val="000000"/>
-                <w:sz w:val="18"/>
-              </w:rPr>
-              <w:t>Existing model contains three signs and baked writing. Make a blank-face texture/material variant; separate islands only if single signs are needed. Add editable lettering and icons on top in Unity.</w:t>
-            </w:r>
-          </w:p>
-          <w:p>
-            <w:pPr>
-              <w:spacing w:after="40" w:line="247" w:lineRule="auto"/>
-            </w:pPr>
-            <w:r>
-              <w:rPr>
-                <w:rFonts w:ascii="Segoe UI" w:hAnsi="Segoe UI"/>
-                <w:b w:val="0"/>
-                <w:color w:val="000000"/>
-                <w:sz w:val="18"/>
-              </w:rPr>
-              <w:t>No generation prompt: this model already exists.</w:t>
+                <w:color w:val="000000"/>
+                <w:sz w:val="18"/>
+              </w:rPr>
+              <w:t>Meshy AI: NO — reuse the existing ship model.</w:t>
             </w:r>
           </w:p>
         </w:tc>
@@ -6309,127 +6100,116 @@
               <w:t>3,000 triangles</w:t>
             </w:r>
           </w:p>
-          <w:p>
-            <w:r>
-              <w:rPr>
+        </w:tc>
+        <w:tc>
+          <w:tcPr>
+            <w:tcW w:type="dxa" w:w="3600"/>
+            <w:vAlign w:val="center"/>
+            <w:tcMar>
+              <w:top w:w="55" w:type="dxa"/>
+              <w:bottom w:w="55" w:type="dxa"/>
+              <w:left w:w="100" w:type="dxa"/>
+              <w:right w:w="100" w:type="dxa"/>
+            </w:tcMar>
+            <w:shd w:fill="F2F5F7"/>
+          </w:tcPr>
+          <w:p>
+            <w:pPr>
+              <w:spacing w:after="40" w:line="247" w:lineRule="auto"/>
+            </w:pPr>
+            <w:r/>
+            <w:r>
+              <w:rPr>
+                <w:rFonts w:ascii="Segoe UI" w:hAnsi="Segoe UI"/>
+                <w:b w:val="0"/>
+                <w:color w:val="000000"/>
+                <w:sz w:val="18"/>
+              </w:rPr>
+              <w:t>Colour choices and shop information</w:t>
+            </w:r>
+          </w:p>
+          <w:p>
+            <w:pPr>
+              <w:spacing w:after="40" w:line="247" w:lineRule="auto"/>
+            </w:pPr>
+            <w:r>
+              <w:rPr>
+                <w:rFonts w:ascii="Segoe UI" w:hAnsi="Segoe UI"/>
+                <w:b w:val="0"/>
+                <w:color w:val="000000"/>
+                <w:sz w:val="18"/>
+              </w:rPr>
+              <w:t>Quantity 8 to 12</w:t>
+            </w:r>
+          </w:p>
+          <w:p>
+            <w:pPr>
+              <w:spacing w:after="40" w:line="247" w:lineRule="auto"/>
+            </w:pPr>
+            <w:r>
+              <w:rPr>
+                <w:rFonts w:ascii="Segoe UI" w:hAnsi="Segoe UI"/>
+                <w:b w:val="0"/>
+                <w:color w:val="000000"/>
+                <w:sz w:val="18"/>
+              </w:rPr>
+              <w:t>Mesh 0.32 × 0.12 × 0.24</w:t>
+            </w:r>
+          </w:p>
+          <w:p>
+            <w:pPr>
+              <w:spacing w:after="40" w:line="247" w:lineRule="auto"/>
+            </w:pPr>
+            <w:r>
+              <w:rPr>
+                <w:rFonts w:ascii="Segoe UI" w:hAnsi="Segoe UI"/>
+                <w:b w:val="0"/>
+                <w:color w:val="000000"/>
+                <w:sz w:val="18"/>
+              </w:rPr>
+              <w:t>Native mesh about 0.32 × 0.12 × 0.24 m</w:t>
+            </w:r>
+          </w:p>
+        </w:tc>
+        <w:tc>
+          <w:tcPr>
+            <w:tcW w:type="dxa" w:w="8856"/>
+            <w:vAlign w:val="center"/>
+            <w:tcMar>
+              <w:top w:w="55" w:type="dxa"/>
+              <w:bottom w:w="55" w:type="dxa"/>
+              <w:left w:w="100" w:type="dxa"/>
+              <w:right w:w="100" w:type="dxa"/>
+            </w:tcMar>
+            <w:shd w:fill="F2F5F7"/>
+          </w:tcPr>
+          <w:p>
+            <w:pPr>
+              <w:spacing w:after="40" w:line="247" w:lineRule="auto"/>
+            </w:pPr>
+            <w:r/>
+            <w:r>
+              <w:rPr>
+                <w:rFonts w:ascii="Segoe UI" w:hAnsi="Segoe UI"/>
+                <w:b w:val="0"/>
+                <w:color w:val="000000"/>
+                <w:sz w:val="18"/>
+              </w:rPr>
+              <w:t>Small protected blank screen housing. Reuse at arrival and display bays. Mount screen centre near 1.3 m; remove any lift-control logic when using the visual prefab.</w:t>
+            </w:r>
+          </w:p>
+          <w:p>
+            <w:pPr>
+              <w:spacing w:after="40" w:line="247" w:lineRule="auto"/>
+            </w:pPr>
+            <w:r>
+              <w:rPr>
+                <w:rFonts w:ascii="Segoe UI" w:hAnsi="Segoe UI"/>
                 <w:b/>
-                <w:sz w:val="18"/>
-              </w:rPr>
-              <w:t>Meshy AI: NO</w:t>
-              <w:br/>
-              <w:t>Reuse ship model</w:t>
-            </w:r>
-          </w:p>
-        </w:tc>
-        <w:tc>
-          <w:tcPr>
-            <w:tcW w:type="dxa" w:w="3600"/>
-            <w:vAlign w:val="center"/>
-            <w:tcMar>
-              <w:top w:w="55" w:type="dxa"/>
-              <w:bottom w:w="55" w:type="dxa"/>
-              <w:left w:w="100" w:type="dxa"/>
-              <w:right w:w="100" w:type="dxa"/>
-            </w:tcMar>
-            <w:shd w:fill="F2F5F7"/>
-          </w:tcPr>
-          <w:p>
-            <w:pPr>
-              <w:spacing w:after="40" w:line="247" w:lineRule="auto"/>
-            </w:pPr>
-            <w:r/>
-            <w:r>
-              <w:rPr>
-                <w:rFonts w:ascii="Segoe UI" w:hAnsi="Segoe UI"/>
-                <w:b w:val="0"/>
-                <w:color w:val="000000"/>
-                <w:sz w:val="18"/>
-              </w:rPr>
-              <w:t>Colour choices and shop information</w:t>
-            </w:r>
-          </w:p>
-          <w:p>
-            <w:pPr>
-              <w:spacing w:after="40" w:line="247" w:lineRule="auto"/>
-            </w:pPr>
-            <w:r>
-              <w:rPr>
-                <w:rFonts w:ascii="Segoe UI" w:hAnsi="Segoe UI"/>
-                <w:b w:val="0"/>
-                <w:color w:val="000000"/>
-                <w:sz w:val="18"/>
-              </w:rPr>
-              <w:t>Quantity 8 to 12</w:t>
-            </w:r>
-          </w:p>
-          <w:p>
-            <w:pPr>
-              <w:spacing w:after="40" w:line="247" w:lineRule="auto"/>
-            </w:pPr>
-            <w:r>
-              <w:rPr>
-                <w:rFonts w:ascii="Segoe UI" w:hAnsi="Segoe UI"/>
-                <w:b w:val="0"/>
-                <w:color w:val="000000"/>
-                <w:sz w:val="18"/>
-              </w:rPr>
-              <w:t>Mesh 0.32 × 0.12 × 0.24</w:t>
-            </w:r>
-          </w:p>
-          <w:p>
-            <w:pPr>
-              <w:spacing w:after="40" w:line="247" w:lineRule="auto"/>
-            </w:pPr>
-            <w:r>
-              <w:rPr>
-                <w:rFonts w:ascii="Segoe UI" w:hAnsi="Segoe UI"/>
-                <w:b w:val="0"/>
-                <w:color w:val="000000"/>
-                <w:sz w:val="18"/>
-              </w:rPr>
-              <w:t>Native mesh about 0.32 × 0.12 × 0.24 m</w:t>
-            </w:r>
-          </w:p>
-        </w:tc>
-        <w:tc>
-          <w:tcPr>
-            <w:tcW w:type="dxa" w:w="8856"/>
-            <w:vAlign w:val="center"/>
-            <w:tcMar>
-              <w:top w:w="55" w:type="dxa"/>
-              <w:bottom w:w="55" w:type="dxa"/>
-              <w:left w:w="100" w:type="dxa"/>
-              <w:right w:w="100" w:type="dxa"/>
-            </w:tcMar>
-            <w:shd w:fill="F2F5F7"/>
-          </w:tcPr>
-          <w:p>
-            <w:pPr>
-              <w:spacing w:after="40" w:line="247" w:lineRule="auto"/>
-            </w:pPr>
-            <w:r/>
-            <w:r>
-              <w:rPr>
-                <w:rFonts w:ascii="Segoe UI" w:hAnsi="Segoe UI"/>
-                <w:b w:val="0"/>
-                <w:color w:val="000000"/>
-                <w:sz w:val="18"/>
-              </w:rPr>
-              <w:t>Small protected blank screen housing. Reuse at arrival and display bays. Mount screen centre near 1.3 m; remove any lift-control logic when using the visual prefab.</w:t>
-            </w:r>
-          </w:p>
-          <w:p>
-            <w:pPr>
-              <w:spacing w:after="40" w:line="247" w:lineRule="auto"/>
-            </w:pPr>
-            <w:r>
-              <w:rPr>
-                <w:rFonts w:ascii="Segoe UI" w:hAnsi="Segoe UI"/>
-                <w:b w:val="0"/>
-                <w:color w:val="000000"/>
-                <w:sz w:val="18"/>
-              </w:rPr>
-              <w:t>No generation prompt: this model already exists.</w:t>
+                <w:color w:val="000000"/>
+                <w:sz w:val="18"/>
+              </w:rPr>
+              <w:t>Meshy AI: NO — reuse the existing ship model.</w:t>
             </w:r>
           </w:p>
         </w:tc>
@@ -6602,16 +6382,6 @@
               <w:t>CabinDoor</w:t>
             </w:r>
           </w:p>
-          <w:p>
-            <w:r>
-              <w:rPr>
-                <w:sz w:val="18"/>
-              </w:rPr>
-              <w:t>Meshy AI: NO</w:t>
-              <w:br/>
-              <w:t>Not selected</w:t>
-            </w:r>
-          </w:p>
         </w:tc>
         <w:tc>
           <w:tcPr>
@@ -6666,6 +6436,12 @@
                 <w:sz w:val="18"/>
               </w:rPr>
               <w:t>NOT SUITABLE FOR THIS KIT: pressure door is tied to cabin proportions. Shop stays open; gate reuses Railing.</w:t>
+            </w:r>
+            <w:r>
+              <w:rPr>
+                <w:sz w:val="18"/>
+              </w:rPr>
+              <w:t xml:space="preserve"> Meshy AI: NO.</w:t>
             </w:r>
           </w:p>
         </w:tc>
@@ -6701,16 +6477,6 @@
               <w:t>CabinHousing</w:t>
             </w:r>
           </w:p>
-          <w:p>
-            <w:r>
-              <w:rPr>
-                <w:sz w:val="18"/>
-              </w:rPr>
-              <w:t>Meshy AI: NO</w:t>
-              <w:br/>
-              <w:t>Not selected</w:t>
-            </w:r>
-          </w:p>
         </w:tc>
         <w:tc>
           <w:tcPr>
@@ -6765,6 +6531,12 @@
                 <w:sz w:val="18"/>
               </w:rPr>
               <w:t>NOT SUITABLE FOR HQ: unmistakable dive-elevator cage, no HQ elevator needed.</w:t>
+            </w:r>
+            <w:r>
+              <w:rPr>
+                <w:sz w:val="18"/>
+              </w:rPr>
+              <w:t xml:space="preserve"> Meshy AI: NO.</w:t>
             </w:r>
           </w:p>
         </w:tc>
@@ -6800,16 +6572,6 @@
               <w:t>ElevatorCar</w:t>
             </w:r>
           </w:p>
-          <w:p>
-            <w:r>
-              <w:rPr>
-                <w:sz w:val="18"/>
-              </w:rPr>
-              <w:t>Meshy AI: NO</w:t>
-              <w:br/>
-              <w:t>Not selected</w:t>
-            </w:r>
-          </w:p>
         </w:tc>
         <w:tc>
           <w:tcPr>
@@ -6864,6 +6626,12 @@
                 <w:sz w:val="18"/>
               </w:rPr>
               <w:t>NOT SUITABLE FOR HQ: networked dive-car silhouette would suggest an extra ride mechanic.</w:t>
+            </w:r>
+            <w:r>
+              <w:rPr>
+                <w:sz w:val="18"/>
+              </w:rPr>
+              <w:t xml:space="preserve"> Meshy AI: NO.</w:t>
             </w:r>
           </w:p>
         </w:tc>
@@ -6899,16 +6667,6 @@
               <w:t>Hull</w:t>
             </w:r>
           </w:p>
-          <w:p>
-            <w:r>
-              <w:rPr>
-                <w:sz w:val="18"/>
-              </w:rPr>
-              <w:t>Meshy AI: NO</w:t>
-              <w:br/>
-              <w:t>Not selected</w:t>
-            </w:r>
-          </w:p>
         </w:tc>
         <w:tc>
           <w:tcPr>
@@ -6963,6 +6721,12 @@
                 <w:sz w:val="18"/>
               </w:rPr>
               <w:t>NOT SUITABLE FOR HQ: ship-specific outline and elevator opening; do not stretch it into a rectangular rig.</w:t>
+            </w:r>
+            <w:r>
+              <w:rPr>
+                <w:sz w:val="18"/>
+              </w:rPr>
+              <w:t xml:space="preserve"> Meshy AI: NO.</w:t>
             </w:r>
           </w:p>
         </w:tc>
@@ -6998,16 +6762,6 @@
               <w:t>NamePlate</w:t>
             </w:r>
           </w:p>
-          <w:p>
-            <w:r>
-              <w:rPr>
-                <w:sz w:val="18"/>
-              </w:rPr>
-              <w:t>Meshy AI: NO</w:t>
-              <w:br/>
-              <w:t>Not selected</w:t>
-            </w:r>
-          </w:p>
         </w:tc>
         <w:tc>
           <w:tcPr>
@@ -7062,6 +6816,12 @@
                 <w:sz w:val="18"/>
               </w:rPr>
               <w:t>NOT SELECTED: baked company lettering conflicts with editable HQ signage; Signs plus a simple blank plate cover the requirement.</w:t>
+            </w:r>
+            <w:r>
+              <w:rPr>
+                <w:sz w:val="18"/>
+              </w:rPr>
+              <w:t xml:space="preserve"> Meshy AI: NO.</w:t>
             </w:r>
           </w:p>
         </w:tc>
@@ -7097,16 +6857,6 @@
               <w:t>StorageRoom</w:t>
             </w:r>
           </w:p>
-          <w:p>
-            <w:r>
-              <w:rPr>
-                <w:sz w:val="18"/>
-              </w:rPr>
-              <w:t>Meshy AI: NO</w:t>
-              <w:br/>
-              <w:t>Not selected</w:t>
-            </w:r>
-          </w:p>
         </w:tc>
         <w:tc>
           <w:tcPr>
@@ -7161,6 +6911,12 @@
                 <w:sz w:val="18"/>
               </w:rPr>
               <w:t>NOT SUITABLE AS THE MAIN SHOP: roughly 2.8 × 3.0 m and a narrow doorway would repeat the tiny-booth problem. Keep on ship; the kit already covers store rooms.</w:t>
+            </w:r>
+            <w:r>
+              <w:rPr>
+                <w:sz w:val="18"/>
+              </w:rPr>
+              <w:t xml:space="preserve"> Meshy AI: NO.</w:t>
             </w:r>
           </w:p>
         </w:tc>
@@ -7196,16 +6952,6 @@
               <w:t>StorageSill</w:t>
             </w:r>
           </w:p>
-          <w:p>
-            <w:r>
-              <w:rPr>
-                <w:sz w:val="18"/>
-              </w:rPr>
-              <w:t>Meshy AI: NO</w:t>
-              <w:br/>
-              <w:t>Not selected</w:t>
-            </w:r>
-          </w:p>
         </w:tc>
         <w:tc>
           <w:tcPr>
@@ -7260,6 +7006,12 @@
                 <w:sz w:val="18"/>
               </w:rPr>
               <w:t>NOT SUITABLE AT BOARDING: raised threshold works for cargo retention but contradicts the level, trip-free bridge.</w:t>
+            </w:r>
+            <w:r>
+              <w:rPr>
+                <w:sz w:val="18"/>
+              </w:rPr>
+              <w:t xml:space="preserve"> Meshy AI: NO.</w:t>
             </w:r>
           </w:p>
         </w:tc>
@@ -7295,16 +7047,6 @@
               <w:t>Tower</w:t>
             </w:r>
           </w:p>
-          <w:p>
-            <w:r>
-              <w:rPr>
-                <w:sz w:val="18"/>
-              </w:rPr>
-              <w:t>Meshy AI: NO</w:t>
-              <w:br/>
-              <w:t>Not selected</w:t>
-            </w:r>
-          </w:p>
         </w:tc>
         <w:tc>
           <w:tcPr>
@@ -7359,6 +7101,12 @@
                 <w:sz w:val="18"/>
               </w:rPr>
               <w:t>NOT SUITABLE FOR THIS HQ KIT: bridge superstructure is oversized for the modular depot. Its panel and corner language remains a style reference.</w:t>
+            </w:r>
+            <w:r>
+              <w:rPr>
+                <w:sz w:val="18"/>
+              </w:rPr>
+              <w:t xml:space="preserve"> Meshy AI: NO.</w:t>
             </w:r>
           </w:p>
         </w:tc>
@@ -7394,16 +7142,6 @@
               <w:t>TubeFoot</w:t>
             </w:r>
           </w:p>
-          <w:p>
-            <w:r>
-              <w:rPr>
-                <w:sz w:val="18"/>
-              </w:rPr>
-              <w:t>Meshy AI: NO</w:t>
-              <w:br/>
-              <w:t>Not selected</w:t>
-            </w:r>
-          </w:p>
         </w:tc>
         <w:tc>
           <w:tcPr>
@@ -7458,6 +7196,12 @@
                 <w:sz w:val="18"/>
               </w:rPr>
               <w:t>NOT SUITABLE FOR HQ: oversized dive exit assembly, not a platform foundation.</w:t>
+            </w:r>
+            <w:r>
+              <w:rPr>
+                <w:sz w:val="18"/>
+              </w:rPr>
+              <w:t xml:space="preserve"> Meshy AI: NO.</w:t>
             </w:r>
           </w:p>
         </w:tc>
@@ -7493,16 +7237,6 @@
               <w:t>TubeSection</w:t>
             </w:r>
           </w:p>
-          <w:p>
-            <w:r>
-              <w:rPr>
-                <w:sz w:val="18"/>
-              </w:rPr>
-              <w:t>Meshy AI: NO</w:t>
-              <w:br/>
-              <w:t>Not selected</w:t>
-            </w:r>
-          </w:p>
         </w:tc>
         <w:tc>
           <w:tcPr>
@@ -7557,6 +7291,12 @@
                 <w:sz w:val="18"/>
               </w:rPr>
               <w:t>NOT SUITABLE AS HQ LEGS: open 5 m cage profile is visually and structurally unlike solid rig legs.</w:t>
+            </w:r>
+            <w:r>
+              <w:rPr>
+                <w:sz w:val="18"/>
+              </w:rPr>
+              <w:t xml:space="preserve"> Meshy AI: NO.</w:t>
             </w:r>
           </w:p>
         </w:tc>
@@ -7592,16 +7332,6 @@
               <w:t>Unassigned ZIP</w:t>
             </w:r>
           </w:p>
-          <w:p>
-            <w:r>
-              <w:rPr>
-                <w:sz w:val="18"/>
-              </w:rPr>
-              <w:t>Meshy AI: NO</w:t>
-              <w:br/>
-              <w:t>Not selected</w:t>
-            </w:r>
-          </w:p>
         </w:tc>
         <w:tc>
           <w:tcPr>
@@ -7656,6 +7386,12 @@
                 <w:sz w:val="18"/>
               </w:rPr>
               <w:t>NOT SELECTED: no current prepared-part mapping. Keep as a spare source, not an additional required generation. Its geometry has not been approved for an HQ role.</w:t>
+            </w:r>
+            <w:r>
+              <w:rPr>
+                <w:sz w:val="18"/>
+              </w:rPr>
+              <w:t xml:space="preserve"> Meshy AI: NO.</w:t>
             </w:r>
           </w:p>
         </w:tc>
@@ -9612,8 +9348,8 @@
       </w:tblPr>
       <w:tblGrid>
         <w:gridCol w:w="1944"/>
-        <w:gridCol w:w="3096"/>
-        <w:gridCol w:w="9360"/>
+        <w:gridCol w:w="3600"/>
+        <w:gridCol w:w="8856"/>
       </w:tblGrid>
       <w:tr>
         <w:trPr>
@@ -9633,19 +9369,15 @@
           </w:tcPr>
           <w:p>
             <w:pPr>
-              <w:spacing w:after="40" w:line="247" w:lineRule="auto"/>
-            </w:pPr>
-            <w:r>
-              <w:t>New object</w:t>
-            </w:r>
-            <w:r>
-              <w:rPr>
-                <w:rFonts w:ascii="Segoe UI" w:hAnsi="Segoe UI"/>
+              <w:spacing w:after="60"/>
+            </w:pPr>
+            <w:r>
+              <w:rPr>
                 <w:b/>
                 <w:color w:val="FFFFFF"/>
                 <w:sz w:val="19"/>
               </w:rPr>
-              <w:t>New asset</w:t>
+              <w:t>New object</w:t>
             </w:r>
           </w:p>
         </w:tc>
@@ -9663,19 +9395,15 @@
           </w:tcPr>
           <w:p>
             <w:pPr>
-              <w:spacing w:after="40" w:line="247" w:lineRule="auto"/>
-            </w:pPr>
-            <w:r>
-              <w:t>Specification and geometry</w:t>
-            </w:r>
-            <w:r>
-              <w:rPr>
-                <w:rFonts w:ascii="Segoe UI" w:hAnsi="Segoe UI"/>
+              <w:spacing w:after="60"/>
+            </w:pPr>
+            <w:r>
+              <w:rPr>
                 <w:b/>
                 <w:color w:val="FFFFFF"/>
                 <w:sz w:val="19"/>
               </w:rPr>
-              <w:t>Production specification</w:t>
+              <w:t>Specification and geometry</w:t>
             </w:r>
           </w:p>
         </w:tc>
@@ -9693,19 +9421,15 @@
           </w:tcPr>
           <w:p>
             <w:pPr>
-              <w:spacing w:after="40" w:line="247" w:lineRule="auto"/>
-            </w:pPr>
-            <w:r>
-              <w:t>Placement and assembly</w:t>
-            </w:r>
-            <w:r>
-              <w:rPr>
-                <w:rFonts w:ascii="Segoe UI" w:hAnsi="Segoe UI"/>
+              <w:spacing w:after="60"/>
+            </w:pPr>
+            <w:r>
+              <w:rPr>
                 <w:b/>
                 <w:color w:val="FFFFFF"/>
                 <w:sz w:val="19"/>
               </w:rPr>
-              <w:t>Complete generation prompt</w:t>
+              <w:t>Placement and assembly</w:t>
             </w:r>
           </w:p>
         </w:tc>
@@ -9763,8 +9487,6 @@
                 <w:sz w:val="18"/>
               </w:rPr>
               <w:t>Meshy AI: YES</w:t>
-              <w:br/>
-              <w:t>Image to 3D model</w:t>
               <w:br/>
               <w:t>2.4 × 2.4 × 3.0 m</w:t>
               <w:br/>
@@ -9773,17 +9495,6 @@
               <w:t>CRITICAL / MODULAR</w:t>
             </w:r>
           </w:p>
-          <w:p>
-            <w:pPr>
-              <w:spacing w:after="60"/>
-            </w:pPr>
-            <w:r>
-              <w:rPr>
-                <w:sz w:val="18"/>
-              </w:rPr>
-              <w:t>One vertical octagonal support column with broad charcoal alloy faces, four thick clamp pads and a segmented collar at each end.</w:t>
-            </w:r>
-          </w:p>
         </w:tc>
         <w:tc>
           <w:tcPr>
@@ -9806,7 +9517,7 @@
                 <w:b w:val="0"/>
                 <w:sz w:val="18"/>
               </w:rPr>
-              <w:t>Below HQ at the six support positions X -24, 0, 24; Z -12 and 12. Extend from surveyed seabed to the deck underside. Repeated collars must meet without gaps.</w:t>
+              <w:t>One vertical octagonal support column with broad charcoal alloy faces, four thick clamp pads and a segmented collar at each end. Below HQ at the six support positions X -24, 0, 24; Z -12 and 12. Extend from surveyed seabed to the deck underside. Repeated collars must meet without gaps.</w:t>
               <w:br/>
               <w:t>Stack five per leg to span seabed to deck underside; trim the concealed bottom section to surveyed depth. Pivot bottom centre. Collar centres on the vertical axis. Decorative shell; support collisions simple boxes.</w:t>
             </w:r>
@@ -9827,7 +9538,7 @@
               <w:left w:w="100" w:type="dxa"/>
               <w:right w:w="100" w:type="dxa"/>
             </w:tcMar>
-            <w:shd w:fill="F2F5F7"/>
+            <w:shd w:fill="FFFFFF"/>
           </w:tcPr>
           <w:p>
             <w:pPr>
@@ -9854,7 +9565,7 @@
               <w:left w:w="100" w:type="dxa"/>
               <w:right w:w="100" w:type="dxa"/>
             </w:tcMar>
-            <w:shd w:fill="F2F5F7"/>
+            <w:shd w:fill="FFFFFF"/>
           </w:tcPr>
           <w:p>
             <w:pPr>
@@ -9866,8 +9577,6 @@
                 <w:sz w:val="18"/>
               </w:rPr>
               <w:t>Meshy AI: YES</w:t>
-              <w:br/>
-              <w:t>Image to 3D model</w:t>
               <w:br/>
               <w:t>4.0 × 0.4 × 0.8 m</w:t>
               <w:br/>
@@ -9876,17 +9585,6 @@
               <w:t>CRITICAL / MODULAR</w:t>
             </w:r>
           </w:p>
-          <w:p>
-            <w:pPr>
-              <w:spacing w:after="60"/>
-            </w:pPr>
-            <w:r>
-              <w:rPr>
-                <w:sz w:val="18"/>
-              </w:rPr>
-              <w:t>One straight horizontal box girder with a recessed central channel, thick top and bottom flanges and broad clamp plates at both identical flat ends.</w:t>
-            </w:r>
-          </w:p>
         </w:tc>
         <w:tc>
           <w:tcPr>
@@ -9898,7 +9596,7 @@
               <w:left w:w="100" w:type="dxa"/>
               <w:right w:w="100" w:type="dxa"/>
             </w:tcMar>
-            <w:shd w:fill="F2F5F7"/>
+            <w:shd w:fill="FFFFFF"/>
           </w:tcPr>
           <w:p>
             <w:pPr>
@@ -9909,7 +9607,7 @@
                 <w:b w:val="0"/>
                 <w:sz w:val="18"/>
               </w:rPr>
-              <w:t>Under the main deck and the 12 m west bridge; also across depot roof bays. Align beam ends with support axes and keep top faces below walkable surfaces.</w:t>
+              <w:t>One straight horizontal box girder with a recessed central channel, thick top and bottom flanges and broad clamp plates at both identical flat ends. Under the main deck and the 12 m west bridge; also across depot roof bays. Align beam ends with support axes and keep top faces below walkable surfaces.</w:t>
               <w:br/>
               <w:t>Snap ends on a 4 m structural grid; short closures are trimmed copies. Pivot left end centre. Use under deck, roof and bridge. A rotated copy supplies crossbeams; no new perpendicular beam model.</w:t>
             </w:r>
@@ -9969,8 +9667,6 @@
                 <w:sz w:val="18"/>
               </w:rPr>
               <w:t>Meshy AI: YES</w:t>
-              <w:br/>
-              <w:t>Image to 3D model</w:t>
               <w:br/>
               <w:t>4.0 × 0.3 × 0.4 m</w:t>
               <w:br/>
@@ -9979,17 +9675,6 @@
               <w:t>HIGH / MODULAR</w:t>
             </w:r>
           </w:p>
-          <w:p>
-            <w:pPr>
-              <w:spacing w:after="60"/>
-            </w:pPr>
-            <w:r>
-              <w:rPr>
-                <w:sz w:val="18"/>
-              </w:rPr>
-              <w:t>One straight boxed support strut shown horizontally, with thick forked clamp shoes at its two ends and a shallow recessed seam along the centre.</w:t>
-            </w:r>
-          </w:p>
         </w:tc>
         <w:tc>
           <w:tcPr>
@@ -10012,7 +9697,7 @@
                 <w:b w:val="0"/>
                 <w:sz w:val="18"/>
               </w:rPr>
-              <w:t>Between leg collars and under the HQ bridge. Place symmetrically where useful, with both shoes meeting actual beams or columns. Nothing below the plank fall path.</w:t>
+              <w:t>One straight boxed support strut shown horizontally, with thick forked clamp shoes at its two ends and a shallow recessed seam along the centre. Between leg collars and under the HQ bridge. Place symmetrically where useful, with both shoes meeting actual beams or columns. Nothing below the plank fall path.</w:t>
               <w:br/>
               <w:t>Rotate under bridge and between columns. Vary only shaft length in modelling; preserve shoe proportions. Pivot end joint. Static visual supports; keep them outside the departure route and clear of the plank fall corridor.</w:t>
             </w:r>
@@ -10033,7 +9718,7 @@
               <w:left w:w="100" w:type="dxa"/>
               <w:right w:w="100" w:type="dxa"/>
             </w:tcMar>
-            <w:shd w:fill="F2F5F7"/>
+            <w:shd w:fill="FFFFFF"/>
           </w:tcPr>
           <w:p>
             <w:pPr>
@@ -10060,7 +9745,7 @@
               <w:left w:w="100" w:type="dxa"/>
               <w:right w:w="100" w:type="dxa"/>
             </w:tcMar>
-            <w:shd w:fill="F2F5F7"/>
+            <w:shd w:fill="FFFFFF"/>
           </w:tcPr>
           <w:p>
             <w:pPr>
@@ -10072,8 +9757,6 @@
                 <w:sz w:val="18"/>
               </w:rPr>
               <w:t>Meshy AI: YES</w:t>
-              <w:br/>
-              <w:t>Image to 3D model</w:t>
               <w:br/>
               <w:t>4.0 × 0.25 × 1.0 m</w:t>
               <w:br/>
@@ -10082,17 +9765,6 @@
               <w:t>HIGH / MODULAR</w:t>
             </w:r>
           </w:p>
-          <w:p>
-            <w:pPr>
-              <w:spacing w:after="60"/>
-            </w:pPr>
-            <w:r>
-              <w:rPr>
-                <w:sz w:val="18"/>
-              </w:rPr>
-              <w:t>One horizontal straight platform-edge cover: three broad recessed composite panels within a heavy dark rim, chunky corner clamps and an inset orange hazard band.</w:t>
-            </w:r>
-          </w:p>
         </w:tc>
         <w:tc>
           <w:tcPr>
@@ -10104,7 +9776,7 @@
               <w:left w:w="100" w:type="dxa"/>
               <w:right w:w="100" w:type="dxa"/>
             </w:tcMar>
-            <w:shd w:fill="F2F5F7"/>
+            <w:shd w:fill="FFFFFF"/>
           </w:tcPr>
           <w:p>
             <w:pPr>
@@ -10115,7 +9787,7 @@
                 <w:b w:val="0"/>
                 <w:sz w:val="18"/>
               </w:rPr>
-              <w:t>Along the outer 60 × 36 m deck rim, immediately below deck level. Adapt short end closures around the west bridge attachment and southeast plank root.</w:t>
+              <w:t>One horizontal straight platform-edge cover: three broad recessed composite panels within a heavy dark rim, chunky corner clamps and an inset orange hazard band. Along the outer 60 × 36 m deck rim, immediately below deck level. Adapt short end closures around the west bridge attachment and southeast plank root.</w:t>
               <w:br/>
               <w:t>Repeat around the 192 m perimeter. Mitre or overlap end caps in the mesh editor at corners; do not generate another corner kit. Pivot lower left on rear plane. Keep the walkable deck and rails separate.</w:t>
             </w:r>
@@ -10157,8 +9829,8 @@
       </w:tblPr>
       <w:tblGrid>
         <w:gridCol w:w="1944"/>
-        <w:gridCol w:w="3096"/>
-        <w:gridCol w:w="9360"/>
+        <w:gridCol w:w="3600"/>
+        <w:gridCol w:w="8856"/>
       </w:tblGrid>
       <w:tr>
         <w:trPr>
@@ -10178,19 +9850,15 @@
           </w:tcPr>
           <w:p>
             <w:pPr>
-              <w:spacing w:after="40" w:line="247" w:lineRule="auto"/>
-            </w:pPr>
-            <w:r>
-              <w:t>New object</w:t>
-            </w:r>
-            <w:r>
-              <w:rPr>
-                <w:rFonts w:ascii="Segoe UI" w:hAnsi="Segoe UI"/>
+              <w:spacing w:after="60"/>
+            </w:pPr>
+            <w:r>
+              <w:rPr>
                 <w:b/>
                 <w:color w:val="FFFFFF"/>
                 <w:sz w:val="19"/>
               </w:rPr>
-              <w:t>New asset</w:t>
+              <w:t>New object</w:t>
             </w:r>
           </w:p>
         </w:tc>
@@ -10208,19 +9876,15 @@
           </w:tcPr>
           <w:p>
             <w:pPr>
-              <w:spacing w:after="40" w:line="247" w:lineRule="auto"/>
-            </w:pPr>
-            <w:r>
-              <w:t>Specification and geometry</w:t>
-            </w:r>
-            <w:r>
-              <w:rPr>
-                <w:rFonts w:ascii="Segoe UI" w:hAnsi="Segoe UI"/>
+              <w:spacing w:after="60"/>
+            </w:pPr>
+            <w:r>
+              <w:rPr>
                 <w:b/>
                 <w:color w:val="FFFFFF"/>
                 <w:sz w:val="19"/>
               </w:rPr>
-              <w:t>Production specification</w:t>
+              <w:t>Specification and geometry</w:t>
             </w:r>
           </w:p>
         </w:tc>
@@ -10238,19 +9902,15 @@
           </w:tcPr>
           <w:p>
             <w:pPr>
-              <w:spacing w:after="40" w:line="247" w:lineRule="auto"/>
-            </w:pPr>
-            <w:r>
-              <w:t>Placement and assembly</w:t>
-            </w:r>
-            <w:r>
-              <w:rPr>
-                <w:rFonts w:ascii="Segoe UI" w:hAnsi="Segoe UI"/>
+              <w:spacing w:after="60"/>
+            </w:pPr>
+            <w:r>
+              <w:rPr>
                 <w:b/>
                 <w:color w:val="FFFFFF"/>
                 <w:sz w:val="19"/>
               </w:rPr>
-              <w:t>Complete generation prompt</w:t>
+              <w:t>Placement and assembly</w:t>
             </w:r>
           </w:p>
         </w:tc>
@@ -10308,8 +9968,6 @@
                 <w:sz w:val="18"/>
               </w:rPr>
               <w:t>Meshy AI: YES</w:t>
-              <w:br/>
-              <w:t>Image to 3D model</w:t>
               <w:br/>
               <w:t>4.0 × 0.2 × 4.0 m</w:t>
               <w:br/>
@@ -10318,17 +9976,6 @@
               <w:t>CRITICAL / MODULAR</w:t>
             </w:r>
           </w:p>
-          <w:p>
-            <w:pPr>
-              <w:spacing w:after="60"/>
-            </w:pPr>
-            <w:r>
-              <w:rPr>
-                <w:sz w:val="18"/>
-              </w:rPr>
-              <w:t>One square two-sided warehouse wall module.</w:t>
-            </w:r>
-          </w:p>
         </w:tc>
         <w:tc>
           <w:tcPr>
@@ -10351,7 +9998,7 @@
                 <w:b w:val="0"/>
                 <w:sz w:val="18"/>
               </w:rPr>
-              <w:t>North depot rear wall at Z 18, side ends at X -24 and 8, and office partitions within X -24 to -16. Keep the main customer frontage at Z 10 open.</w:t>
+              <w:t>One square two-sided warehouse wall module. North depot rear wall at Z 18, side ends at X -24 and 8, and office partitions within X -24 to -16. Keep the main customer frontage at Z 10 open.</w:t>
               <w:br/>
               <w:t>Back and side walls of one 32 × 8 m depot; also office enclosure. Pivot bottom left. Face outward toward local -Z. Structural module on 4 m grid, detail on 0.25 m grid. Use box colliders, not generated surface bumps.</w:t>
             </w:r>
@@ -10372,7 +10019,7 @@
               <w:left w:w="100" w:type="dxa"/>
               <w:right w:w="100" w:type="dxa"/>
             </w:tcMar>
-            <w:shd w:fill="F2F5F7"/>
+            <w:shd w:fill="FFFFFF"/>
           </w:tcPr>
           <w:p>
             <w:pPr>
@@ -10399,7 +10046,7 @@
               <w:left w:w="100" w:type="dxa"/>
               <w:right w:w="100" w:type="dxa"/>
             </w:tcMar>
-            <w:shd w:fill="F2F5F7"/>
+            <w:shd w:fill="FFFFFF"/>
           </w:tcPr>
           <w:p>
             <w:pPr>
@@ -10411,8 +10058,6 @@
                 <w:sz w:val="18"/>
               </w:rPr>
               <w:t>Meshy AI: YES</w:t>
-              <w:br/>
-              <w:t>Image to 3D model</w:t>
               <w:br/>
               <w:t>0.4 × 0.4 × 4.0 m</w:t>
               <w:br/>
@@ -10421,17 +10066,6 @@
               <w:t>CRITICAL / MODULAR</w:t>
             </w:r>
           </w:p>
-          <w:p>
-            <w:pPr>
-              <w:spacing w:after="60"/>
-            </w:pPr>
-            <w:r>
-              <w:rPr>
-                <w:sz w:val="18"/>
-              </w:rPr>
-              <w:t>One vertical square alloy pillar with broad bevelled corners, chunky cap and foot clamp plates, and one recessed cable channel.</w:t>
-            </w:r>
-          </w:p>
         </w:tc>
         <w:tc>
           <w:tcPr>
@@ -10443,7 +10077,7 @@
               <w:left w:w="100" w:type="dxa"/>
               <w:right w:w="100" w:type="dxa"/>
             </w:tcMar>
-            <w:shd w:fill="F2F5F7"/>
+            <w:shd w:fill="FFFFFF"/>
           </w:tcPr>
           <w:p>
             <w:pPr>
@@ -10454,7 +10088,7 @@
                 <w:b w:val="0"/>
                 <w:sz w:val="18"/>
               </w:rPr>
-              <w:t>Depot bay corners every 4 m, behind or coincident with wall joints. Do not double posts inside entrance clear widths. Base Y 0, upper contact Y 4.</w:t>
+              <w:t>One vertical square alloy pillar with broad bevelled corners, chunky cap and foot clamp plates, and one recessed cable channel. Depot bay corners every 4 m, behind or coincident with wall joints. Do not double posts inside entrance clear widths. Base Y 0, upper contact Y 4.</w:t>
               <w:br/>
               <w:t>Place at 4 m bay intersections and exposed corners; mating planes at y 0 and 4 m. Pivot bottom centre. Roof joints sit on top. Extend in a mesh editor only for non-walkable skyline towers, keeping cap proportions.</w:t>
             </w:r>
@@ -10514,8 +10148,6 @@
                 <w:sz w:val="18"/>
               </w:rPr>
               <w:t>Meshy AI: YES</w:t>
-              <w:br/>
-              <w:t>Image to 3D model</w:t>
               <w:br/>
               <w:t>4.0 × 0.4 × 4.0 m</w:t>
               <w:br/>
@@ -10524,17 +10156,6 @@
               <w:t>CRITICAL / MODULAR</w:t>
             </w:r>
           </w:p>
-          <w:p>
-            <w:pPr>
-              <w:spacing w:after="60"/>
-            </w:pPr>
-            <w:r>
-              <w:rPr>
-                <w:sz w:val="18"/>
-              </w:rPr>
-              <w:t>One broad rectangular inverted-U entrance frame for a salvage depot, with two 0.3 m thick side posts and a 0.4 m lintel.</w:t>
-            </w:r>
-          </w:p>
         </w:tc>
         <w:tc>
           <w:tcPr>
@@ -10557,7 +10178,7 @@
                 <w:b w:val="0"/>
                 <w:sz w:val="18"/>
               </w:rPr>
-              <w:t>Across the depot customer frontage at Z 10 and at pickup entrance. Preserve the 3 m exterior promenade at Z 7 to 10; no threshold above deck.</w:t>
+              <w:t>One broad rectangular inverted-U entrance frame for a salvage depot, with two 0.3 m thick side posts and a 0.4 m lintel. Across the depot customer frontage at Z 10 and at pickup entrance. Preserve the 3 m exterior promenade at Z 7 to 10; no threshold above deck.</w:t>
               <w:br/>
               <w:t>Ground-level shop entry and pickup frontage. Pivot bottom centre. Do not narrow openings with dressing. Front run stays open across connected bays; mesh-derived collision only on posts/lintel via simple boxes.</w:t>
             </w:r>
@@ -10578,7 +10199,7 @@
               <w:left w:w="100" w:type="dxa"/>
               <w:right w:w="100" w:type="dxa"/>
             </w:tcMar>
-            <w:shd w:fill="F2F5F7"/>
+            <w:shd w:fill="FFFFFF"/>
           </w:tcPr>
           <w:p>
             <w:pPr>
@@ -10605,7 +10226,7 @@
               <w:left w:w="100" w:type="dxa"/>
               <w:right w:w="100" w:type="dxa"/>
             </w:tcMar>
-            <w:shd w:fill="F2F5F7"/>
+            <w:shd w:fill="FFFFFF"/>
           </w:tcPr>
           <w:p>
             <w:pPr>
@@ -10617,8 +10238,6 @@
                 <w:sz w:val="18"/>
               </w:rPr>
               <w:t>Meshy AI: YES</w:t>
-              <w:br/>
-              <w:t>Image to 3D model</w:t>
               <w:br/>
               <w:t>4.0 × 4.0 × 0.3 m</w:t>
               <w:br/>
@@ -10627,17 +10246,6 @@
               <w:t>HIGH / MODULAR</w:t>
             </w:r>
           </w:p>
-          <w:p>
-            <w:pPr>
-              <w:spacing w:after="60"/>
-            </w:pPr>
-            <w:r>
-              <w:rPr>
-                <w:sz w:val="18"/>
-              </w:rPr>
-              <w:t>One square roof cassette with a flat upper surface of broad charcoal composite plates, reinforced perimeter lip and finished ribbed underside.</w:t>
-            </w:r>
-          </w:p>
         </w:tc>
         <w:tc>
           <w:tcPr>
@@ -10649,7 +10257,7 @@
               <w:left w:w="100" w:type="dxa"/>
               <w:right w:w="100" w:type="dxa"/>
             </w:tcMar>
-            <w:shd w:fill="F2F5F7"/>
+            <w:shd w:fill="FFFFFF"/>
           </w:tcPr>
           <w:p>
             <w:pPr>
@@ -10660,7 +10268,7 @@
                 <w:b w:val="0"/>
                 <w:sz w:val="18"/>
               </w:rPr>
-              <w:t>Above the 32 × 8 m depot, including its office corner: eight by two cassettes. Lower plane Y 4. Keep finished underside visible from shop.</w:t>
+              <w:t>One square roof cassette with a flat upper surface of broad charcoal composite plates, reinforced perimeter lip and finished ribbed underside. Above the 32 × 8 m depot, including its office corner: eight by two cassettes. Lower plane Y 4. Keep finished underside visible from shop.</w:t>
               <w:br/>
               <w:t>Repeat eight by two above the main depot. Pivot lower corner; exact 4 m tile. Use existing pipe clusters at selected edges for ventilation. Roofs are scenery in this pass; no stair or roof exploration promised.</w:t>
             </w:r>
@@ -10702,8 +10310,8 @@
       </w:tblPr>
       <w:tblGrid>
         <w:gridCol w:w="1944"/>
-        <w:gridCol w:w="3096"/>
-        <w:gridCol w:w="9360"/>
+        <w:gridCol w:w="3600"/>
+        <w:gridCol w:w="8856"/>
       </w:tblGrid>
       <w:tr>
         <w:trPr>
@@ -10723,19 +10331,15 @@
           </w:tcPr>
           <w:p>
             <w:pPr>
-              <w:spacing w:after="40" w:line="247" w:lineRule="auto"/>
-            </w:pPr>
-            <w:r>
-              <w:t>New object</w:t>
-            </w:r>
-            <w:r>
-              <w:rPr>
-                <w:rFonts w:ascii="Segoe UI" w:hAnsi="Segoe UI"/>
+              <w:spacing w:after="60"/>
+            </w:pPr>
+            <w:r>
+              <w:rPr>
                 <w:b/>
                 <w:color w:val="FFFFFF"/>
                 <w:sz w:val="19"/>
               </w:rPr>
-              <w:t>New asset</w:t>
+              <w:t>New object</w:t>
             </w:r>
           </w:p>
         </w:tc>
@@ -10753,19 +10357,15 @@
           </w:tcPr>
           <w:p>
             <w:pPr>
-              <w:spacing w:after="40" w:line="247" w:lineRule="auto"/>
-            </w:pPr>
-            <w:r>
-              <w:t>Specification and geometry</w:t>
-            </w:r>
-            <w:r>
-              <w:rPr>
-                <w:rFonts w:ascii="Segoe UI" w:hAnsi="Segoe UI"/>
+              <w:spacing w:after="60"/>
+            </w:pPr>
+            <w:r>
+              <w:rPr>
                 <w:b/>
                 <w:color w:val="FFFFFF"/>
                 <w:sz w:val="19"/>
               </w:rPr>
-              <w:t>Production specification</w:t>
+              <w:t>Specification and geometry</w:t>
             </w:r>
           </w:p>
         </w:tc>
@@ -10783,19 +10383,15 @@
           </w:tcPr>
           <w:p>
             <w:pPr>
-              <w:spacing w:after="40" w:line="247" w:lineRule="auto"/>
-            </w:pPr>
-            <w:r>
-              <w:t>Placement and assembly</w:t>
-            </w:r>
-            <w:r>
-              <w:rPr>
-                <w:rFonts w:ascii="Segoe UI" w:hAnsi="Segoe UI"/>
+              <w:spacing w:after="60"/>
+            </w:pPr>
+            <w:r>
+              <w:rPr>
                 <w:b/>
                 <w:color w:val="FFFFFF"/>
                 <w:sz w:val="19"/>
               </w:rPr>
-              <w:t>Complete generation prompt</w:t>
+              <w:t>Placement and assembly</w:t>
             </w:r>
           </w:p>
         </w:tc>
@@ -10853,8 +10449,6 @@
                 <w:sz w:val="18"/>
               </w:rPr>
               <w:t>Meshy AI: YES</w:t>
-              <w:br/>
-              <w:t>Image to 3D model</w:t>
               <w:br/>
               <w:t>4.0 × 0.2 × 4.0 m</w:t>
               <w:br/>
@@ -10863,17 +10457,6 @@
               <w:t>MEDIUM / MODULAR</w:t>
             </w:r>
           </w:p>
-          <w:p>
-            <w:pPr>
-              <w:spacing w:after="60"/>
-            </w:pPr>
-            <w:r>
-              <w:rPr>
-                <w:sz w:val="18"/>
-              </w:rPr>
-              <w:t>One wall-sized observation-window frame in chunky off-white composite armour over charcoal alloy.</w:t>
-            </w:r>
-          </w:p>
         </w:tc>
         <w:tc>
           <w:tcPr>
@@ -10896,7 +10479,7 @@
                 <w:b w:val="0"/>
                 <w:sz w:val="18"/>
               </w:rPr>
-              <w:t>Office-facing bays in the west end of the depot, X -24 to -16. Use identical module edges with WallPanel; do not create a second shop building.</w:t>
+              <w:t>One wall-sized observation-window frame in chunky off-white composite armour over charcoal alloy. Office-facing bays in the west end of the depot, X -24 to -16. Use identical module edges with WallPanel; do not create a second shop building.</w:t>
               <w:br/>
               <w:t>Snap alongside WallPanel on the 4 m grid. Transparent pane is a simple Unity quad; warm interior light optional. Keep the back finished. Use an opaque dark insert if the small office interior is not dressed.</w:t>
             </w:r>
@@ -10917,7 +10500,7 @@
               <w:left w:w="100" w:type="dxa"/>
               <w:right w:w="100" w:type="dxa"/>
             </w:tcMar>
-            <w:shd w:fill="F2F5F7"/>
+            <w:shd w:fill="FFFFFF"/>
           </w:tcPr>
           <w:p>
             <w:pPr>
@@ -10944,7 +10527,7 @@
               <w:left w:w="100" w:type="dxa"/>
               <w:right w:w="100" w:type="dxa"/>
             </w:tcMar>
-            <w:shd w:fill="F2F5F7"/>
+            <w:shd w:fill="FFFFFF"/>
           </w:tcPr>
           <w:p>
             <w:pPr>
@@ -10956,8 +10539,6 @@
                 <w:sz w:val="18"/>
               </w:rPr>
               <w:t>Meshy AI: YES</w:t>
-              <w:br/>
-              <w:t>Image to 3D model</w:t>
               <w:br/>
               <w:t>1.0 × 0.12 × 2.0 m</w:t>
               <w:br/>
@@ -10966,17 +10547,6 @@
               <w:t>CRITICAL / MODULAR</w:t>
             </w:r>
           </w:p>
-          <w:p>
-            <w:pPr>
-              <w:spacing w:after="60"/>
-            </w:pPr>
-            <w:r>
-              <w:rPr>
-                <w:sz w:val="18"/>
-              </w:rPr>
-              <w:t>One upright merchandise backing panel: charcoal composite plate with an off-white bevelled perimeter, two recessed horizontal attachment rails and a sparse grid of large rectangular mounting slots.</w:t>
-            </w:r>
-          </w:p>
         </w:tc>
         <w:tc>
           <w:tcPr>
@@ -10988,7 +10558,7 @@
               <w:left w:w="100" w:type="dxa"/>
               <w:right w:w="100" w:type="dxa"/>
             </w:tcMar>
-            <w:shd w:fill="F2F5F7"/>
+            <w:shd w:fill="FFFFFF"/>
           </w:tcPr>
           <w:p>
             <w:pPr>
@@ -10999,7 +10569,7 @@
                 <w:b w:val="0"/>
                 <w:sz w:val="18"/>
               </w:rPr>
-              <w:t>Back and side display walls of the depot. Panel base Y 0.4. Keep goods facing the customer aisle, with a clear interaction line and room to expand.</w:t>
+              <w:t>One upright merchandise backing panel: charcoal composite plate with an off-white bevelled perimeter, two recessed horizontal attachment rails and a sparse grid of large rectangular mounting slots. Back and side display walls of the depot. Panel base Y 0.4. Keep goods facing the customer aisle, with a clear interaction line and room to expand.</w:t>
               <w:br/>
               <w:t>Use a 1 m display grid with 0.25 m socket spacing. Pivot bottom centre on rear plane. Pair two copies for a wide bay, never stretch equipment. Mount PanelOrigin 0.4 m above floor; keep interactive goods at reachable heights.</w:t>
             </w:r>
@@ -11059,8 +10629,6 @@
                 <w:sz w:val="18"/>
               </w:rPr>
               <w:t>Meshy AI: YES</w:t>
-              <w:br/>
-              <w:t>Image to 3D model</w:t>
               <w:br/>
               <w:t>0.12 × 0.3 × 0.18 m</w:t>
               <w:br/>
@@ -11069,17 +10637,6 @@
               <w:t>HIGH / REUSABLE PROP</w:t>
             </w:r>
           </w:p>
-          <w:p>
-            <w:pPr>
-              <w:spacing w:after="60"/>
-            </w:pPr>
-            <w:r>
-              <w:rPr>
-                <w:sz w:val="18"/>
-              </w:rPr>
-              <w:t>One sturdy J-shaped alloy equipment hook attached to a small rectangular magnetic mounting shoe.</w:t>
-            </w:r>
-          </w:p>
         </w:tc>
         <w:tc>
           <w:tcPr>
@@ -11102,7 +10659,7 @@
                 <w:b w:val="0"/>
                 <w:sz w:val="18"/>
               </w:rPr>
-              <w:t>On N10 socket grid, paired or single to suit each existing product. Keep products at reachable heights; do not suspend goods over the through-route.</w:t>
+              <w:t>One sturdy J-shaped alloy equipment hook attached to a small rectangular magnetic mounting shoe. On N10 socket grid, paired or single to suit each existing product. Keep products at reachable heights; do not suspend goods over the through-route.</w:t>
               <w:br/>
               <w:t>Snap shoe to DisplayPanel sockets; pair copies for long tools and helmets. Pivot rear shoe centre. Optional label uses Signs or CarPanel, not a unique bracket. Hooks never provide gameplay collision.</w:t>
             </w:r>
@@ -11123,7 +10680,7 @@
               <w:left w:w="100" w:type="dxa"/>
               <w:right w:w="100" w:type="dxa"/>
             </w:tcMar>
-            <w:shd w:fill="F2F5F7"/>
+            <w:shd w:fill="FFFFFF"/>
           </w:tcPr>
           <w:p>
             <w:pPr>
@@ -11150,7 +10707,7 @@
               <w:left w:w="100" w:type="dxa"/>
               <w:right w:w="100" w:type="dxa"/>
             </w:tcMar>
-            <w:shd w:fill="F2F5F7"/>
+            <w:shd w:fill="FFFFFF"/>
           </w:tcPr>
           <w:p>
             <w:pPr>
@@ -11162,8 +10719,6 @@
                 <w:sz w:val="18"/>
               </w:rPr>
               <w:t>Meshy AI: YES</w:t>
-              <w:br/>
-              <w:t>Image to 3D model</w:t>
               <w:br/>
               <w:t>1.0 × 0.45 × 0.12 m</w:t>
               <w:br/>
@@ -11172,17 +10727,6 @@
               <w:t>HIGH / MODULAR</w:t>
             </w:r>
           </w:p>
-          <w:p>
-            <w:pPr>
-              <w:spacing w:after="60"/>
-            </w:pPr>
-            <w:r>
-              <w:rPr>
-                <w:sz w:val="18"/>
-              </w:rPr>
-              <w:t>One shallow shelf tray with a broad flat charcoal top, low 30 mm raised front lip, two stout triangular underside brackets and a straight rear mounting rail.</w:t>
-            </w:r>
-          </w:p>
         </w:tc>
         <w:tc>
           <w:tcPr>
@@ -11194,7 +10738,7 @@
               <w:left w:w="100" w:type="dxa"/>
               <w:right w:w="100" w:type="dxa"/>
             </w:tcMar>
-            <w:shd w:fill="F2F5F7"/>
+            <w:shd w:fill="FFFFFF"/>
           </w:tcPr>
           <w:p>
             <w:pPr>
@@ -11205,7 +10749,7 @@
                 <w:b w:val="0"/>
                 <w:sz w:val="18"/>
               </w:rPr>
-              <w:t>Across display bays and inside cages. Start display shelf tops near Y 0.8 and 1.3; higher shelves are scenery unless reach is verified. Reuse side by side.</w:t>
+              <w:t>One shallow shelf tray with a broad flat charcoal top, low 30 mm raised front lip, two stout triangular underside brackets and a straight rear mounting rail. Across display bays and inside cages. Start display shelf tops near Y 0.8 and 1.3; higher shelves are scenery unless reach is verified. Reuse side by side.</w:t>
               <w:br/>
               <w:t>Sockets every 0.25 m vertically; contiguous copies make wide heavy shelves. Countertop and cage floor also use this tray. Pivot rear edge centre. Keep a separate simple collision plane only where dropped gameplay items may rest.</w:t>
             </w:r>
@@ -11247,8 +10791,8 @@
       </w:tblPr>
       <w:tblGrid>
         <w:gridCol w:w="1944"/>
-        <w:gridCol w:w="3096"/>
-        <w:gridCol w:w="9360"/>
+        <w:gridCol w:w="3600"/>
+        <w:gridCol w:w="8856"/>
       </w:tblGrid>
       <w:tr>
         <w:trPr>
@@ -11268,19 +10812,15 @@
           </w:tcPr>
           <w:p>
             <w:pPr>
-              <w:spacing w:after="40" w:line="247" w:lineRule="auto"/>
-            </w:pPr>
-            <w:r>
-              <w:t>New object</w:t>
-            </w:r>
-            <w:r>
-              <w:rPr>
-                <w:rFonts w:ascii="Segoe UI" w:hAnsi="Segoe UI"/>
+              <w:spacing w:after="60"/>
+            </w:pPr>
+            <w:r>
+              <w:rPr>
                 <w:b/>
                 <w:color w:val="FFFFFF"/>
                 <w:sz w:val="19"/>
               </w:rPr>
-              <w:t>New asset</w:t>
+              <w:t>New object</w:t>
             </w:r>
           </w:p>
         </w:tc>
@@ -11298,19 +10838,15 @@
           </w:tcPr>
           <w:p>
             <w:pPr>
-              <w:spacing w:after="40" w:line="247" w:lineRule="auto"/>
-            </w:pPr>
-            <w:r>
-              <w:t>Specification and geometry</w:t>
-            </w:r>
-            <w:r>
-              <w:rPr>
-                <w:rFonts w:ascii="Segoe UI" w:hAnsi="Segoe UI"/>
+              <w:spacing w:after="60"/>
+            </w:pPr>
+            <w:r>
+              <w:rPr>
                 <w:b/>
                 <w:color w:val="FFFFFF"/>
                 <w:sz w:val="19"/>
               </w:rPr>
-              <w:t>Production specification</w:t>
+              <w:t>Specification and geometry</w:t>
             </w:r>
           </w:p>
         </w:tc>
@@ -11328,19 +10864,15 @@
           </w:tcPr>
           <w:p>
             <w:pPr>
-              <w:spacing w:after="40" w:line="247" w:lineRule="auto"/>
-            </w:pPr>
-            <w:r>
-              <w:t>Placement and assembly</w:t>
-            </w:r>
-            <w:r>
-              <w:rPr>
-                <w:rFonts w:ascii="Segoe UI" w:hAnsi="Segoe UI"/>
+              <w:spacing w:after="60"/>
+            </w:pPr>
+            <w:r>
+              <w:rPr>
                 <w:b/>
                 <w:color w:val="FFFFFF"/>
                 <w:sz w:val="19"/>
               </w:rPr>
-              <w:t>Complete generation prompt</w:t>
+              <w:t>Placement and assembly</w:t>
             </w:r>
           </w:p>
         </w:tc>
@@ -11398,8 +10930,6 @@
                 <w:sz w:val="18"/>
               </w:rPr>
               <w:t>Meshy AI: YES</w:t>
-              <w:br/>
-              <w:t>Image to 3D model</w:t>
               <w:br/>
               <w:t>0.5 × 0.35 × 1.0 m</w:t>
               <w:br/>
@@ -11408,17 +10938,6 @@
               <w:t>HIGH / REUSABLE PROP</w:t>
             </w:r>
           </w:p>
-          <w:p>
-            <w:pPr>
-              <w:spacing w:after="60"/>
-            </w:pPr>
-            <w:r>
-              <w:rPr>
-                <w:sz w:val="18"/>
-              </w:rPr>
-              <w:t>One empty vertical tank holder: a broad recessed backplate, two open semicircular padded retaining arms and a small bottom support cup.</w:t>
-            </w:r>
-          </w:p>
         </w:tc>
         <w:tc>
           <w:tcPr>
@@ -11441,7 +10960,7 @@
                 <w:b w:val="0"/>
                 <w:sz w:val="18"/>
               </w:rPr>
-              <w:t>On selected tank display bays beside consumables, open clamps facing customers. Fit actual tank geometry before fixing the mount heights.</w:t>
+              <w:t>One empty vertical tank holder: a broad recessed backplate, two open semicircular padded retaining arms and a small bottom support cup. On selected tank display bays beside consumables, open clamps facing customers. Fit actual tank geometry before fixing the mount heights.</w:t>
               <w:br/>
               <w:t>Attach to two display sockets; adapt arm spacing to existing air-tank bounds after import. Do not generate new tanks for display: instantiate catalogue visuals without pickup/network components. Cradle is static and noninteractive.</w:t>
             </w:r>
@@ -11462,7 +10981,7 @@
               <w:left w:w="100" w:type="dxa"/>
               <w:right w:w="100" w:type="dxa"/>
             </w:tcMar>
-            <w:shd w:fill="F2F5F7"/>
+            <w:shd w:fill="FFFFFF"/>
           </w:tcPr>
           <w:p>
             <w:pPr>
@@ -11489,7 +11008,7 @@
               <w:left w:w="100" w:type="dxa"/>
               <w:right w:w="100" w:type="dxa"/>
             </w:tcMar>
-            <w:shd w:fill="F2F5F7"/>
+            <w:shd w:fill="FFFFFF"/>
           </w:tcPr>
           <w:p>
             <w:pPr>
@@ -11501,8 +11020,6 @@
                 <w:sz w:val="18"/>
               </w:rPr>
               <w:t>Meshy AI: YES</w:t>
-              <w:br/>
-              <w:t>Image to 3D model</w:t>
               <w:br/>
               <w:t>1.0 × 1.0 × 0.8 m</w:t>
               <w:br/>
@@ -11511,17 +11028,6 @@
               <w:t>MEDIUM / REUSABLE PROP</w:t>
             </w:r>
           </w:p>
-          <w:p>
-            <w:pPr>
-              <w:spacing w:after="60"/>
-            </w:pPr>
-            <w:r>
-              <w:rPr>
-                <w:sz w:val="18"/>
-              </w:rPr>
-              <w:t>One squat square display pedestal with a flat reinforced top, chamfered armoured corners, two recessed lifting sockets and a blank narrow front label recess.</w:t>
-            </w:r>
-          </w:p>
         </w:tc>
         <w:tc>
           <w:tcPr>
@@ -11533,7 +11039,7 @@
               <w:left w:w="100" w:type="dxa"/>
               <w:right w:w="100" w:type="dxa"/>
             </w:tcMar>
-            <w:shd w:fill="F2F5F7"/>
+            <w:shd w:fill="FFFFFF"/>
           </w:tcPr>
           <w:p>
             <w:pPr>
@@ -11544,7 +11050,7 @@
                 <w:b w:val="0"/>
                 <w:sz w:val="18"/>
               </w:rPr>
-              <w:t>Inside the depot next to display walls, clear of the 2.5 m aisle. Use four distinct display positions rather than an obstacle row at the entrance.</w:t>
+              <w:t>One squat square display pedestal with a flat reinforced top, chamfered armoured corners, two recessed lifting sockets and a blank narrow front label recess. Inside the depot next to display walls, clear of the 2.5 m aisle. Use four distinct display positions rather than an obstacle row at the entrance.</w:t>
               <w:br/>
               <w:t>A reusable heavy-item base and workshop support. Pivot bottom centre. Plain box collider if needed. CarPanel or editable label fits the front recess. Shelves and pedestals share paint materials.</w:t>
             </w:r>
@@ -11604,8 +11110,6 @@
                 <w:sz w:val="18"/>
               </w:rPr>
               <w:t>Meshy AI: YES</w:t>
-              <w:br/>
-              <w:t>Image to 3D model</w:t>
               <w:br/>
               <w:t>1.0 × 0.08 × 2.0 m</w:t>
               <w:br/>
@@ -11614,17 +11118,6 @@
               <w:t>HIGH / MODULAR</w:t>
             </w:r>
           </w:p>
-          <w:p>
-            <w:pPr>
-              <w:spacing w:after="60"/>
-            </w:pPr>
-            <w:r>
-              <w:rPr>
-                <w:sz w:val="18"/>
-              </w:rPr>
-              <w:t>One rectangular industrial storage-cage wall: heavy square charcoal frame enclosing widely spaced rigid vertical bars and two broad horizontal reinforcing straps.</w:t>
-            </w:r>
-          </w:p>
         </w:tc>
         <w:tc>
           <w:tcPr>
@@ -11647,7 +11140,7 @@
                 <w:b w:val="0"/>
                 <w:sz w:val="18"/>
               </w:rPr>
-              <w:t>Depot service corner and east equipment storage. Assemble cages outside the pickup pad and main aisle; any decorative door must not block a route.</w:t>
+              <w:t>One rectangular industrial storage-cage wall: heavy square charcoal frame enclosing widely spaced rigid vertical bars and two broad horizontal reinforcing straps. Depot service corner and east equipment storage. Assemble cages outside the pickup pad and main aisle; any decorative door must not block a route.</w:t>
               <w:br/>
               <w:t>Four sides plus Shelf copies make bottle cages; one hinged copy can be a decorative door. Support hinges/pivots externally. A 1 m panel is also a shop partition. Bar gaps decorative; use simple collision only at blocked areas.</w:t>
             </w:r>
@@ -11668,7 +11161,7 @@
               <w:left w:w="100" w:type="dxa"/>
               <w:right w:w="100" w:type="dxa"/>
             </w:tcMar>
-            <w:shd w:fill="F2F5F7"/>
+            <w:shd w:fill="FFFFFF"/>
           </w:tcPr>
           <w:p>
             <w:pPr>
@@ -11695,7 +11188,7 @@
               <w:left w:w="100" w:type="dxa"/>
               <w:right w:w="100" w:type="dxa"/>
             </w:tcMar>
-            <w:shd w:fill="F2F5F7"/>
+            <w:shd w:fill="FFFFFF"/>
           </w:tcPr>
           <w:p>
             <w:pPr>
@@ -11707,8 +11200,6 @@
                 <w:sz w:val="18"/>
               </w:rPr>
               <w:t>Meshy AI: YES</w:t>
-              <w:br/>
-              <w:t>Image to 3D model</w:t>
               <w:br/>
               <w:t>2.0 × 0.8 × 1.0 m</w:t>
               <w:br/>
@@ -11717,17 +11208,6 @@
               <w:t>HIGH / REUSABLE PROP</w:t>
             </w:r>
           </w:p>
-          <w:p>
-            <w:pPr>
-              <w:spacing w:after="60"/>
-            </w:pPr>
-            <w:r>
-              <w:rPr>
-                <w:sz w:val="18"/>
-              </w:rPr>
-              <w:t>One low industrial counter with a continuous dark composite worktop, two blank armoured cabinet doors, thick corner bumpers, recessed handles and an inset kick space.</w:t>
-            </w:r>
-          </w:p>
         </w:tc>
         <w:tc>
           <w:tcPr>
@@ -11739,7 +11219,7 @@
               <w:left w:w="100" w:type="dxa"/>
               <w:right w:w="100" w:type="dxa"/>
             </w:tcMar>
-            <w:shd w:fill="F2F5F7"/>
+            <w:shd w:fill="FFFFFF"/>
           </w:tcPr>
           <w:p>
             <w:pPr>
@@ -11750,7 +11230,7 @@
                 <w:b w:val="0"/>
                 <w:sz w:val="18"/>
               </w:rPr>
-              <w:t>Intake area X 14 to 22, Z 12 to 18, and one depot packing/repair corner. Do not run counters continuously across the physical purchase wall.</w:t>
+              <w:t>One low industrial counter with a continuous dark composite worktop, two blank armoured cabinet doors, thick corner bumpers, recessed handles and an inset kick space. Intake area X 14 to 22, Z 12 to 18, and one depot packing/repair corner. Do not run counters continuously across the physical purchase wall.</w:t>
               <w:br/>
               <w:t>Reuse for intake counter, packing and repair bench. Keep the purchase wall directly accessible; no counter blocking every display. Doors static in this pass. Pivot bottom centre. Existing Toolbox, Pipes and Table supply workshop dressing.</w:t>
             </w:r>
@@ -11792,8 +11272,8 @@
       </w:tblPr>
       <w:tblGrid>
         <w:gridCol w:w="1944"/>
-        <w:gridCol w:w="3096"/>
-        <w:gridCol w:w="9360"/>
+        <w:gridCol w:w="3600"/>
+        <w:gridCol w:w="8856"/>
       </w:tblGrid>
       <w:tr>
         <w:trPr>
@@ -11813,19 +11293,15 @@
           </w:tcPr>
           <w:p>
             <w:pPr>
-              <w:spacing w:after="40" w:line="247" w:lineRule="auto"/>
-            </w:pPr>
-            <w:r>
-              <w:t>New object</w:t>
-            </w:r>
-            <w:r>
-              <w:rPr>
-                <w:rFonts w:ascii="Segoe UI" w:hAnsi="Segoe UI"/>
+              <w:spacing w:after="60"/>
+            </w:pPr>
+            <w:r>
+              <w:rPr>
                 <w:b/>
                 <w:color w:val="FFFFFF"/>
                 <w:sz w:val="19"/>
               </w:rPr>
-              <w:t>New asset</w:t>
+              <w:t>New object</w:t>
             </w:r>
           </w:p>
         </w:tc>
@@ -11843,19 +11319,15 @@
           </w:tcPr>
           <w:p>
             <w:pPr>
-              <w:spacing w:after="40" w:line="247" w:lineRule="auto"/>
-            </w:pPr>
-            <w:r>
-              <w:t>Specification and geometry</w:t>
-            </w:r>
-            <w:r>
-              <w:rPr>
-                <w:rFonts w:ascii="Segoe UI" w:hAnsi="Segoe UI"/>
+              <w:spacing w:after="60"/>
+            </w:pPr>
+            <w:r>
+              <w:rPr>
                 <w:b/>
                 <w:color w:val="FFFFFF"/>
                 <w:sz w:val="19"/>
               </w:rPr>
-              <w:t>Production specification</w:t>
+              <w:t>Specification and geometry</w:t>
             </w:r>
           </w:p>
         </w:tc>
@@ -11873,19 +11345,15 @@
           </w:tcPr>
           <w:p>
             <w:pPr>
-              <w:spacing w:after="40" w:line="247" w:lineRule="auto"/>
-            </w:pPr>
-            <w:r>
-              <w:t>Placement and assembly</w:t>
-            </w:r>
-            <w:r>
-              <w:rPr>
-                <w:rFonts w:ascii="Segoe UI" w:hAnsi="Segoe UI"/>
+              <w:spacing w:after="60"/>
+            </w:pPr>
+            <w:r>
+              <w:rPr>
                 <w:b/>
                 <w:color w:val="FFFFFF"/>
                 <w:sz w:val="19"/>
               </w:rPr>
-              <w:t>Complete generation prompt</w:t>
+              <w:t>Placement and assembly</w:t>
             </w:r>
           </w:p>
         </w:tc>
@@ -11943,8 +11411,6 @@
                 <w:sz w:val="18"/>
               </w:rPr>
               <w:t>Meshy AI: YES</w:t>
-              <w:br/>
-              <w:t>Image to 3D model</w:t>
               <w:br/>
               <w:t>2.0 × 2.0 × 3.0 m</w:t>
               <w:br/>
@@ -11953,17 +11419,6 @@
               <w:t>CRITICAL / GAMEPLAY</w:t>
             </w:r>
           </w:p>
-          <w:p>
-            <w:pPr>
-              <w:spacing w:after="60"/>
-            </w:pPr>
-            <w:r>
-              <w:rPr>
-                <w:sz w:val="18"/>
-              </w:rPr>
-              <w:t>One retrofitted industrial gravity-delivery chute: bulky upper feed housing, wide open sloping channel with low side walls, and a low rectangular discharge mouth.</w:t>
-            </w:r>
-          </w:p>
         </w:tc>
         <w:tc>
           <w:tcPr>
@@ -11986,7 +11441,7 @@
                 <w:b w:val="0"/>
                 <w:sz w:val="18"/>
               </w:rPr>
-              <w:t>At the depot east service edge near X 8, Z 14. Face discharge south onto the receiving pad X 8 to 12, Z 10 to 14; keep chute shell outside that clear pad.</w:t>
+              <w:t>One retrofitted industrial gravity-delivery chute: bulky upper feed housing, wide open sloping channel with low side walls, and a low rectangular discharge mouth. At the depot east service edge near X 8, Z 14. Face discharge south onto the receiving pad X 8 to 12, Z 10 to 14; keep chute shell outside that clear pad.</w:t>
               <w:br/>
               <w:t>Place beside depot front at ground level. Reserve 4 × 4 m receiving pad outside mouth. Chute shell static; delivery marker and item spawning remain game-owned. Exact channel clearance must exceed largest current purchasable item; test before final baking.</w:t>
             </w:r>
@@ -12007,7 +11462,7 @@
               <w:left w:w="100" w:type="dxa"/>
               <w:right w:w="100" w:type="dxa"/>
             </w:tcMar>
-            <w:shd w:fill="F2F5F7"/>
+            <w:shd w:fill="FFFFFF"/>
           </w:tcPr>
           <w:p>
             <w:pPr>
@@ -12034,7 +11489,7 @@
               <w:left w:w="100" w:type="dxa"/>
               <w:right w:w="100" w:type="dxa"/>
             </w:tcMar>
-            <w:shd w:fill="F2F5F7"/>
+            <w:shd w:fill="FFFFFF"/>
           </w:tcPr>
           <w:p>
             <w:pPr>
@@ -12046,8 +11501,6 @@
                 <w:sz w:val="18"/>
               </w:rPr>
               <w:t>Meshy AI: YES</w:t>
-              <w:br/>
-              <w:t>Image to 3D model</w:t>
               <w:br/>
               <w:t>2.0 × 1.5 × 1.1 m</w:t>
               <w:br/>
@@ -12056,17 +11509,6 @@
               <w:t>HIGH / GAMEPLAY</w:t>
             </w:r>
           </w:p>
-          <w:p>
-            <w:pPr>
-              <w:spacing w:after="60"/>
-            </w:pPr>
-            <w:r>
-              <w:rPr>
-                <w:sz w:val="18"/>
-              </w:rPr>
-              <w:t>One low salvage receiving hopper with a broad open top, sloping inner plates, thick padded rim, front blank scanner recess and reinforced load-cell feet.</w:t>
-            </w:r>
-          </w:p>
         </w:tc>
         <w:tc>
           <w:tcPr>
@@ -12078,7 +11520,7 @@
               <w:left w:w="100" w:type="dxa"/>
               <w:right w:w="100" w:type="dxa"/>
             </w:tcMar>
-            <w:shd w:fill="F2F5F7"/>
+            <w:shd w:fill="FFFFFF"/>
           </w:tcPr>
           <w:p>
             <w:pPr>
@@ -12089,7 +11531,7 @@
                 <w:b w:val="0"/>
                 <w:sz w:val="18"/>
               </w:rPr>
-              <w:t>Beside the intake console in its 8 × 6 m zone, below the quota display. Leave room to stand in front of the console; hopper is visual in this pass.</w:t>
+              <w:t>One low salvage receiving hopper with a broad open top, sloping inner plates, thick padded rim, front blank scanner recess and reinforced load-cell feet. Beside the intake console in its 8 × 6 m zone, below the quota display. Leave room to stand in front of the console; hopper is visual in this pass.</w:t>
               <w:br/>
               <w:t>Visual landmark beside the existing sell console. Selling still reads ship storage; this prop must not imply a newly implemented physical deposit rule. Editable sign explains source. Reserve a future trigger socket but add no new selling behaviour in the art pass.</w:t>
             </w:r>
@@ -12149,8 +11591,6 @@
                 <w:sz w:val="18"/>
               </w:rPr>
               <w:t>Meshy AI: YES</w:t>
-              <w:br/>
-              <w:t>Image to 3D model</w:t>
               <w:br/>
               <w:t>4.0 × 0.6 × 3.0 m</w:t>
               <w:br/>
@@ -12159,17 +11599,6 @@
               <w:t>CRITICAL / GAMEPLAY</w:t>
             </w:r>
           </w:p>
-          <w:p>
-            <w:pPr>
-              <w:spacing w:after="60"/>
-            </w:pPr>
-            <w:r>
-              <w:rPr>
-                <w:sz w:val="18"/>
-              </w:rPr>
-              <w:t>One open arrival arch with two heavy square feet, armoured side posts and a broad blank overhead sign recess.</w:t>
-            </w:r>
-          </w:p>
         </w:tc>
         <w:tc>
           <w:tcPr>
@@ -12192,7 +11621,7 @@
                 <w:b w:val="0"/>
                 <w:sz w:val="18"/>
               </w:rPr>
-              <w:t>Along the back of the arrival pad X -14 to -8, Z -16 to -12. Face the arch and spawn view toward the shop; keep posts outside the four spawn clearances.</w:t>
+              <w:t>One open arrival arch with two heavy square feet, armoured side posts and a broad blank overhead sign recess. Along the back of the arrival pad X -14 to -8, Z -16 to -12. Face the arch and spawn view toward the shop; keep posts outside the four spawn clearances.</w:t>
               <w:br/>
               <w:t>Frames a 6 × 4 m four-player arrival area, not a save console or sci-fi teleport effect. Place four spawn markers in a 2 × 2 arrangement at 1.5 m spacing, clear of posts. Mount reused CarPanel for existing colour choices.</w:t>
             </w:r>
@@ -12213,7 +11642,7 @@
               <w:left w:w="100" w:type="dxa"/>
               <w:right w:w="100" w:type="dxa"/>
             </w:tcMar>
-            <w:shd w:fill="F2F5F7"/>
+            <w:shd w:fill="FFFFFF"/>
           </w:tcPr>
           <w:p>
             <w:pPr>
@@ -12240,7 +11669,7 @@
               <w:left w:w="100" w:type="dxa"/>
               <w:right w:w="100" w:type="dxa"/>
             </w:tcMar>
-            <w:shd w:fill="F2F5F7"/>
+            <w:shd w:fill="FFFFFF"/>
           </w:tcPr>
           <w:p>
             <w:pPr>
@@ -12252,8 +11681,6 @@
                 <w:sz w:val="18"/>
               </w:rPr>
               <w:t>Meshy AI: YES</w:t>
-              <w:br/>
-              <w:t>Image to 3D model</w:t>
               <w:br/>
               <w:t>2.0 × 1.8 × 3.8 m</w:t>
               <w:br/>
@@ -12262,17 +11689,6 @@
               <w:t>HIGH / GAMEPLAY</w:t>
             </w:r>
           </w:p>
-          <w:p>
-            <w:pPr>
-              <w:spacing w:after="60"/>
-            </w:pPr>
-            <w:r>
-              <w:rPr>
-                <w:sz w:val="18"/>
-              </w:rPr>
-              <w:t>One industrial basketball goal: heavy floor base and cantilever post, rectangular 1.8 × 1.05 m backboard with a blank score-display recess above, and one circular orange rim.</w:t>
-            </w:r>
-          </w:p>
         </w:tc>
         <w:tc>
           <w:tcPr>
@@ -12284,7 +11700,7 @@
               <w:left w:w="100" w:type="dxa"/>
               <w:right w:w="100" w:type="dxa"/>
             </w:tcMar>
-            <w:shd w:fill="F2F5F7"/>
+            <w:shd w:fill="FFFFFF"/>
           </w:tcPr>
           <w:p>
             <w:pPr>
@@ -12295,7 +11711,7 @@
                 <w:b w:val="0"/>
                 <w:sz w:val="18"/>
               </w:rPr>
-              <w:t>At opposite X ends of the court, facing each other along its long axis. Place support bases beyond end lines and align both rim centres with Z -2. Final rim centres follow the existing scoring components.</w:t>
+              <w:t>One industrial basketball goal: heavy floor base and cantilever post, rectangular 1.8 × 1.05 m backboard with a blank score-display recess above, and one circular orange rim. At opposite X ends of the court, facing each other along its long axis. Place support bases beyond end lines and align both rim centres with Z -2. Final rim centres follow the existing scoring components.</w:t>
               <w:br/>
               <w:t>Existing scoring and rim collider geometry stays authoritative. Align the mesh to those components, recut the rim if generation warps it. Two hoops face one another along the 20 m court axis. Score text separate. A simple net may be added later, not required for this kit.</w:t>
             </w:r>
@@ -12337,8 +11753,8 @@
       </w:tblPr>
       <w:tblGrid>
         <w:gridCol w:w="1944"/>
-        <w:gridCol w:w="3096"/>
-        <w:gridCol w:w="9360"/>
+        <w:gridCol w:w="3600"/>
+        <w:gridCol w:w="8856"/>
       </w:tblGrid>
       <w:tr>
         <w:trPr>
@@ -12358,19 +11774,15 @@
           </w:tcPr>
           <w:p>
             <w:pPr>
-              <w:spacing w:after="40" w:line="247" w:lineRule="auto"/>
-            </w:pPr>
-            <w:r>
-              <w:t>New object</w:t>
-            </w:r>
-            <w:r>
-              <w:rPr>
-                <w:rFonts w:ascii="Segoe UI" w:hAnsi="Segoe UI"/>
+              <w:spacing w:after="60"/>
+            </w:pPr>
+            <w:r>
+              <w:rPr>
                 <w:b/>
                 <w:color w:val="FFFFFF"/>
                 <w:sz w:val="19"/>
               </w:rPr>
-              <w:t>New asset</w:t>
+              <w:t>New object</w:t>
             </w:r>
           </w:p>
         </w:tc>
@@ -12388,19 +11800,15 @@
           </w:tcPr>
           <w:p>
             <w:pPr>
-              <w:spacing w:after="40" w:line="247" w:lineRule="auto"/>
-            </w:pPr>
-            <w:r>
-              <w:t>Specification and geometry</w:t>
-            </w:r>
-            <w:r>
-              <w:rPr>
-                <w:rFonts w:ascii="Segoe UI" w:hAnsi="Segoe UI"/>
+              <w:spacing w:after="60"/>
+            </w:pPr>
+            <w:r>
+              <w:rPr>
                 <w:b/>
                 <w:color w:val="FFFFFF"/>
                 <w:sz w:val="19"/>
               </w:rPr>
-              <w:t>Production specification</w:t>
+              <w:t>Specification and geometry</w:t>
             </w:r>
           </w:p>
         </w:tc>
@@ -12418,19 +11826,15 @@
           </w:tcPr>
           <w:p>
             <w:pPr>
-              <w:spacing w:after="40" w:line="247" w:lineRule="auto"/>
-            </w:pPr>
-            <w:r>
-              <w:t>Placement and assembly</w:t>
-            </w:r>
-            <w:r>
-              <w:rPr>
-                <w:rFonts w:ascii="Segoe UI" w:hAnsi="Segoe UI"/>
+              <w:spacing w:after="60"/>
+            </w:pPr>
+            <w:r>
+              <w:rPr>
                 <w:b/>
                 <w:color w:val="FFFFFF"/>
                 <w:sz w:val="19"/>
               </w:rPr>
-              <w:t>Complete generation prompt</w:t>
+              <w:t>Placement and assembly</w:t>
             </w:r>
           </w:p>
         </w:tc>
@@ -12488,8 +11892,6 @@
                 <w:sz w:val="18"/>
               </w:rPr>
               <w:t>Meshy AI: YES</w:t>
-              <w:br/>
-              <w:t>Image to 3D model</w:t>
               <w:br/>
               <w:t>2.0 × 0.12 × 3.0 m</w:t>
               <w:br/>
@@ -12498,17 +11900,6 @@
               <w:t>HIGH / MODULAR</w:t>
             </w:r>
           </w:p>
-          <w:p>
-            <w:pPr>
-              <w:spacing w:after="60"/>
-            </w:pPr>
-            <w:r>
-              <w:rPr>
-                <w:sz w:val="18"/>
-              </w:rPr>
-              <w:t>One rectangular basketball backstop panel with two thick charcoal posts, broad top and bottom rails, and a sparse welded square grid of stout dark bars.</w:t>
-            </w:r>
-          </w:p>
         </w:tc>
         <w:tc>
           <w:tcPr>
@@ -12531,7 +11922,7 @@
                 <w:b w:val="0"/>
                 <w:sz w:val="18"/>
               </w:rPr>
-              <w:t>Outside the court runoff bounds X -20 to 4, Z -10 to 6, especially behind the hoops. Leave two 2 m side entrances. Keep bench and fence supports outside player runout.</w:t>
+              <w:t>One rectangular basketball backstop panel with two thick charcoal posts, broad top and bottom rails, and a sparse welded square grid of stout dark bars. Outside the court runoff bounds X -20 to 4, Z -10 to 6, especially behind the hoops. Leave two 2 m side entrances. Keep bench and fence supports outside player runout.</w:t>
               <w:br/>
               <w:t>Prioritize behind both hoops; keep 2 m gate openings at side entries. Pivot bottom left. Keep fence outside court runoff. Simplified collider stops balls; players must not snag on individual bars. Decorative micro-mesh is unnecessary.</w:t>
             </w:r>
@@ -12552,7 +11943,7 @@
               <w:left w:w="100" w:type="dxa"/>
               <w:right w:w="100" w:type="dxa"/>
             </w:tcMar>
-            <w:shd w:fill="F2F5F7"/>
+            <w:shd w:fill="FFFFFF"/>
           </w:tcPr>
           <w:p>
             <w:pPr>
@@ -12579,7 +11970,7 @@
               <w:left w:w="100" w:type="dxa"/>
               <w:right w:w="100" w:type="dxa"/>
             </w:tcMar>
-            <w:shd w:fill="F2F5F7"/>
+            <w:shd w:fill="FFFFFF"/>
           </w:tcPr>
           <w:p>
             <w:pPr>
@@ -12591,8 +11982,6 @@
                 <w:sz w:val="18"/>
               </w:rPr>
               <w:t>Meshy AI: YES</w:t>
-              <w:br/>
-              <w:t>Image to 3D model</w:t>
               <w:br/>
               <w:t>1.0 × 0.5 × 1.5 m</w:t>
               <w:br/>
@@ -12601,17 +11990,6 @@
               <w:t>HIGH / REUSABLE PROP</w:t>
             </w:r>
           </w:p>
-          <w:p>
-            <w:pPr>
-              <w:spacing w:after="60"/>
-            </w:pPr>
-            <w:r>
-              <w:rPr>
-                <w:sz w:val="18"/>
-              </w:rPr>
-              <w:t>One vertical marine impact bumper: three thick rounded rectangular black rubber ribs fixed to a broad charcoal alloy backing plate, with two massive clamp shoes and one small worn orange plate.</w:t>
-            </w:r>
-          </w:p>
         </w:tc>
         <w:tc>
           <w:tcPr>
@@ -12623,7 +12001,7 @@
               <w:left w:w="100" w:type="dxa"/>
               <w:right w:w="100" w:type="dxa"/>
             </w:tcMar>
-            <w:shd w:fill="F2F5F7"/>
+            <w:shd w:fill="FFFFFF"/>
           </w:tcPr>
           <w:p>
             <w:pPr>
@@ -12634,7 +12012,7 @@
                 <w:b w:val="0"/>
                 <w:sz w:val="18"/>
               </w:rPr>
-              <w:t>Below the west bridge landing edge and at selected mooring points. Orient rubber toward the ship; keep the whole bumper clear of its departure sweep.</w:t>
+              <w:t>One vertical marine impact bumper: three thick rounded rectangular black rubber ribs fixed to a broad charcoal alloy backing plate, with two massive clamp shoes and one small worn orange plate. Below the west bridge landing edge and at selected mooring points. Orient rubber toward the ship; keep the whole bumper clear of its departure sweep.</w:t>
               <w:br/>
               <w:t>Mount below bridge landing edge, outside boarding path and sailing sweep. Pivot backing centre. Repeated copies protect mooring points. No physics joint to the ship; this is stationary HQ dressing.</w:t>
             </w:r>
@@ -12694,8 +12072,6 @@
                 <w:sz w:val="18"/>
               </w:rPr>
               <w:t>Meshy AI: YES</w:t>
-              <w:br/>
-              <w:t>Image to 3D model</w:t>
               <w:br/>
               <w:t>1.0 × 0.6 × 2.0 m</w:t>
               <w:br/>
@@ -12704,17 +12080,6 @@
               <w:t>MEDIUM / REUSABLE PROP</w:t>
             </w:r>
           </w:p>
-          <w:p>
-            <w:pPr>
-              <w:spacing w:after="60"/>
-            </w:pPr>
-            <w:r>
-              <w:rPr>
-                <w:sz w:val="18"/>
-              </w:rPr>
-              <w:t>One upright sealed service cabinet with two stacked broad doors, recessed latches, a small blank gauge inset, wide cooling slots low down and a thick base plinth.</w:t>
-            </w:r>
-          </w:p>
         </w:tc>
         <w:tc>
           <w:tcPr>
@@ -12737,7 +12102,7 @@
                 <w:b w:val="0"/>
                 <w:sz w:val="18"/>
               </w:rPr>
-              <w:t>Against depot back/side walls and in east loading service corners. Pair selected cabinets with existing Pipes; leave arrival, pickup and through-routes unobstructed.</w:t>
+              <w:t>One upright sealed service cabinet with two stacked broad doors, recessed latches, a small blank gauge inset, wide cooling slots low down and a thick base plinth. Against depot back/side walls and in east loading service corners. Pair selected cabinets with existing Pipes; leave arrival, pickup and through-routes unobstructed.</w:t>
               <w:br/>
               <w:t>Combine with existing Pipes for generator/ventilation scenery, or display shelves for worker lockers; no additional unique machine promised. Wall junction boxes can use smaller copies. Pivot bottom centre; doors remain static. Keep power cabinets away from spawn clearance.</w:t>
             </w:r>
@@ -12758,7 +12123,7 @@
               <w:left w:w="100" w:type="dxa"/>
               <w:right w:w="100" w:type="dxa"/>
             </w:tcMar>
-            <w:shd w:fill="F2F5F7"/>
+            <w:shd w:fill="FFFFFF"/>
           </w:tcPr>
           <w:p>
             <w:pPr>
@@ -12785,7 +12150,7 @@
               <w:left w:w="100" w:type="dxa"/>
               <w:right w:w="100" w:type="dxa"/>
             </w:tcMar>
-            <w:shd w:fill="F2F5F7"/>
+            <w:shd w:fill="FFFFFF"/>
           </w:tcPr>
           <w:p>
             <w:pPr>
@@ -12797,8 +12162,6 @@
                 <w:sz w:val="18"/>
               </w:rPr>
               <w:t>Meshy AI: YES</w:t>
-              <w:br/>
-              <w:t>Image to 3D model</w:t>
               <w:br/>
               <w:t>1.2 × 1.0 × 0.16 m</w:t>
               <w:br/>
@@ -12807,17 +12170,6 @@
               <w:t>MEDIUM / REUSABLE PROP</w:t>
             </w:r>
           </w:p>
-          <w:p>
-            <w:pPr>
-              <w:spacing w:after="60"/>
-            </w:pPr>
-            <w:r>
-              <w:rPr>
-                <w:sz w:val="18"/>
-              </w:rPr>
-              <w:t>One low cargo pallet moulded from charcoal composite with thick top slats, three wide support runners, clear fork openings on two opposing sides and four bevelled reinforced corners.</w:t>
-            </w:r>
-          </w:p>
         </w:tc>
         <w:tc>
           <w:tcPr>
@@ -12829,7 +12181,7 @@
               <w:left w:w="100" w:type="dxa"/>
               <w:right w:w="100" w:type="dxa"/>
             </w:tcMar>
-            <w:shd w:fill="F2F5F7"/>
+            <w:shd w:fill="FFFFFF"/>
           </w:tcPr>
           <w:p>
             <w:pPr>
@@ -12840,7 +12192,7 @@
                 <w:b w:val="0"/>
                 <w:sz w:val="18"/>
               </w:rPr>
-              <w:t>Under cargo groups in east loading and beside the packing corner. Stay outside the 4 × 4 m receiving pad and 3 m approaches. Stack only where the pile remains stable scenery.</w:t>
+              <w:t>One low cargo pallet moulded from charcoal composite with thick top slats, three wide support runners, clear fork openings on two opposing sides and four bevelled reinforced corners. Under cargo groups in east loading and beside the packing corner. Stay outside the 4 × 4 m receiving pad and 3 m approaches. Stack only where the pile remains stable scenery.</w:t>
               <w:br/>
               <w:t>Stack crates/barrels on it; rotate duplicates for variety. Pivot bottom centre. Use a box collider on accessible stacks. Keep cargo outside travel lanes. Scraps come from rotated spare WallPanel and Girder copies, not a new scrap-pile asset.</w:t>
             </w:r>
